--- a/5-人员管理/流程制度规范类文件/050108-人员入离职管理制度.docx
+++ b/5-人员管理/流程制度规范类文件/050108-人员入离职管理制度.docx
@@ -1,14 +1,13 @@
 
 <file path=word/document.xml><?xml version="1.0" encoding="utf-8"?>
-<w:document xmlns:wpc="http://schemas.microsoft.com/office/word/2010/wordprocessingCanvas" xmlns:mc="http://schemas.openxmlformats.org/markup-compatibility/2006" xmlns:o="urn:schemas-microsoft-com:office:office" xmlns:r="http://schemas.openxmlformats.org/officeDocument/2006/relationships" xmlns:m="http://schemas.openxmlformats.org/officeDocument/2006/math" xmlns:v="urn:schemas-microsoft-com:vml" xmlns:wp14="http://schemas.microsoft.com/office/word/2010/wordprocessingDrawing" xmlns:wp="http://schemas.openxmlformats.org/drawingml/2006/wordprocessingDrawing" xmlns:w10="urn:schemas-microsoft-com:office:word" xmlns:w="http://schemas.openxmlformats.org/wordprocessingml/2006/main" xmlns:w14="http://schemas.microsoft.com/office/word/2010/wordml" xmlns:w15="http://schemas.microsoft.com/office/word/2012/wordml" xmlns:wne="http://schemas.microsoft.com/office/word/2006/wordml" xmlns:wpg="http://schemas.microsoft.com/office/word/2010/wordprocessingGroup" xmlns:wpi="http://schemas.microsoft.com/office/word/2010/wordprocessingInk" xmlns:wps="http://schemas.microsoft.com/office/word/2010/wordprocessingShape" mc:Ignorable="w14 w15 wp14">
-  <!-- Generated by Aspose.Words for .NET 13.3.0.1 -->
+<w:document xmlns:wpc="http://schemas.microsoft.com/office/word/2010/wordprocessingCanvas" xmlns:mc="http://schemas.openxmlformats.org/markup-compatibility/2006" xmlns:o="urn:schemas-microsoft-com:office:office" xmlns:r="http://schemas.openxmlformats.org/officeDocument/2006/relationships" xmlns:m="http://schemas.openxmlformats.org/officeDocument/2006/math" xmlns:v="urn:schemas-microsoft-com:vml" xmlns:wp14="http://schemas.microsoft.com/office/word/2010/wordprocessingDrawing" xmlns:wp="http://schemas.openxmlformats.org/drawingml/2006/wordprocessingDrawing" xmlns:w="http://schemas.openxmlformats.org/wordprocessingml/2006/main" xmlns:w14="http://schemas.microsoft.com/office/word/2010/wordml" xmlns:w10="urn:schemas-microsoft-com:office:word" xmlns:w15="http://schemas.microsoft.com/office/word/2012/wordml" xmlns:wpg="http://schemas.microsoft.com/office/word/2010/wordprocessingGroup" xmlns:wpi="http://schemas.microsoft.com/office/word/2010/wordprocessingInk" xmlns:wne="http://schemas.microsoft.com/office/word/2006/wordml" xmlns:wps="http://schemas.microsoft.com/office/word/2010/wordprocessingShape" xmlns:wpsCustomData="http://www.wps.cn/officeDocument/2013/wpsCustomData" mc:Ignorable="w14 w15 wp14">
   <w:body>
     <w:p>
       <w:pPr>
         <w:spacing w:before="78" w:line="219" w:lineRule="auto"/>
         <w:ind w:left="25"/>
         <w:rPr>
-          <w:rFonts w:ascii="宋体" w:eastAsia="宋体" w:hAnsi="宋体" w:cs="宋体" w:hint="default"/>
+          <w:rFonts w:hint="default" w:ascii="宋体" w:hAnsi="宋体" w:eastAsia="宋体" w:cs="宋体"/>
           <w:sz w:val="24"/>
           <w:szCs w:val="24"/>
           <w:lang w:val="en-US" w:eastAsia="zh-CN"/>
@@ -16,7 +15,7 @@
       </w:pPr>
       <w:r>
         <w:rPr>
-          <w:rFonts w:ascii="宋体" w:eastAsia="宋体" w:hAnsi="宋体" w:cs="宋体"/>
+          <w:rFonts w:ascii="宋体" w:hAnsi="宋体" w:eastAsia="宋体" w:cs="宋体"/>
           <w:b/>
           <w:bCs/>
           <w:spacing w:val="-3"/>
@@ -27,7 +26,7 @@
       </w:r>
       <w:r>
         <w:rPr>
-          <w:rFonts w:ascii="宋体" w:eastAsia="宋体" w:hAnsi="宋体" w:cs="宋体" w:hint="eastAsia"/>
+          <w:rFonts w:hint="eastAsia" w:ascii="宋体" w:hAnsi="宋体" w:eastAsia="宋体" w:cs="宋体"/>
           <w:b/>
           <w:bCs/>
           <w:spacing w:val="-3"/>
@@ -39,7 +38,7 @@
       </w:r>
       <w:r>
         <w:rPr>
-          <w:rFonts w:ascii="宋体" w:eastAsia="宋体" w:hAnsi="宋体" w:cs="宋体"/>
+          <w:rFonts w:ascii="宋体" w:hAnsi="宋体" w:eastAsia="宋体" w:cs="宋体"/>
           <w:b/>
           <w:bCs/>
           <w:spacing w:val="-3"/>
@@ -50,7 +49,7 @@
       </w:r>
       <w:r>
         <w:rPr>
-          <w:rFonts w:ascii="宋体" w:eastAsia="宋体" w:hAnsi="宋体" w:cs="宋体" w:hint="eastAsia"/>
+          <w:rFonts w:hint="eastAsia" w:ascii="宋体" w:hAnsi="宋体" w:eastAsia="宋体" w:cs="宋体"/>
           <w:b/>
           <w:bCs/>
           <w:spacing w:val="-3"/>
@@ -62,7 +61,7 @@
       </w:r>
       <w:r>
         <w:rPr>
-          <w:rFonts w:ascii="宋体" w:hAnsi="宋体" w:cs="宋体" w:hint="eastAsia"/>
+          <w:rFonts w:hint="eastAsia" w:ascii="宋体" w:hAnsi="宋体" w:cs="宋体"/>
           <w:b/>
           <w:bCs/>
           <w:spacing w:val="-3"/>
@@ -92,14 +91,14 @@
         <w:ind w:left="23"/>
         <w:textAlignment w:val="auto"/>
         <w:rPr>
-          <w:rFonts w:ascii="宋体" w:eastAsia="宋体" w:hAnsi="宋体" w:cs="宋体"/>
+          <w:rFonts w:ascii="宋体" w:hAnsi="宋体" w:eastAsia="宋体" w:cs="宋体"/>
           <w:sz w:val="24"/>
           <w:szCs w:val="24"/>
         </w:rPr>
       </w:pPr>
       <w:r>
         <w:rPr>
-          <w:rFonts w:ascii="宋体" w:eastAsia="宋体" w:hAnsi="宋体" w:cs="宋体"/>
+          <w:rFonts w:ascii="宋体" w:hAnsi="宋体" w:eastAsia="宋体" w:cs="宋体"/>
           <w:b/>
           <w:bCs/>
           <w:spacing w:val="240"/>
@@ -111,7 +110,7 @@
       </w:r>
       <w:r>
         <w:rPr>
-          <w:rFonts w:ascii="宋体" w:eastAsia="宋体" w:hAnsi="宋体" w:cs="宋体"/>
+          <w:rFonts w:ascii="宋体" w:hAnsi="宋体" w:eastAsia="宋体" w:cs="宋体"/>
           <w:b/>
           <w:bCs/>
           <w:spacing w:val="0"/>
@@ -123,7 +122,7 @@
       </w:r>
       <w:r>
         <w:rPr>
-          <w:rFonts w:ascii="宋体" w:eastAsia="宋体" w:hAnsi="宋体" w:cs="宋体"/>
+          <w:rFonts w:ascii="宋体" w:hAnsi="宋体" w:eastAsia="宋体" w:cs="宋体"/>
           <w:b/>
           <w:bCs/>
           <w:spacing w:val="-5"/>
@@ -135,7 +134,7 @@
     </w:p>
     <w:p>
       <w:pPr>
-        <w:pStyle w:val="a"/>
+        <w:pStyle w:val="24"/>
         <w:bidi w:val="0"/>
       </w:pPr>
       <w:bookmarkStart w:id="0" w:name="_Toc19366"/>
@@ -150,7 +149,7 @@
     </w:p>
     <w:p>
       <w:pPr>
-        <w:pStyle w:val="a0"/>
+        <w:pStyle w:val="25"/>
         <w:bidi w:val="0"/>
         <w:rPr>
           <w:rFonts w:hint="default"/>
@@ -169,17 +168,18 @@
     </w:p>
     <w:tbl>
       <w:tblPr>
-        <w:tblStyle w:val="TableGrid"/>
+        <w:tblStyle w:val="21"/>
         <w:tblW w:w="0" w:type="auto"/>
         <w:tblInd w:w="2443" w:type="dxa"/>
         <w:tblBorders>
-          <w:top w:val="nil"/>
-          <w:left w:val="nil"/>
-          <w:bottom w:val="nil"/>
-          <w:right w:val="nil"/>
-          <w:insideH w:val="nil"/>
-          <w:insideV w:val="nil"/>
+          <w:top w:val="none" w:color="auto" w:sz="0" w:space="0"/>
+          <w:left w:val="none" w:color="auto" w:sz="0" w:space="0"/>
+          <w:bottom w:val="none" w:color="auto" w:sz="0" w:space="0"/>
+          <w:right w:val="none" w:color="auto" w:sz="0" w:space="0"/>
+          <w:insideH w:val="none" w:color="auto" w:sz="0" w:space="0"/>
+          <w:insideV w:val="none" w:color="auto" w:sz="0" w:space="0"/>
         </w:tblBorders>
+        <w:tblLayout w:type="autofit"/>
         <w:tblCellMar>
           <w:top w:w="0" w:type="dxa"/>
           <w:left w:w="108" w:type="dxa"/>
@@ -193,15 +193,13 @@
       </w:tblGrid>
       <w:tr>
         <w:tblPrEx>
-          <w:tblW w:w="0" w:type="auto"/>
-          <w:tblInd w:w="2443" w:type="dxa"/>
           <w:tblBorders>
-            <w:top w:val="nil"/>
-            <w:left w:val="nil"/>
-            <w:bottom w:val="nil"/>
-            <w:right w:val="nil"/>
-            <w:insideH w:val="nil"/>
-            <w:insideV w:val="nil"/>
+            <w:top w:val="none" w:color="auto" w:sz="0" w:space="0"/>
+            <w:left w:val="none" w:color="auto" w:sz="0" w:space="0"/>
+            <w:bottom w:val="none" w:color="auto" w:sz="0" w:space="0"/>
+            <w:right w:val="none" w:color="auto" w:sz="0" w:space="0"/>
+            <w:insideH w:val="none" w:color="auto" w:sz="0" w:space="0"/>
+            <w:insideV w:val="none" w:color="auto" w:sz="0" w:space="0"/>
           </w:tblBorders>
           <w:tblCellMar>
             <w:top w:w="0" w:type="dxa"/>
@@ -211,7 +209,7 @@
           </w:tblCellMar>
         </w:tblPrEx>
         <w:trPr>
-          <w:trHeight w:val="810"/>
+          <w:trHeight w:val="810" w:hRule="atLeast"/>
         </w:trPr>
         <w:tc>
           <w:tcPr>
@@ -241,7 +239,7 @@
             </w:r>
             <w:r>
               <w:rPr>
-                <w:rFonts w:asciiTheme="minorAscii" w:eastAsiaTheme="minorEastAsia" w:hAnsiTheme="minorAscii" w:hint="default"/>
+                <w:rFonts w:hint="default" w:asciiTheme="minorAscii" w:hAnsiTheme="minorAscii" w:eastAsiaTheme="minorEastAsia"/>
                 <w:spacing w:val="227"/>
                 <w:sz w:val="21"/>
                 <w:vertAlign w:val="baseline"/>
@@ -291,7 +289,7 @@
             </w:r>
             <w:r>
               <w:rPr>
-                <w:rFonts w:asciiTheme="minorAscii" w:eastAsiaTheme="minorEastAsia" w:hAnsiTheme="minorAscii" w:hint="eastAsia"/>
+                <w:rFonts w:hint="eastAsia" w:asciiTheme="minorAscii" w:hAnsiTheme="minorAscii" w:eastAsiaTheme="minorEastAsia"/>
                 <w:spacing w:val="227"/>
                 <w:sz w:val="21"/>
                 <w:vertAlign w:val="baseline"/>
@@ -313,8 +311,14 @@
       </w:tr>
       <w:tr>
         <w:tblPrEx>
-          <w:tblW w:w="0" w:type="auto"/>
-          <w:tblInd w:w="2443" w:type="dxa"/>
+          <w:tblBorders>
+            <w:top w:val="none" w:color="auto" w:sz="0" w:space="0"/>
+            <w:left w:val="none" w:color="auto" w:sz="0" w:space="0"/>
+            <w:bottom w:val="none" w:color="auto" w:sz="0" w:space="0"/>
+            <w:right w:val="none" w:color="auto" w:sz="0" w:space="0"/>
+            <w:insideH w:val="none" w:color="auto" w:sz="0" w:space="0"/>
+            <w:insideV w:val="none" w:color="auto" w:sz="0" w:space="0"/>
+          </w:tblBorders>
           <w:tblCellMar>
             <w:top w:w="0" w:type="dxa"/>
             <w:left w:w="108" w:type="dxa"/>
@@ -323,7 +327,7 @@
           </w:tblCellMar>
         </w:tblPrEx>
         <w:trPr>
-          <w:trHeight w:val="810"/>
+          <w:trHeight w:val="810" w:hRule="atLeast"/>
         </w:trPr>
         <w:tc>
           <w:tcPr>
@@ -339,7 +343,7 @@
               <w:overflowPunct/>
               <w:bidi w:val="0"/>
               <w:rPr>
-                <w:rFonts w:ascii="Arial" w:eastAsia="Arial" w:hAnsi="Arial" w:cs="Arial" w:hint="eastAsia"/>
+                <w:rFonts w:hint="eastAsia" w:ascii="Arial" w:hAnsi="Arial" w:eastAsia="Arial" w:cs="Arial"/>
                 <w:snapToGrid w:val="0"/>
                 <w:color w:val="000000"/>
                 <w:kern w:val="0"/>
@@ -359,7 +363,7 @@
             </w:r>
             <w:r>
               <w:rPr>
-                <w:rFonts w:asciiTheme="minorAscii" w:eastAsiaTheme="minorEastAsia" w:hAnsiTheme="minorAscii" w:hint="default"/>
+                <w:rFonts w:hint="default" w:asciiTheme="minorAscii" w:hAnsiTheme="minorAscii" w:eastAsiaTheme="minorEastAsia"/>
                 <w:spacing w:val="227"/>
                 <w:sz w:val="21"/>
                 <w:vertAlign w:val="baseline"/>
@@ -391,7 +395,7 @@
               <w:overflowPunct/>
               <w:bidi w:val="0"/>
               <w:rPr>
-                <w:rFonts w:ascii="Arial" w:eastAsia="Arial" w:hAnsi="Arial" w:cs="Arial" w:hint="eastAsia"/>
+                <w:rFonts w:hint="eastAsia" w:ascii="Arial" w:hAnsi="Arial" w:eastAsia="Arial" w:cs="Arial"/>
                 <w:snapToGrid w:val="0"/>
                 <w:color w:val="000000"/>
                 <w:kern w:val="0"/>
@@ -407,11 +411,21 @@
                 <w:vertAlign w:val="baseline"/>
                 <w:lang w:val="en-US" w:eastAsia="zh-CN"/>
               </w:rPr>
-              <w:t>编制时间</w:t>
+              <w:t>审核</w:t>
+            </w:r>
+            <w:bookmarkStart w:id="21" w:name="_GoBack"/>
+            <w:bookmarkEnd w:id="21"/>
+            <w:r>
+              <w:rPr>
+                <w:rFonts w:hint="eastAsia"/>
+                <w:vertAlign w:val="baseline"/>
+                <w:lang w:val="en-US" w:eastAsia="zh-CN"/>
+              </w:rPr>
+              <w:t>时间</w:t>
             </w:r>
             <w:r>
               <w:rPr>
-                <w:rFonts w:asciiTheme="minorAscii" w:eastAsiaTheme="minorEastAsia" w:hAnsiTheme="minorAscii" w:hint="eastAsia"/>
+                <w:rFonts w:hint="eastAsia" w:asciiTheme="minorAscii" w:hAnsiTheme="minorAscii" w:eastAsiaTheme="minorEastAsia"/>
                 <w:spacing w:val="227"/>
                 <w:sz w:val="21"/>
                 <w:vertAlign w:val="baseline"/>
@@ -433,8 +447,14 @@
       </w:tr>
       <w:tr>
         <w:tblPrEx>
-          <w:tblW w:w="0" w:type="auto"/>
-          <w:tblInd w:w="2443" w:type="dxa"/>
+          <w:tblBorders>
+            <w:top w:val="none" w:color="auto" w:sz="0" w:space="0"/>
+            <w:left w:val="none" w:color="auto" w:sz="0" w:space="0"/>
+            <w:bottom w:val="none" w:color="auto" w:sz="0" w:space="0"/>
+            <w:right w:val="none" w:color="auto" w:sz="0" w:space="0"/>
+            <w:insideH w:val="none" w:color="auto" w:sz="0" w:space="0"/>
+            <w:insideV w:val="none" w:color="auto" w:sz="0" w:space="0"/>
+          </w:tblBorders>
           <w:tblCellMar>
             <w:top w:w="0" w:type="dxa"/>
             <w:left w:w="108" w:type="dxa"/>
@@ -443,7 +463,7 @@
           </w:tblCellMar>
         </w:tblPrEx>
         <w:trPr>
-          <w:trHeight w:val="635"/>
+          <w:trHeight w:val="635" w:hRule="atLeast"/>
         </w:trPr>
         <w:tc>
           <w:tcPr>
@@ -473,7 +493,7 @@
             </w:r>
             <w:r>
               <w:rPr>
-                <w:rFonts w:asciiTheme="minorAscii" w:eastAsiaTheme="minorEastAsia" w:hAnsiTheme="minorAscii" w:hint="eastAsia"/>
+                <w:rFonts w:hint="eastAsia" w:asciiTheme="minorAscii" w:hAnsiTheme="minorAscii" w:eastAsiaTheme="minorEastAsia"/>
                 <w:spacing w:val="227"/>
                 <w:sz w:val="21"/>
                 <w:vertAlign w:val="baseline"/>
@@ -519,7 +539,7 @@
             </w:r>
             <w:r>
               <w:rPr>
-                <w:rFonts w:asciiTheme="minorAscii" w:eastAsiaTheme="minorEastAsia" w:hAnsiTheme="minorAscii" w:hint="eastAsia"/>
+                <w:rFonts w:hint="eastAsia" w:asciiTheme="minorAscii" w:hAnsiTheme="minorAscii" w:eastAsiaTheme="minorEastAsia"/>
                 <w:spacing w:val="227"/>
                 <w:sz w:val="21"/>
                 <w:vertAlign w:val="baseline"/>
@@ -550,14 +570,14 @@
         <w:spacing w:before="153" w:line="225" w:lineRule="auto"/>
         <w:ind w:left="3634"/>
         <w:rPr>
-          <w:rFonts w:ascii="宋体" w:eastAsia="宋体" w:hAnsi="宋体" w:cs="宋体"/>
+          <w:rFonts w:ascii="宋体" w:hAnsi="宋体" w:eastAsia="宋体" w:cs="宋体"/>
           <w:sz w:val="31"/>
           <w:szCs w:val="31"/>
         </w:rPr>
       </w:pPr>
       <w:r>
         <w:rPr>
-          <w:rFonts w:ascii="宋体" w:eastAsia="宋体" w:hAnsi="宋体" w:cs="宋体"/>
+          <w:rFonts w:ascii="宋体" w:hAnsi="宋体" w:eastAsia="宋体" w:cs="宋体"/>
           <w:b/>
           <w:bCs/>
           <w:spacing w:val="4"/>
@@ -569,16 +589,16 @@
     </w:p>
     <w:tbl>
       <w:tblPr>
-        <w:tblStyle w:val="TableNormal0"/>
+        <w:tblStyle w:val="26"/>
         <w:tblW w:w="8301" w:type="dxa"/>
         <w:tblInd w:w="2" w:type="dxa"/>
         <w:tblBorders>
-          <w:top w:val="single" w:sz="2" w:space="0" w:color="000000"/>
-          <w:left w:val="single" w:sz="2" w:space="0" w:color="000000"/>
-          <w:bottom w:val="single" w:sz="2" w:space="0" w:color="000000"/>
-          <w:right w:val="single" w:sz="2" w:space="0" w:color="000000"/>
-          <w:insideH w:val="single" w:sz="2" w:space="0" w:color="000000"/>
-          <w:insideV w:val="single" w:sz="2" w:space="0" w:color="000000"/>
+          <w:top w:val="single" w:color="000000" w:sz="2" w:space="0"/>
+          <w:left w:val="single" w:color="000000" w:sz="2" w:space="0"/>
+          <w:bottom w:val="single" w:color="000000" w:sz="2" w:space="0"/>
+          <w:right w:val="single" w:color="000000" w:sz="2" w:space="0"/>
+          <w:insideH w:val="single" w:color="000000" w:sz="2" w:space="0"/>
+          <w:insideV w:val="single" w:color="000000" w:sz="2" w:space="0"/>
         </w:tblBorders>
         <w:tblLayout w:type="fixed"/>
         <w:tblCellMar>
@@ -598,26 +618,17 @@
       </w:tblGrid>
       <w:tr>
         <w:tblPrEx>
-          <w:tblW w:w="8301" w:type="dxa"/>
-          <w:tblInd w:w="2" w:type="dxa"/>
           <w:tblBorders>
-            <w:top w:val="single" w:sz="2" w:space="0" w:color="000000"/>
-            <w:left w:val="single" w:sz="2" w:space="0" w:color="000000"/>
-            <w:bottom w:val="single" w:sz="2" w:space="0" w:color="000000"/>
-            <w:right w:val="single" w:sz="2" w:space="0" w:color="000000"/>
-            <w:insideH w:val="single" w:sz="2" w:space="0" w:color="000000"/>
-            <w:insideV w:val="single" w:sz="2" w:space="0" w:color="000000"/>
+            <w:top w:val="single" w:color="000000" w:sz="2" w:space="0"/>
+            <w:left w:val="single" w:color="000000" w:sz="2" w:space="0"/>
+            <w:bottom w:val="single" w:color="000000" w:sz="2" w:space="0"/>
+            <w:right w:val="single" w:color="000000" w:sz="2" w:space="0"/>
+            <w:insideH w:val="single" w:color="000000" w:sz="2" w:space="0"/>
+            <w:insideV w:val="single" w:color="000000" w:sz="2" w:space="0"/>
           </w:tblBorders>
-          <w:tblLayout w:type="fixed"/>
-          <w:tblCellMar>
-            <w:top w:w="0" w:type="dxa"/>
-            <w:left w:w="0" w:type="dxa"/>
-            <w:bottom w:w="0" w:type="dxa"/>
-            <w:right w:w="0" w:type="dxa"/>
-          </w:tblCellMar>
         </w:tblPrEx>
         <w:trPr>
-          <w:trHeight w:val="593"/>
+          <w:trHeight w:val="593" w:hRule="atLeast"/>
         </w:trPr>
         <w:tc>
           <w:tcPr>
@@ -628,14 +639,14 @@
               <w:spacing w:before="176" w:line="228" w:lineRule="auto"/>
               <w:ind w:left="607"/>
               <w:rPr>
-                <w:rFonts w:ascii="宋体" w:eastAsia="宋体" w:hAnsi="宋体" w:cs="宋体"/>
+                <w:rFonts w:ascii="宋体" w:hAnsi="宋体" w:eastAsia="宋体" w:cs="宋体"/>
                 <w:sz w:val="20"/>
                 <w:szCs w:val="20"/>
               </w:rPr>
             </w:pPr>
             <w:r>
               <w:rPr>
-                <w:rFonts w:ascii="宋体" w:eastAsia="宋体" w:hAnsi="宋体" w:cs="宋体"/>
+                <w:rFonts w:ascii="宋体" w:hAnsi="宋体" w:eastAsia="宋体" w:cs="宋体"/>
                 <w:spacing w:val="-14"/>
                 <w:sz w:val="20"/>
                 <w:szCs w:val="20"/>
@@ -653,14 +664,14 @@
               <w:spacing w:before="175" w:line="227" w:lineRule="auto"/>
               <w:ind w:left="253"/>
               <w:rPr>
-                <w:rFonts w:ascii="宋体" w:eastAsia="宋体" w:hAnsi="宋体" w:cs="宋体"/>
+                <w:rFonts w:ascii="宋体" w:hAnsi="宋体" w:eastAsia="宋体" w:cs="宋体"/>
                 <w:sz w:val="20"/>
                 <w:szCs w:val="20"/>
               </w:rPr>
             </w:pPr>
             <w:r>
               <w:rPr>
-                <w:rFonts w:ascii="宋体" w:eastAsia="宋体" w:hAnsi="宋体" w:cs="宋体"/>
+                <w:rFonts w:ascii="宋体" w:hAnsi="宋体" w:eastAsia="宋体" w:cs="宋体"/>
                 <w:spacing w:val="4"/>
                 <w:sz w:val="20"/>
                 <w:szCs w:val="20"/>
@@ -678,14 +689,14 @@
               <w:spacing w:before="175" w:line="228" w:lineRule="auto"/>
               <w:ind w:left="730"/>
               <w:rPr>
-                <w:rFonts w:ascii="宋体" w:eastAsia="宋体" w:hAnsi="宋体" w:cs="宋体"/>
+                <w:rFonts w:ascii="宋体" w:hAnsi="宋体" w:eastAsia="宋体" w:cs="宋体"/>
                 <w:sz w:val="20"/>
                 <w:szCs w:val="20"/>
               </w:rPr>
             </w:pPr>
             <w:r>
               <w:rPr>
-                <w:rFonts w:ascii="宋体" w:eastAsia="宋体" w:hAnsi="宋体" w:cs="宋体"/>
+                <w:rFonts w:ascii="宋体" w:hAnsi="宋体" w:eastAsia="宋体" w:cs="宋体"/>
                 <w:spacing w:val="7"/>
                 <w:sz w:val="20"/>
                 <w:szCs w:val="20"/>
@@ -703,14 +714,14 @@
               <w:spacing w:before="175" w:line="228" w:lineRule="auto"/>
               <w:ind w:left="310"/>
               <w:rPr>
-                <w:rFonts w:ascii="宋体" w:eastAsia="宋体" w:hAnsi="宋体" w:cs="宋体"/>
+                <w:rFonts w:ascii="宋体" w:hAnsi="宋体" w:eastAsia="宋体" w:cs="宋体"/>
                 <w:sz w:val="20"/>
                 <w:szCs w:val="20"/>
               </w:rPr>
             </w:pPr>
             <w:r>
               <w:rPr>
-                <w:rFonts w:ascii="宋体" w:eastAsia="宋体" w:hAnsi="宋体" w:cs="宋体"/>
+                <w:rFonts w:ascii="宋体" w:hAnsi="宋体" w:eastAsia="宋体" w:cs="宋体"/>
                 <w:spacing w:val="6"/>
                 <w:sz w:val="20"/>
                 <w:szCs w:val="20"/>
@@ -728,7 +739,7 @@
               <w:spacing w:before="175" w:line="228" w:lineRule="auto"/>
               <w:ind w:left="310"/>
               <w:rPr>
-                <w:rFonts w:ascii="宋体" w:eastAsia="宋体" w:hAnsi="宋体" w:cs="宋体" w:hint="eastAsia"/>
+                <w:rFonts w:hint="eastAsia" w:ascii="宋体" w:hAnsi="宋体" w:eastAsia="宋体" w:cs="宋体"/>
                 <w:spacing w:val="6"/>
                 <w:sz w:val="20"/>
                 <w:szCs w:val="20"/>
@@ -737,7 +748,7 @@
             </w:pPr>
             <w:r>
               <w:rPr>
-                <w:rFonts w:ascii="宋体" w:eastAsia="宋体" w:hAnsi="宋体" w:cs="宋体" w:hint="eastAsia"/>
+                <w:rFonts w:hint="eastAsia" w:ascii="宋体" w:hAnsi="宋体" w:eastAsia="宋体" w:cs="宋体"/>
                 <w:spacing w:val="6"/>
                 <w:sz w:val="20"/>
                 <w:szCs w:val="20"/>
@@ -756,14 +767,14 @@
               <w:spacing w:before="176" w:line="229" w:lineRule="auto"/>
               <w:ind w:left="311"/>
               <w:rPr>
-                <w:rFonts w:ascii="宋体" w:eastAsia="宋体" w:hAnsi="宋体" w:cs="宋体"/>
+                <w:rFonts w:ascii="宋体" w:hAnsi="宋体" w:eastAsia="宋体" w:cs="宋体"/>
                 <w:sz w:val="20"/>
                 <w:szCs w:val="20"/>
               </w:rPr>
             </w:pPr>
             <w:r>
               <w:rPr>
-                <w:rFonts w:ascii="宋体" w:eastAsia="宋体" w:hAnsi="宋体" w:cs="宋体"/>
+                <w:rFonts w:ascii="宋体" w:hAnsi="宋体" w:eastAsia="宋体" w:cs="宋体"/>
                 <w:spacing w:val="7"/>
                 <w:sz w:val="20"/>
                 <w:szCs w:val="20"/>
@@ -775,9 +786,14 @@
       </w:tr>
       <w:tr>
         <w:tblPrEx>
-          <w:tblW w:w="8301" w:type="dxa"/>
-          <w:tblInd w:w="2" w:type="dxa"/>
-          <w:tblLayout w:type="fixed"/>
+          <w:tblBorders>
+            <w:top w:val="single" w:color="000000" w:sz="2" w:space="0"/>
+            <w:left w:val="single" w:color="000000" w:sz="2" w:space="0"/>
+            <w:bottom w:val="single" w:color="000000" w:sz="2" w:space="0"/>
+            <w:right w:val="single" w:color="000000" w:sz="2" w:space="0"/>
+            <w:insideH w:val="single" w:color="000000" w:sz="2" w:space="0"/>
+            <w:insideV w:val="single" w:color="000000" w:sz="2" w:space="0"/>
+          </w:tblBorders>
           <w:tblCellMar>
             <w:top w:w="0" w:type="dxa"/>
             <w:left w:w="0" w:type="dxa"/>
@@ -786,7 +802,7 @@
           </w:tblCellMar>
         </w:tblPrEx>
         <w:trPr>
-          <w:trHeight w:val="556"/>
+          <w:trHeight w:val="556" w:hRule="atLeast"/>
         </w:trPr>
         <w:tc>
           <w:tcPr>
@@ -797,14 +813,14 @@
               <w:spacing w:before="173" w:line="267" w:lineRule="exact"/>
               <w:ind w:left="260"/>
               <w:rPr>
-                <w:rFonts w:ascii="宋体" w:eastAsia="宋体" w:hAnsi="宋体" w:cs="宋体"/>
+                <w:rFonts w:ascii="宋体" w:hAnsi="宋体" w:eastAsia="宋体" w:cs="宋体"/>
                 <w:sz w:val="20"/>
                 <w:szCs w:val="20"/>
               </w:rPr>
             </w:pPr>
             <w:r>
               <w:rPr>
-                <w:rFonts w:ascii="宋体" w:eastAsia="宋体" w:hAnsi="宋体" w:cs="宋体"/>
+                <w:rFonts w:ascii="宋体" w:hAnsi="宋体" w:eastAsia="宋体" w:cs="宋体"/>
                 <w:spacing w:val="3"/>
                 <w:position w:val="1"/>
                 <w:sz w:val="20"/>
@@ -823,14 +839,14 @@
               <w:spacing w:before="173" w:line="267" w:lineRule="exact"/>
               <w:ind w:left="248"/>
               <w:rPr>
-                <w:rFonts w:ascii="宋体" w:eastAsia="宋体" w:hAnsi="宋体" w:cs="宋体"/>
+                <w:rFonts w:ascii="宋体" w:hAnsi="宋体" w:eastAsia="宋体" w:cs="宋体"/>
                 <w:sz w:val="20"/>
                 <w:szCs w:val="20"/>
               </w:rPr>
             </w:pPr>
             <w:r>
               <w:rPr>
-                <w:rFonts w:ascii="宋体" w:eastAsia="宋体" w:hAnsi="宋体" w:cs="宋体"/>
+                <w:rFonts w:ascii="宋体" w:hAnsi="宋体" w:eastAsia="宋体" w:cs="宋体"/>
                 <w:spacing w:val="4"/>
                 <w:position w:val="1"/>
                 <w:sz w:val="20"/>
@@ -850,14 +866,14 @@
               <w:ind w:left="114"/>
               <w:jc w:val="center"/>
               <w:rPr>
-                <w:rFonts w:ascii="宋体" w:eastAsia="宋体" w:hAnsi="宋体" w:cs="宋体"/>
+                <w:rFonts w:ascii="宋体" w:hAnsi="宋体" w:eastAsia="宋体" w:cs="宋体"/>
                 <w:sz w:val="20"/>
                 <w:szCs w:val="20"/>
               </w:rPr>
             </w:pPr>
             <w:r>
               <w:rPr>
-                <w:rFonts w:ascii="宋体" w:eastAsia="宋体" w:hAnsi="宋体" w:cs="宋体"/>
+                <w:rFonts w:ascii="宋体" w:hAnsi="宋体" w:eastAsia="宋体" w:cs="宋体"/>
                 <w:spacing w:val="7"/>
                 <w:sz w:val="20"/>
                 <w:szCs w:val="20"/>
@@ -875,7 +891,7 @@
               <w:spacing w:before="172" w:line="228" w:lineRule="auto"/>
               <w:ind w:left="313"/>
               <w:rPr>
-                <w:rFonts w:ascii="宋体" w:eastAsia="宋体" w:hAnsi="宋体" w:cs="宋体" w:hint="eastAsia"/>
+                <w:rFonts w:hint="eastAsia" w:ascii="宋体" w:hAnsi="宋体" w:eastAsia="宋体" w:cs="宋体"/>
                 <w:sz w:val="20"/>
                 <w:szCs w:val="20"/>
                 <w:lang w:val="en-US" w:eastAsia="zh-CN"/>
@@ -904,7 +920,7 @@
               <w:spacing w:before="172" w:line="228" w:lineRule="auto"/>
               <w:ind w:left="313"/>
               <w:rPr>
-                <w:rFonts w:ascii="宋体" w:eastAsia="宋体" w:hAnsi="宋体" w:cs="宋体" w:hint="eastAsia"/>
+                <w:rFonts w:hint="eastAsia" w:ascii="宋体" w:hAnsi="宋体" w:eastAsia="宋体" w:cs="宋体"/>
                 <w:spacing w:val="5"/>
                 <w:sz w:val="20"/>
                 <w:szCs w:val="20"/>
@@ -917,8 +933,6 @@
               </w:rPr>
               <w:t>常海霞</w:t>
             </w:r>
-            <w:bookmarkStart w:id="2" w:name="_GoBack"/>
-            <w:bookmarkEnd w:id="2"/>
           </w:p>
         </w:tc>
         <w:tc>
@@ -930,14 +944,14 @@
               <w:spacing w:before="173" w:line="229" w:lineRule="auto"/>
               <w:ind w:left="314"/>
               <w:rPr>
-                <w:rFonts w:ascii="宋体" w:eastAsia="宋体" w:hAnsi="宋体" w:cs="宋体"/>
+                <w:rFonts w:ascii="宋体" w:hAnsi="宋体" w:eastAsia="宋体" w:cs="宋体"/>
                 <w:sz w:val="20"/>
                 <w:szCs w:val="20"/>
               </w:rPr>
             </w:pPr>
             <w:r>
               <w:rPr>
-                <w:rFonts w:ascii="宋体" w:eastAsia="宋体" w:hAnsi="宋体" w:cs="宋体" w:hint="eastAsia"/>
+                <w:rFonts w:hint="eastAsia" w:ascii="宋体" w:hAnsi="宋体" w:eastAsia="宋体" w:cs="宋体"/>
                 <w:spacing w:val="6"/>
                 <w:sz w:val="20"/>
                 <w:szCs w:val="20"/>
@@ -950,9 +964,14 @@
       </w:tr>
       <w:tr>
         <w:tblPrEx>
-          <w:tblW w:w="8301" w:type="dxa"/>
-          <w:tblInd w:w="2" w:type="dxa"/>
-          <w:tblLayout w:type="fixed"/>
+          <w:tblBorders>
+            <w:top w:val="single" w:color="000000" w:sz="2" w:space="0"/>
+            <w:left w:val="single" w:color="000000" w:sz="2" w:space="0"/>
+            <w:bottom w:val="single" w:color="000000" w:sz="2" w:space="0"/>
+            <w:right w:val="single" w:color="000000" w:sz="2" w:space="0"/>
+            <w:insideH w:val="single" w:color="000000" w:sz="2" w:space="0"/>
+            <w:insideV w:val="single" w:color="000000" w:sz="2" w:space="0"/>
+          </w:tblBorders>
           <w:tblCellMar>
             <w:top w:w="0" w:type="dxa"/>
             <w:left w:w="0" w:type="dxa"/>
@@ -961,7 +980,7 @@
           </w:tblCellMar>
         </w:tblPrEx>
         <w:trPr>
-          <w:trHeight w:val="556"/>
+          <w:trHeight w:val="556" w:hRule="atLeast"/>
         </w:trPr>
         <w:tc>
           <w:tcPr>
@@ -969,7 +988,7 @@
           </w:tcPr>
           <w:p>
             <w:pPr>
-              <w:pStyle w:val="TableText"/>
+              <w:pStyle w:val="27"/>
             </w:pPr>
           </w:p>
         </w:tc>
@@ -979,7 +998,7 @@
           </w:tcPr>
           <w:p>
             <w:pPr>
-              <w:pStyle w:val="TableText"/>
+              <w:pStyle w:val="27"/>
             </w:pPr>
           </w:p>
         </w:tc>
@@ -989,7 +1008,7 @@
           </w:tcPr>
           <w:p>
             <w:pPr>
-              <w:pStyle w:val="TableText"/>
+              <w:pStyle w:val="27"/>
             </w:pPr>
           </w:p>
         </w:tc>
@@ -1021,16 +1040,21 @@
           </w:tcPr>
           <w:p>
             <w:pPr>
-              <w:pStyle w:val="TableText"/>
+              <w:pStyle w:val="27"/>
             </w:pPr>
           </w:p>
         </w:tc>
       </w:tr>
       <w:tr>
         <w:tblPrEx>
-          <w:tblW w:w="8301" w:type="dxa"/>
-          <w:tblInd w:w="2" w:type="dxa"/>
-          <w:tblLayout w:type="fixed"/>
+          <w:tblBorders>
+            <w:top w:val="single" w:color="000000" w:sz="2" w:space="0"/>
+            <w:left w:val="single" w:color="000000" w:sz="2" w:space="0"/>
+            <w:bottom w:val="single" w:color="000000" w:sz="2" w:space="0"/>
+            <w:right w:val="single" w:color="000000" w:sz="2" w:space="0"/>
+            <w:insideH w:val="single" w:color="000000" w:sz="2" w:space="0"/>
+            <w:insideV w:val="single" w:color="000000" w:sz="2" w:space="0"/>
+          </w:tblBorders>
           <w:tblCellMar>
             <w:top w:w="0" w:type="dxa"/>
             <w:left w:w="0" w:type="dxa"/>
@@ -1039,7 +1063,7 @@
           </w:tblCellMar>
         </w:tblPrEx>
         <w:trPr>
-          <w:trHeight w:val="556"/>
+          <w:trHeight w:val="556" w:hRule="atLeast"/>
         </w:trPr>
         <w:tc>
           <w:tcPr>
@@ -1047,7 +1071,7 @@
           </w:tcPr>
           <w:p>
             <w:pPr>
-              <w:pStyle w:val="TableText"/>
+              <w:pStyle w:val="27"/>
             </w:pPr>
           </w:p>
         </w:tc>
@@ -1057,7 +1081,7 @@
           </w:tcPr>
           <w:p>
             <w:pPr>
-              <w:pStyle w:val="TableText"/>
+              <w:pStyle w:val="27"/>
             </w:pPr>
           </w:p>
         </w:tc>
@@ -1067,7 +1091,7 @@
           </w:tcPr>
           <w:p>
             <w:pPr>
-              <w:pStyle w:val="TableText"/>
+              <w:pStyle w:val="27"/>
             </w:pPr>
           </w:p>
         </w:tc>
@@ -1099,16 +1123,21 @@
           </w:tcPr>
           <w:p>
             <w:pPr>
-              <w:pStyle w:val="TableText"/>
+              <w:pStyle w:val="27"/>
             </w:pPr>
           </w:p>
         </w:tc>
       </w:tr>
       <w:tr>
         <w:tblPrEx>
-          <w:tblW w:w="8301" w:type="dxa"/>
-          <w:tblInd w:w="2" w:type="dxa"/>
-          <w:tblLayout w:type="fixed"/>
+          <w:tblBorders>
+            <w:top w:val="single" w:color="000000" w:sz="2" w:space="0"/>
+            <w:left w:val="single" w:color="000000" w:sz="2" w:space="0"/>
+            <w:bottom w:val="single" w:color="000000" w:sz="2" w:space="0"/>
+            <w:right w:val="single" w:color="000000" w:sz="2" w:space="0"/>
+            <w:insideH w:val="single" w:color="000000" w:sz="2" w:space="0"/>
+            <w:insideV w:val="single" w:color="000000" w:sz="2" w:space="0"/>
+          </w:tblBorders>
           <w:tblCellMar>
             <w:top w:w="0" w:type="dxa"/>
             <w:left w:w="0" w:type="dxa"/>
@@ -1117,7 +1146,7 @@
           </w:tblCellMar>
         </w:tblPrEx>
         <w:trPr>
-          <w:trHeight w:val="557"/>
+          <w:trHeight w:val="557" w:hRule="atLeast"/>
         </w:trPr>
         <w:tc>
           <w:tcPr>
@@ -1125,7 +1154,7 @@
           </w:tcPr>
           <w:p>
             <w:pPr>
-              <w:pStyle w:val="TableText"/>
+              <w:pStyle w:val="27"/>
             </w:pPr>
           </w:p>
         </w:tc>
@@ -1135,7 +1164,7 @@
           </w:tcPr>
           <w:p>
             <w:pPr>
-              <w:pStyle w:val="TableText"/>
+              <w:pStyle w:val="27"/>
             </w:pPr>
           </w:p>
         </w:tc>
@@ -1145,7 +1174,7 @@
           </w:tcPr>
           <w:p>
             <w:pPr>
-              <w:pStyle w:val="TableText"/>
+              <w:pStyle w:val="27"/>
             </w:pPr>
           </w:p>
         </w:tc>
@@ -1155,7 +1184,7 @@
           </w:tcPr>
           <w:p>
             <w:pPr>
-              <w:pStyle w:val="TableText"/>
+              <w:pStyle w:val="27"/>
             </w:pPr>
           </w:p>
         </w:tc>
@@ -1165,7 +1194,7 @@
           </w:tcPr>
           <w:p>
             <w:pPr>
-              <w:pStyle w:val="TableText"/>
+              <w:pStyle w:val="27"/>
             </w:pPr>
           </w:p>
         </w:tc>
@@ -1175,16 +1204,21 @@
           </w:tcPr>
           <w:p>
             <w:pPr>
-              <w:pStyle w:val="TableText"/>
+              <w:pStyle w:val="27"/>
             </w:pPr>
           </w:p>
         </w:tc>
       </w:tr>
       <w:tr>
         <w:tblPrEx>
-          <w:tblW w:w="8301" w:type="dxa"/>
-          <w:tblInd w:w="2" w:type="dxa"/>
-          <w:tblLayout w:type="fixed"/>
+          <w:tblBorders>
+            <w:top w:val="single" w:color="000000" w:sz="2" w:space="0"/>
+            <w:left w:val="single" w:color="000000" w:sz="2" w:space="0"/>
+            <w:bottom w:val="single" w:color="000000" w:sz="2" w:space="0"/>
+            <w:right w:val="single" w:color="000000" w:sz="2" w:space="0"/>
+            <w:insideH w:val="single" w:color="000000" w:sz="2" w:space="0"/>
+            <w:insideV w:val="single" w:color="000000" w:sz="2" w:space="0"/>
+          </w:tblBorders>
           <w:tblCellMar>
             <w:top w:w="0" w:type="dxa"/>
             <w:left w:w="0" w:type="dxa"/>
@@ -1193,7 +1227,7 @@
           </w:tblCellMar>
         </w:tblPrEx>
         <w:trPr>
-          <w:trHeight w:val="556"/>
+          <w:trHeight w:val="556" w:hRule="atLeast"/>
         </w:trPr>
         <w:tc>
           <w:tcPr>
@@ -1201,7 +1235,7 @@
           </w:tcPr>
           <w:p>
             <w:pPr>
-              <w:pStyle w:val="TableText"/>
+              <w:pStyle w:val="27"/>
             </w:pPr>
           </w:p>
         </w:tc>
@@ -1211,7 +1245,7 @@
           </w:tcPr>
           <w:p>
             <w:pPr>
-              <w:pStyle w:val="TableText"/>
+              <w:pStyle w:val="27"/>
             </w:pPr>
           </w:p>
         </w:tc>
@@ -1221,7 +1255,7 @@
           </w:tcPr>
           <w:p>
             <w:pPr>
-              <w:pStyle w:val="TableText"/>
+              <w:pStyle w:val="27"/>
             </w:pPr>
           </w:p>
         </w:tc>
@@ -1231,7 +1265,7 @@
           </w:tcPr>
           <w:p>
             <w:pPr>
-              <w:pStyle w:val="TableText"/>
+              <w:pStyle w:val="27"/>
             </w:pPr>
           </w:p>
         </w:tc>
@@ -1241,7 +1275,7 @@
           </w:tcPr>
           <w:p>
             <w:pPr>
-              <w:pStyle w:val="TableText"/>
+              <w:pStyle w:val="27"/>
             </w:pPr>
           </w:p>
         </w:tc>
@@ -1251,16 +1285,21 @@
           </w:tcPr>
           <w:p>
             <w:pPr>
-              <w:pStyle w:val="TableText"/>
+              <w:pStyle w:val="27"/>
             </w:pPr>
           </w:p>
         </w:tc>
       </w:tr>
       <w:tr>
         <w:tblPrEx>
-          <w:tblW w:w="8301" w:type="dxa"/>
-          <w:tblInd w:w="2" w:type="dxa"/>
-          <w:tblLayout w:type="fixed"/>
+          <w:tblBorders>
+            <w:top w:val="single" w:color="000000" w:sz="2" w:space="0"/>
+            <w:left w:val="single" w:color="000000" w:sz="2" w:space="0"/>
+            <w:bottom w:val="single" w:color="000000" w:sz="2" w:space="0"/>
+            <w:right w:val="single" w:color="000000" w:sz="2" w:space="0"/>
+            <w:insideH w:val="single" w:color="000000" w:sz="2" w:space="0"/>
+            <w:insideV w:val="single" w:color="000000" w:sz="2" w:space="0"/>
+          </w:tblBorders>
           <w:tblCellMar>
             <w:top w:w="0" w:type="dxa"/>
             <w:left w:w="0" w:type="dxa"/>
@@ -1269,7 +1308,7 @@
           </w:tblCellMar>
         </w:tblPrEx>
         <w:trPr>
-          <w:trHeight w:val="561"/>
+          <w:trHeight w:val="561" w:hRule="atLeast"/>
         </w:trPr>
         <w:tc>
           <w:tcPr>
@@ -1277,7 +1316,7 @@
           </w:tcPr>
           <w:p>
             <w:pPr>
-              <w:pStyle w:val="TableText"/>
+              <w:pStyle w:val="27"/>
             </w:pPr>
           </w:p>
         </w:tc>
@@ -1287,7 +1326,7 @@
           </w:tcPr>
           <w:p>
             <w:pPr>
-              <w:pStyle w:val="TableText"/>
+              <w:pStyle w:val="27"/>
             </w:pPr>
           </w:p>
         </w:tc>
@@ -1297,7 +1336,7 @@
           </w:tcPr>
           <w:p>
             <w:pPr>
-              <w:pStyle w:val="TableText"/>
+              <w:pStyle w:val="27"/>
             </w:pPr>
           </w:p>
         </w:tc>
@@ -1307,7 +1346,7 @@
           </w:tcPr>
           <w:p>
             <w:pPr>
-              <w:pStyle w:val="TableText"/>
+              <w:pStyle w:val="27"/>
             </w:pPr>
           </w:p>
         </w:tc>
@@ -1317,7 +1356,7 @@
           </w:tcPr>
           <w:p>
             <w:pPr>
-              <w:pStyle w:val="TableText"/>
+              <w:pStyle w:val="27"/>
             </w:pPr>
           </w:p>
         </w:tc>
@@ -1327,7 +1366,7 @@
           </w:tcPr>
           <w:p>
             <w:pPr>
-              <w:pStyle w:val="TableText"/>
+              <w:pStyle w:val="27"/>
             </w:pPr>
           </w:p>
         </w:tc>
@@ -1341,7 +1380,7 @@
     <w:sdt>
       <w:sdtPr>
         <w:rPr>
-          <w:rFonts w:ascii="宋体" w:eastAsia="宋体" w:hAnsi="宋体" w:cs="Arial"/>
+          <w:rFonts w:ascii="宋体" w:hAnsi="宋体" w:eastAsia="宋体" w:cs="Arial"/>
           <w:snapToGrid w:val="0"/>
           <w:color w:val="000000"/>
           <w:kern w:val="0"/>
@@ -1357,7 +1396,7 @@
       </w:sdtPr>
       <w:sdtEndPr>
         <w:rPr>
-          <w:rFonts w:ascii="宋体" w:eastAsia="宋体" w:hAnsi="宋体" w:cs="宋体" w:hint="eastAsia"/>
+          <w:rFonts w:hint="eastAsia" w:ascii="宋体" w:hAnsi="宋体" w:eastAsia="宋体" w:cs="宋体"/>
           <w:snapToGrid w:val="0"/>
           <w:color w:val="000000"/>
           <w:kern w:val="0"/>
@@ -1383,18 +1422,18 @@
             <w:adjustRightInd w:val="0"/>
             <w:snapToGrid w:val="0"/>
             <w:spacing w:before="0" w:beforeLines="0" w:after="0" w:afterLines="0" w:line="288" w:lineRule="auto"/>
-            <w:ind w:left="0" w:right="0" w:firstLine="0" w:leftChars="0" w:rightChars="0" w:firstLineChars="0"/>
+            <w:ind w:left="0" w:leftChars="0" w:right="0" w:rightChars="0" w:firstLine="0" w:firstLineChars="0"/>
             <w:jc w:val="center"/>
             <w:textAlignment w:val="baseline"/>
             <w:rPr>
-              <w:rFonts w:ascii="宋体" w:eastAsia="宋体" w:hAnsi="宋体" w:cs="宋体" w:hint="eastAsia"/>
+              <w:rFonts w:hint="eastAsia" w:ascii="宋体" w:hAnsi="宋体" w:eastAsia="宋体" w:cs="宋体"/>
               <w:sz w:val="24"/>
               <w:szCs w:val="24"/>
             </w:rPr>
           </w:pPr>
           <w:r>
             <w:rPr>
-              <w:rFonts w:ascii="宋体" w:eastAsia="宋体" w:hAnsi="宋体" w:cs="宋体" w:hint="eastAsia"/>
+              <w:rFonts w:hint="eastAsia" w:ascii="宋体" w:hAnsi="宋体" w:eastAsia="宋体" w:cs="宋体"/>
               <w:sz w:val="24"/>
               <w:szCs w:val="24"/>
             </w:rPr>
@@ -1403,14 +1442,14 @@
         </w:p>
         <w:p>
           <w:pPr>
-            <w:pStyle w:val="TOC1"/>
+            <w:pStyle w:val="16"/>
             <w:tabs>
               <w:tab w:val="right" w:leader="dot" w:pos="8306"/>
             </w:tabs>
           </w:pPr>
           <w:r>
             <w:rPr>
-              <w:rFonts w:ascii="宋体" w:eastAsia="宋体" w:hAnsi="宋体" w:cs="宋体" w:hint="eastAsia"/>
+              <w:rFonts w:hint="eastAsia" w:ascii="宋体" w:hAnsi="宋体" w:eastAsia="宋体" w:cs="宋体"/>
               <w:sz w:val="24"/>
               <w:szCs w:val="24"/>
             </w:rPr>
@@ -1418,7 +1457,7 @@
           </w:r>
           <w:r>
             <w:rPr>
-              <w:rFonts w:ascii="宋体" w:eastAsia="宋体" w:hAnsi="宋体" w:cs="宋体" w:hint="eastAsia"/>
+              <w:rFonts w:hint="eastAsia" w:ascii="宋体" w:hAnsi="宋体" w:eastAsia="宋体" w:cs="宋体"/>
               <w:sz w:val="24"/>
               <w:szCs w:val="24"/>
             </w:rPr>
@@ -1426,7 +1465,7 @@
           </w:r>
           <w:r>
             <w:rPr>
-              <w:rFonts w:ascii="宋体" w:eastAsia="宋体" w:hAnsi="宋体" w:cs="宋体" w:hint="eastAsia"/>
+              <w:rFonts w:hint="eastAsia" w:ascii="宋体" w:hAnsi="宋体" w:eastAsia="宋体" w:cs="宋体"/>
               <w:sz w:val="24"/>
               <w:szCs w:val="24"/>
             </w:rPr>
@@ -1434,21 +1473,21 @@
           </w:r>
           <w:r>
             <w:rPr>
-              <w:rFonts w:ascii="宋体" w:eastAsia="宋体" w:hAnsi="宋体" w:cs="宋体" w:hint="eastAsia"/>
+              <w:rFonts w:hint="eastAsia" w:ascii="宋体" w:hAnsi="宋体" w:eastAsia="宋体" w:cs="宋体"/>
               <w:szCs w:val="24"/>
             </w:rPr>
             <w:fldChar w:fldCharType="begin"/>
           </w:r>
           <w:r>
             <w:rPr>
-              <w:rFonts w:ascii="宋体" w:eastAsia="宋体" w:hAnsi="宋体" w:cs="宋体" w:hint="eastAsia"/>
+              <w:rFonts w:hint="eastAsia" w:ascii="宋体" w:hAnsi="宋体" w:eastAsia="宋体" w:cs="宋体"/>
               <w:szCs w:val="24"/>
             </w:rPr>
             <w:instrText xml:space="preserve"> HYPERLINK \l _Toc19366 </w:instrText>
           </w:r>
           <w:r>
             <w:rPr>
-              <w:rFonts w:ascii="宋体" w:eastAsia="宋体" w:hAnsi="宋体" w:cs="宋体" w:hint="eastAsia"/>
+              <w:rFonts w:hint="eastAsia" w:ascii="宋体" w:hAnsi="宋体" w:eastAsia="宋体" w:cs="宋体"/>
               <w:szCs w:val="24"/>
             </w:rPr>
             <w:fldChar w:fldCharType="separate"/>
@@ -1480,7 +1519,7 @@
           </w:r>
           <w:r>
             <w:rPr>
-              <w:rFonts w:ascii="宋体" w:eastAsia="宋体" w:hAnsi="宋体" w:cs="宋体" w:hint="eastAsia"/>
+              <w:rFonts w:hint="eastAsia" w:ascii="宋体" w:hAnsi="宋体" w:eastAsia="宋体" w:cs="宋体"/>
               <w:szCs w:val="24"/>
             </w:rPr>
             <w:fldChar w:fldCharType="end"/>
@@ -1488,28 +1527,28 @@
         </w:p>
         <w:p>
           <w:pPr>
-            <w:pStyle w:val="TOC1"/>
+            <w:pStyle w:val="16"/>
             <w:tabs>
               <w:tab w:val="right" w:leader="dot" w:pos="8306"/>
             </w:tabs>
           </w:pPr>
           <w:r>
             <w:rPr>
-              <w:rFonts w:ascii="宋体" w:eastAsia="宋体" w:hAnsi="宋体" w:cs="宋体" w:hint="eastAsia"/>
+              <w:rFonts w:hint="eastAsia" w:ascii="宋体" w:hAnsi="宋体" w:eastAsia="宋体" w:cs="宋体"/>
               <w:szCs w:val="24"/>
             </w:rPr>
             <w:fldChar w:fldCharType="begin"/>
           </w:r>
           <w:r>
             <w:rPr>
-              <w:rFonts w:ascii="宋体" w:eastAsia="宋体" w:hAnsi="宋体" w:cs="宋体" w:hint="eastAsia"/>
+              <w:rFonts w:hint="eastAsia" w:ascii="宋体" w:hAnsi="宋体" w:eastAsia="宋体" w:cs="宋体"/>
               <w:szCs w:val="24"/>
             </w:rPr>
             <w:instrText xml:space="preserve"> HYPERLINK \l _Toc21857 </w:instrText>
           </w:r>
           <w:r>
             <w:rPr>
-              <w:rFonts w:ascii="宋体" w:eastAsia="宋体" w:hAnsi="宋体" w:cs="宋体" w:hint="eastAsia"/>
+              <w:rFonts w:hint="eastAsia" w:ascii="宋体" w:hAnsi="宋体" w:eastAsia="宋体" w:cs="宋体"/>
               <w:szCs w:val="24"/>
             </w:rPr>
             <w:fldChar w:fldCharType="separate"/>
@@ -1541,7 +1580,7 @@
           </w:r>
           <w:r>
             <w:rPr>
-              <w:rFonts w:ascii="宋体" w:eastAsia="宋体" w:hAnsi="宋体" w:cs="宋体" w:hint="eastAsia"/>
+              <w:rFonts w:hint="eastAsia" w:ascii="宋体" w:hAnsi="宋体" w:eastAsia="宋体" w:cs="宋体"/>
               <w:szCs w:val="24"/>
             </w:rPr>
             <w:fldChar w:fldCharType="end"/>
@@ -1549,28 +1588,28 @@
         </w:p>
         <w:p>
           <w:pPr>
-            <w:pStyle w:val="TOC1"/>
+            <w:pStyle w:val="16"/>
             <w:tabs>
               <w:tab w:val="right" w:leader="dot" w:pos="8306"/>
             </w:tabs>
           </w:pPr>
           <w:r>
             <w:rPr>
-              <w:rFonts w:ascii="宋体" w:eastAsia="宋体" w:hAnsi="宋体" w:cs="宋体" w:hint="eastAsia"/>
+              <w:rFonts w:hint="eastAsia" w:ascii="宋体" w:hAnsi="宋体" w:eastAsia="宋体" w:cs="宋体"/>
               <w:szCs w:val="24"/>
             </w:rPr>
             <w:fldChar w:fldCharType="begin"/>
           </w:r>
           <w:r>
             <w:rPr>
-              <w:rFonts w:ascii="宋体" w:eastAsia="宋体" w:hAnsi="宋体" w:cs="宋体" w:hint="eastAsia"/>
+              <w:rFonts w:hint="eastAsia" w:ascii="宋体" w:hAnsi="宋体" w:eastAsia="宋体" w:cs="宋体"/>
               <w:szCs w:val="24"/>
             </w:rPr>
             <w:instrText xml:space="preserve"> HYPERLINK \l _Toc28491 </w:instrText>
           </w:r>
           <w:r>
             <w:rPr>
-              <w:rFonts w:ascii="宋体" w:eastAsia="宋体" w:hAnsi="宋体" w:cs="宋体" w:hint="eastAsia"/>
+              <w:rFonts w:hint="eastAsia" w:ascii="宋体" w:hAnsi="宋体" w:eastAsia="宋体" w:cs="宋体"/>
               <w:szCs w:val="24"/>
             </w:rPr>
             <w:fldChar w:fldCharType="separate"/>
@@ -1604,7 +1643,7 @@
           </w:r>
           <w:r>
             <w:rPr>
-              <w:rFonts w:ascii="宋体" w:eastAsia="宋体" w:hAnsi="宋体" w:cs="宋体" w:hint="eastAsia"/>
+              <w:rFonts w:hint="eastAsia" w:ascii="宋体" w:hAnsi="宋体" w:eastAsia="宋体" w:cs="宋体"/>
               <w:szCs w:val="24"/>
             </w:rPr>
             <w:fldChar w:fldCharType="end"/>
@@ -1612,28 +1651,28 @@
         </w:p>
         <w:p>
           <w:pPr>
-            <w:pStyle w:val="TOC1"/>
+            <w:pStyle w:val="16"/>
             <w:tabs>
               <w:tab w:val="right" w:leader="dot" w:pos="8306"/>
             </w:tabs>
           </w:pPr>
           <w:r>
             <w:rPr>
-              <w:rFonts w:ascii="宋体" w:eastAsia="宋体" w:hAnsi="宋体" w:cs="宋体" w:hint="eastAsia"/>
+              <w:rFonts w:hint="eastAsia" w:ascii="宋体" w:hAnsi="宋体" w:eastAsia="宋体" w:cs="宋体"/>
               <w:szCs w:val="24"/>
             </w:rPr>
             <w:fldChar w:fldCharType="begin"/>
           </w:r>
           <w:r>
             <w:rPr>
-              <w:rFonts w:ascii="宋体" w:eastAsia="宋体" w:hAnsi="宋体" w:cs="宋体" w:hint="eastAsia"/>
+              <w:rFonts w:hint="eastAsia" w:ascii="宋体" w:hAnsi="宋体" w:eastAsia="宋体" w:cs="宋体"/>
               <w:szCs w:val="24"/>
             </w:rPr>
             <w:instrText xml:space="preserve"> HYPERLINK \l _Toc239 </w:instrText>
           </w:r>
           <w:r>
             <w:rPr>
-              <w:rFonts w:ascii="宋体" w:eastAsia="宋体" w:hAnsi="宋体" w:cs="宋体" w:hint="eastAsia"/>
+              <w:rFonts w:hint="eastAsia" w:ascii="宋体" w:hAnsi="宋体" w:eastAsia="宋体" w:cs="宋体"/>
               <w:szCs w:val="24"/>
             </w:rPr>
             <w:fldChar w:fldCharType="separate"/>
@@ -1674,7 +1713,7 @@
           </w:r>
           <w:r>
             <w:rPr>
-              <w:rFonts w:ascii="宋体" w:eastAsia="宋体" w:hAnsi="宋体" w:cs="宋体" w:hint="eastAsia"/>
+              <w:rFonts w:hint="eastAsia" w:ascii="宋体" w:hAnsi="宋体" w:eastAsia="宋体" w:cs="宋体"/>
               <w:szCs w:val="24"/>
             </w:rPr>
             <w:fldChar w:fldCharType="end"/>
@@ -1682,28 +1721,28 @@
         </w:p>
         <w:p>
           <w:pPr>
-            <w:pStyle w:val="TOC1"/>
+            <w:pStyle w:val="16"/>
             <w:tabs>
               <w:tab w:val="right" w:leader="dot" w:pos="8306"/>
             </w:tabs>
           </w:pPr>
           <w:r>
             <w:rPr>
-              <w:rFonts w:ascii="宋体" w:eastAsia="宋体" w:hAnsi="宋体" w:cs="宋体" w:hint="eastAsia"/>
+              <w:rFonts w:hint="eastAsia" w:ascii="宋体" w:hAnsi="宋体" w:eastAsia="宋体" w:cs="宋体"/>
               <w:szCs w:val="24"/>
             </w:rPr>
             <w:fldChar w:fldCharType="begin"/>
           </w:r>
           <w:r>
             <w:rPr>
-              <w:rFonts w:ascii="宋体" w:eastAsia="宋体" w:hAnsi="宋体" w:cs="宋体" w:hint="eastAsia"/>
+              <w:rFonts w:hint="eastAsia" w:ascii="宋体" w:hAnsi="宋体" w:eastAsia="宋体" w:cs="宋体"/>
               <w:szCs w:val="24"/>
             </w:rPr>
             <w:instrText xml:space="preserve"> HYPERLINK \l _Toc24521 </w:instrText>
           </w:r>
           <w:r>
             <w:rPr>
-              <w:rFonts w:ascii="宋体" w:eastAsia="宋体" w:hAnsi="宋体" w:cs="宋体" w:hint="eastAsia"/>
+              <w:rFonts w:hint="eastAsia" w:ascii="宋体" w:hAnsi="宋体" w:eastAsia="宋体" w:cs="宋体"/>
               <w:szCs w:val="24"/>
             </w:rPr>
             <w:fldChar w:fldCharType="separate"/>
@@ -1735,7 +1774,7 @@
           </w:r>
           <w:r>
             <w:rPr>
-              <w:rFonts w:ascii="宋体" w:eastAsia="宋体" w:hAnsi="宋体" w:cs="宋体" w:hint="eastAsia"/>
+              <w:rFonts w:hint="eastAsia" w:ascii="宋体" w:hAnsi="宋体" w:eastAsia="宋体" w:cs="宋体"/>
               <w:szCs w:val="24"/>
             </w:rPr>
             <w:fldChar w:fldCharType="end"/>
@@ -1743,28 +1782,28 @@
         </w:p>
         <w:p>
           <w:pPr>
-            <w:pStyle w:val="TOC2"/>
+            <w:pStyle w:val="17"/>
             <w:tabs>
               <w:tab w:val="right" w:leader="dot" w:pos="8306"/>
             </w:tabs>
           </w:pPr>
           <w:r>
             <w:rPr>
-              <w:rFonts w:ascii="宋体" w:eastAsia="宋体" w:hAnsi="宋体" w:cs="宋体" w:hint="eastAsia"/>
+              <w:rFonts w:hint="eastAsia" w:ascii="宋体" w:hAnsi="宋体" w:eastAsia="宋体" w:cs="宋体"/>
               <w:szCs w:val="24"/>
             </w:rPr>
             <w:fldChar w:fldCharType="begin"/>
           </w:r>
           <w:r>
             <w:rPr>
-              <w:rFonts w:ascii="宋体" w:eastAsia="宋体" w:hAnsi="宋体" w:cs="宋体" w:hint="eastAsia"/>
+              <w:rFonts w:hint="eastAsia" w:ascii="宋体" w:hAnsi="宋体" w:eastAsia="宋体" w:cs="宋体"/>
               <w:szCs w:val="24"/>
             </w:rPr>
             <w:instrText xml:space="preserve"> HYPERLINK \l _Toc12829 </w:instrText>
           </w:r>
           <w:r>
             <w:rPr>
-              <w:rFonts w:ascii="宋体" w:eastAsia="宋体" w:hAnsi="宋体" w:cs="宋体" w:hint="eastAsia"/>
+              <w:rFonts w:hint="eastAsia" w:ascii="宋体" w:hAnsi="宋体" w:eastAsia="宋体" w:cs="宋体"/>
               <w:szCs w:val="24"/>
             </w:rPr>
             <w:fldChar w:fldCharType="separate"/>
@@ -1796,7 +1835,7 @@
           </w:r>
           <w:r>
             <w:rPr>
-              <w:rFonts w:ascii="宋体" w:eastAsia="宋体" w:hAnsi="宋体" w:cs="宋体" w:hint="eastAsia"/>
+              <w:rFonts w:hint="eastAsia" w:ascii="宋体" w:hAnsi="宋体" w:eastAsia="宋体" w:cs="宋体"/>
               <w:szCs w:val="24"/>
             </w:rPr>
             <w:fldChar w:fldCharType="end"/>
@@ -1804,28 +1843,28 @@
         </w:p>
         <w:p>
           <w:pPr>
-            <w:pStyle w:val="TOC2"/>
+            <w:pStyle w:val="17"/>
             <w:tabs>
               <w:tab w:val="right" w:leader="dot" w:pos="8306"/>
             </w:tabs>
           </w:pPr>
           <w:r>
             <w:rPr>
-              <w:rFonts w:ascii="宋体" w:eastAsia="宋体" w:hAnsi="宋体" w:cs="宋体" w:hint="eastAsia"/>
+              <w:rFonts w:hint="eastAsia" w:ascii="宋体" w:hAnsi="宋体" w:eastAsia="宋体" w:cs="宋体"/>
               <w:szCs w:val="24"/>
             </w:rPr>
             <w:fldChar w:fldCharType="begin"/>
           </w:r>
           <w:r>
             <w:rPr>
-              <w:rFonts w:ascii="宋体" w:eastAsia="宋体" w:hAnsi="宋体" w:cs="宋体" w:hint="eastAsia"/>
+              <w:rFonts w:hint="eastAsia" w:ascii="宋体" w:hAnsi="宋体" w:eastAsia="宋体" w:cs="宋体"/>
               <w:szCs w:val="24"/>
             </w:rPr>
             <w:instrText xml:space="preserve"> HYPERLINK \l _Toc12267 </w:instrText>
           </w:r>
           <w:r>
             <w:rPr>
-              <w:rFonts w:ascii="宋体" w:eastAsia="宋体" w:hAnsi="宋体" w:cs="宋体" w:hint="eastAsia"/>
+              <w:rFonts w:hint="eastAsia" w:ascii="宋体" w:hAnsi="宋体" w:eastAsia="宋体" w:cs="宋体"/>
               <w:szCs w:val="24"/>
             </w:rPr>
             <w:fldChar w:fldCharType="separate"/>
@@ -1871,7 +1910,7 @@
           </w:r>
           <w:r>
             <w:rPr>
-              <w:rFonts w:ascii="宋体" w:eastAsia="宋体" w:hAnsi="宋体" w:cs="宋体" w:hint="eastAsia"/>
+              <w:rFonts w:hint="eastAsia" w:ascii="宋体" w:hAnsi="宋体" w:eastAsia="宋体" w:cs="宋体"/>
               <w:szCs w:val="24"/>
             </w:rPr>
             <w:fldChar w:fldCharType="end"/>
@@ -1879,28 +1918,28 @@
         </w:p>
         <w:p>
           <w:pPr>
-            <w:pStyle w:val="TOC1"/>
+            <w:pStyle w:val="16"/>
             <w:tabs>
               <w:tab w:val="right" w:leader="dot" w:pos="8306"/>
             </w:tabs>
           </w:pPr>
           <w:r>
             <w:rPr>
-              <w:rFonts w:ascii="宋体" w:eastAsia="宋体" w:hAnsi="宋体" w:cs="宋体" w:hint="eastAsia"/>
+              <w:rFonts w:hint="eastAsia" w:ascii="宋体" w:hAnsi="宋体" w:eastAsia="宋体" w:cs="宋体"/>
               <w:szCs w:val="24"/>
             </w:rPr>
             <w:fldChar w:fldCharType="begin"/>
           </w:r>
           <w:r>
             <w:rPr>
-              <w:rFonts w:ascii="宋体" w:eastAsia="宋体" w:hAnsi="宋体" w:cs="宋体" w:hint="eastAsia"/>
+              <w:rFonts w:hint="eastAsia" w:ascii="宋体" w:hAnsi="宋体" w:eastAsia="宋体" w:cs="宋体"/>
               <w:szCs w:val="24"/>
             </w:rPr>
             <w:instrText xml:space="preserve"> HYPERLINK \l _Toc21456 </w:instrText>
           </w:r>
           <w:r>
             <w:rPr>
-              <w:rFonts w:ascii="宋体" w:eastAsia="宋体" w:hAnsi="宋体" w:cs="宋体" w:hint="eastAsia"/>
+              <w:rFonts w:hint="eastAsia" w:ascii="宋体" w:hAnsi="宋体" w:eastAsia="宋体" w:cs="宋体"/>
               <w:szCs w:val="24"/>
             </w:rPr>
             <w:fldChar w:fldCharType="separate"/>
@@ -1932,7 +1971,7 @@
           </w:r>
           <w:r>
             <w:rPr>
-              <w:rFonts w:ascii="宋体" w:eastAsia="宋体" w:hAnsi="宋体" w:cs="宋体" w:hint="eastAsia"/>
+              <w:rFonts w:hint="eastAsia" w:ascii="宋体" w:hAnsi="宋体" w:eastAsia="宋体" w:cs="宋体"/>
               <w:szCs w:val="24"/>
             </w:rPr>
             <w:fldChar w:fldCharType="end"/>
@@ -1940,28 +1979,28 @@
         </w:p>
         <w:p>
           <w:pPr>
-            <w:pStyle w:val="TOC2"/>
+            <w:pStyle w:val="17"/>
             <w:tabs>
               <w:tab w:val="right" w:leader="dot" w:pos="8306"/>
             </w:tabs>
           </w:pPr>
           <w:r>
             <w:rPr>
-              <w:rFonts w:ascii="宋体" w:eastAsia="宋体" w:hAnsi="宋体" w:cs="宋体" w:hint="eastAsia"/>
+              <w:rFonts w:hint="eastAsia" w:ascii="宋体" w:hAnsi="宋体" w:eastAsia="宋体" w:cs="宋体"/>
               <w:szCs w:val="24"/>
             </w:rPr>
             <w:fldChar w:fldCharType="begin"/>
           </w:r>
           <w:r>
             <w:rPr>
-              <w:rFonts w:ascii="宋体" w:eastAsia="宋体" w:hAnsi="宋体" w:cs="宋体" w:hint="eastAsia"/>
+              <w:rFonts w:hint="eastAsia" w:ascii="宋体" w:hAnsi="宋体" w:eastAsia="宋体" w:cs="宋体"/>
               <w:szCs w:val="24"/>
             </w:rPr>
             <w:instrText xml:space="preserve"> HYPERLINK \l _Toc23844 </w:instrText>
           </w:r>
           <w:r>
             <w:rPr>
-              <w:rFonts w:ascii="宋体" w:eastAsia="宋体" w:hAnsi="宋体" w:cs="宋体" w:hint="eastAsia"/>
+              <w:rFonts w:hint="eastAsia" w:ascii="宋体" w:hAnsi="宋体" w:eastAsia="宋体" w:cs="宋体"/>
               <w:szCs w:val="24"/>
             </w:rPr>
             <w:fldChar w:fldCharType="separate"/>
@@ -1993,7 +2032,7 @@
           </w:r>
           <w:r>
             <w:rPr>
-              <w:rFonts w:ascii="宋体" w:eastAsia="宋体" w:hAnsi="宋体" w:cs="宋体" w:hint="eastAsia"/>
+              <w:rFonts w:hint="eastAsia" w:ascii="宋体" w:hAnsi="宋体" w:eastAsia="宋体" w:cs="宋体"/>
               <w:szCs w:val="24"/>
             </w:rPr>
             <w:fldChar w:fldCharType="end"/>
@@ -2001,28 +2040,28 @@
         </w:p>
         <w:p>
           <w:pPr>
-            <w:pStyle w:val="TOC2"/>
+            <w:pStyle w:val="17"/>
             <w:tabs>
               <w:tab w:val="right" w:leader="dot" w:pos="8306"/>
             </w:tabs>
           </w:pPr>
           <w:r>
             <w:rPr>
-              <w:rFonts w:ascii="宋体" w:eastAsia="宋体" w:hAnsi="宋体" w:cs="宋体" w:hint="eastAsia"/>
+              <w:rFonts w:hint="eastAsia" w:ascii="宋体" w:hAnsi="宋体" w:eastAsia="宋体" w:cs="宋体"/>
               <w:szCs w:val="24"/>
             </w:rPr>
             <w:fldChar w:fldCharType="begin"/>
           </w:r>
           <w:r>
             <w:rPr>
-              <w:rFonts w:ascii="宋体" w:eastAsia="宋体" w:hAnsi="宋体" w:cs="宋体" w:hint="eastAsia"/>
+              <w:rFonts w:hint="eastAsia" w:ascii="宋体" w:hAnsi="宋体" w:eastAsia="宋体" w:cs="宋体"/>
               <w:szCs w:val="24"/>
             </w:rPr>
             <w:instrText xml:space="preserve"> HYPERLINK \l _Toc15179 </w:instrText>
           </w:r>
           <w:r>
             <w:rPr>
-              <w:rFonts w:ascii="宋体" w:eastAsia="宋体" w:hAnsi="宋体" w:cs="宋体" w:hint="eastAsia"/>
+              <w:rFonts w:hint="eastAsia" w:ascii="宋体" w:hAnsi="宋体" w:eastAsia="宋体" w:cs="宋体"/>
               <w:szCs w:val="24"/>
             </w:rPr>
             <w:fldChar w:fldCharType="separate"/>
@@ -2054,7 +2093,7 @@
           </w:r>
           <w:r>
             <w:rPr>
-              <w:rFonts w:ascii="宋体" w:eastAsia="宋体" w:hAnsi="宋体" w:cs="宋体" w:hint="eastAsia"/>
+              <w:rFonts w:hint="eastAsia" w:ascii="宋体" w:hAnsi="宋体" w:eastAsia="宋体" w:cs="宋体"/>
               <w:szCs w:val="24"/>
             </w:rPr>
             <w:fldChar w:fldCharType="end"/>
@@ -2062,28 +2101,28 @@
         </w:p>
         <w:p>
           <w:pPr>
-            <w:pStyle w:val="TOC2"/>
+            <w:pStyle w:val="17"/>
             <w:tabs>
               <w:tab w:val="right" w:leader="dot" w:pos="8306"/>
             </w:tabs>
           </w:pPr>
           <w:r>
             <w:rPr>
-              <w:rFonts w:ascii="宋体" w:eastAsia="宋体" w:hAnsi="宋体" w:cs="宋体" w:hint="eastAsia"/>
+              <w:rFonts w:hint="eastAsia" w:ascii="宋体" w:hAnsi="宋体" w:eastAsia="宋体" w:cs="宋体"/>
               <w:szCs w:val="24"/>
             </w:rPr>
             <w:fldChar w:fldCharType="begin"/>
           </w:r>
           <w:r>
             <w:rPr>
-              <w:rFonts w:ascii="宋体" w:eastAsia="宋体" w:hAnsi="宋体" w:cs="宋体" w:hint="eastAsia"/>
+              <w:rFonts w:hint="eastAsia" w:ascii="宋体" w:hAnsi="宋体" w:eastAsia="宋体" w:cs="宋体"/>
               <w:szCs w:val="24"/>
             </w:rPr>
             <w:instrText xml:space="preserve"> HYPERLINK \l _Toc26337 </w:instrText>
           </w:r>
           <w:r>
             <w:rPr>
-              <w:rFonts w:ascii="宋体" w:eastAsia="宋体" w:hAnsi="宋体" w:cs="宋体" w:hint="eastAsia"/>
+              <w:rFonts w:hint="eastAsia" w:ascii="宋体" w:hAnsi="宋体" w:eastAsia="宋体" w:cs="宋体"/>
               <w:szCs w:val="24"/>
             </w:rPr>
             <w:fldChar w:fldCharType="separate"/>
@@ -2115,7 +2154,7 @@
           </w:r>
           <w:r>
             <w:rPr>
-              <w:rFonts w:ascii="宋体" w:eastAsia="宋体" w:hAnsi="宋体" w:cs="宋体" w:hint="eastAsia"/>
+              <w:rFonts w:hint="eastAsia" w:ascii="宋体" w:hAnsi="宋体" w:eastAsia="宋体" w:cs="宋体"/>
               <w:szCs w:val="24"/>
             </w:rPr>
             <w:fldChar w:fldCharType="end"/>
@@ -2123,28 +2162,28 @@
         </w:p>
         <w:p>
           <w:pPr>
-            <w:pStyle w:val="TOC1"/>
+            <w:pStyle w:val="16"/>
             <w:tabs>
               <w:tab w:val="right" w:leader="dot" w:pos="8306"/>
             </w:tabs>
           </w:pPr>
           <w:r>
             <w:rPr>
-              <w:rFonts w:ascii="宋体" w:eastAsia="宋体" w:hAnsi="宋体" w:cs="宋体" w:hint="eastAsia"/>
+              <w:rFonts w:hint="eastAsia" w:ascii="宋体" w:hAnsi="宋体" w:eastAsia="宋体" w:cs="宋体"/>
               <w:szCs w:val="24"/>
             </w:rPr>
             <w:fldChar w:fldCharType="begin"/>
           </w:r>
           <w:r>
             <w:rPr>
-              <w:rFonts w:ascii="宋体" w:eastAsia="宋体" w:hAnsi="宋体" w:cs="宋体" w:hint="eastAsia"/>
+              <w:rFonts w:hint="eastAsia" w:ascii="宋体" w:hAnsi="宋体" w:eastAsia="宋体" w:cs="宋体"/>
               <w:szCs w:val="24"/>
             </w:rPr>
             <w:instrText xml:space="preserve"> HYPERLINK \l _Toc13491 </w:instrText>
           </w:r>
           <w:r>
             <w:rPr>
-              <w:rFonts w:ascii="宋体" w:eastAsia="宋体" w:hAnsi="宋体" w:cs="宋体" w:hint="eastAsia"/>
+              <w:rFonts w:hint="eastAsia" w:ascii="宋体" w:hAnsi="宋体" w:eastAsia="宋体" w:cs="宋体"/>
               <w:szCs w:val="24"/>
             </w:rPr>
             <w:fldChar w:fldCharType="separate"/>
@@ -2176,7 +2215,7 @@
           </w:r>
           <w:r>
             <w:rPr>
-              <w:rFonts w:ascii="宋体" w:eastAsia="宋体" w:hAnsi="宋体" w:cs="宋体" w:hint="eastAsia"/>
+              <w:rFonts w:hint="eastAsia" w:ascii="宋体" w:hAnsi="宋体" w:eastAsia="宋体" w:cs="宋体"/>
               <w:szCs w:val="24"/>
             </w:rPr>
             <w:fldChar w:fldCharType="end"/>
@@ -2184,28 +2223,28 @@
         </w:p>
         <w:p>
           <w:pPr>
-            <w:pStyle w:val="TOC2"/>
+            <w:pStyle w:val="17"/>
             <w:tabs>
               <w:tab w:val="right" w:leader="dot" w:pos="8306"/>
             </w:tabs>
           </w:pPr>
           <w:r>
             <w:rPr>
-              <w:rFonts w:ascii="宋体" w:eastAsia="宋体" w:hAnsi="宋体" w:cs="宋体" w:hint="eastAsia"/>
+              <w:rFonts w:hint="eastAsia" w:ascii="宋体" w:hAnsi="宋体" w:eastAsia="宋体" w:cs="宋体"/>
               <w:szCs w:val="24"/>
             </w:rPr>
             <w:fldChar w:fldCharType="begin"/>
           </w:r>
           <w:r>
             <w:rPr>
-              <w:rFonts w:ascii="宋体" w:eastAsia="宋体" w:hAnsi="宋体" w:cs="宋体" w:hint="eastAsia"/>
+              <w:rFonts w:hint="eastAsia" w:ascii="宋体" w:hAnsi="宋体" w:eastAsia="宋体" w:cs="宋体"/>
               <w:szCs w:val="24"/>
             </w:rPr>
             <w:instrText xml:space="preserve"> HYPERLINK \l _Toc12652 </w:instrText>
           </w:r>
           <w:r>
             <w:rPr>
-              <w:rFonts w:ascii="宋体" w:eastAsia="宋体" w:hAnsi="宋体" w:cs="宋体" w:hint="eastAsia"/>
+              <w:rFonts w:hint="eastAsia" w:ascii="宋体" w:hAnsi="宋体" w:eastAsia="宋体" w:cs="宋体"/>
               <w:szCs w:val="24"/>
             </w:rPr>
             <w:fldChar w:fldCharType="separate"/>
@@ -2237,7 +2276,7 @@
           </w:r>
           <w:r>
             <w:rPr>
-              <w:rFonts w:ascii="宋体" w:eastAsia="宋体" w:hAnsi="宋体" w:cs="宋体" w:hint="eastAsia"/>
+              <w:rFonts w:hint="eastAsia" w:ascii="宋体" w:hAnsi="宋体" w:eastAsia="宋体" w:cs="宋体"/>
               <w:szCs w:val="24"/>
             </w:rPr>
             <w:fldChar w:fldCharType="end"/>
@@ -2245,28 +2284,28 @@
         </w:p>
         <w:p>
           <w:pPr>
-            <w:pStyle w:val="TOC2"/>
+            <w:pStyle w:val="17"/>
             <w:tabs>
               <w:tab w:val="right" w:leader="dot" w:pos="8306"/>
             </w:tabs>
           </w:pPr>
           <w:r>
             <w:rPr>
-              <w:rFonts w:ascii="宋体" w:eastAsia="宋体" w:hAnsi="宋体" w:cs="宋体" w:hint="eastAsia"/>
+              <w:rFonts w:hint="eastAsia" w:ascii="宋体" w:hAnsi="宋体" w:eastAsia="宋体" w:cs="宋体"/>
               <w:szCs w:val="24"/>
             </w:rPr>
             <w:fldChar w:fldCharType="begin"/>
           </w:r>
           <w:r>
             <w:rPr>
-              <w:rFonts w:ascii="宋体" w:eastAsia="宋体" w:hAnsi="宋体" w:cs="宋体" w:hint="eastAsia"/>
+              <w:rFonts w:hint="eastAsia" w:ascii="宋体" w:hAnsi="宋体" w:eastAsia="宋体" w:cs="宋体"/>
               <w:szCs w:val="24"/>
             </w:rPr>
             <w:instrText xml:space="preserve"> HYPERLINK \l _Toc16608 </w:instrText>
           </w:r>
           <w:r>
             <w:rPr>
-              <w:rFonts w:ascii="宋体" w:eastAsia="宋体" w:hAnsi="宋体" w:cs="宋体" w:hint="eastAsia"/>
+              <w:rFonts w:hint="eastAsia" w:ascii="宋体" w:hAnsi="宋体" w:eastAsia="宋体" w:cs="宋体"/>
               <w:szCs w:val="24"/>
             </w:rPr>
             <w:fldChar w:fldCharType="separate"/>
@@ -2298,7 +2337,7 @@
           </w:r>
           <w:r>
             <w:rPr>
-              <w:rFonts w:ascii="宋体" w:eastAsia="宋体" w:hAnsi="宋体" w:cs="宋体" w:hint="eastAsia"/>
+              <w:rFonts w:hint="eastAsia" w:ascii="宋体" w:hAnsi="宋体" w:eastAsia="宋体" w:cs="宋体"/>
               <w:szCs w:val="24"/>
             </w:rPr>
             <w:fldChar w:fldCharType="end"/>
@@ -2306,28 +2345,28 @@
         </w:p>
         <w:p>
           <w:pPr>
-            <w:pStyle w:val="TOC2"/>
+            <w:pStyle w:val="17"/>
             <w:tabs>
               <w:tab w:val="right" w:leader="dot" w:pos="8306"/>
             </w:tabs>
           </w:pPr>
           <w:r>
             <w:rPr>
-              <w:rFonts w:ascii="宋体" w:eastAsia="宋体" w:hAnsi="宋体" w:cs="宋体" w:hint="eastAsia"/>
+              <w:rFonts w:hint="eastAsia" w:ascii="宋体" w:hAnsi="宋体" w:eastAsia="宋体" w:cs="宋体"/>
               <w:szCs w:val="24"/>
             </w:rPr>
             <w:fldChar w:fldCharType="begin"/>
           </w:r>
           <w:r>
             <w:rPr>
-              <w:rFonts w:ascii="宋体" w:eastAsia="宋体" w:hAnsi="宋体" w:cs="宋体" w:hint="eastAsia"/>
+              <w:rFonts w:hint="eastAsia" w:ascii="宋体" w:hAnsi="宋体" w:eastAsia="宋体" w:cs="宋体"/>
               <w:szCs w:val="24"/>
             </w:rPr>
             <w:instrText xml:space="preserve"> HYPERLINK \l _Toc6425 </w:instrText>
           </w:r>
           <w:r>
             <w:rPr>
-              <w:rFonts w:ascii="宋体" w:eastAsia="宋体" w:hAnsi="宋体" w:cs="宋体" w:hint="eastAsia"/>
+              <w:rFonts w:hint="eastAsia" w:ascii="宋体" w:hAnsi="宋体" w:eastAsia="宋体" w:cs="宋体"/>
               <w:szCs w:val="24"/>
             </w:rPr>
             <w:fldChar w:fldCharType="separate"/>
@@ -2359,7 +2398,7 @@
           </w:r>
           <w:r>
             <w:rPr>
-              <w:rFonts w:ascii="宋体" w:eastAsia="宋体" w:hAnsi="宋体" w:cs="宋体" w:hint="eastAsia"/>
+              <w:rFonts w:hint="eastAsia" w:ascii="宋体" w:hAnsi="宋体" w:eastAsia="宋体" w:cs="宋体"/>
               <w:szCs w:val="24"/>
             </w:rPr>
             <w:fldChar w:fldCharType="end"/>
@@ -2367,28 +2406,28 @@
         </w:p>
         <w:p>
           <w:pPr>
-            <w:pStyle w:val="TOC2"/>
+            <w:pStyle w:val="17"/>
             <w:tabs>
               <w:tab w:val="right" w:leader="dot" w:pos="8306"/>
             </w:tabs>
           </w:pPr>
           <w:r>
             <w:rPr>
-              <w:rFonts w:ascii="宋体" w:eastAsia="宋体" w:hAnsi="宋体" w:cs="宋体" w:hint="eastAsia"/>
+              <w:rFonts w:hint="eastAsia" w:ascii="宋体" w:hAnsi="宋体" w:eastAsia="宋体" w:cs="宋体"/>
               <w:szCs w:val="24"/>
             </w:rPr>
             <w:fldChar w:fldCharType="begin"/>
           </w:r>
           <w:r>
             <w:rPr>
-              <w:rFonts w:ascii="宋体" w:eastAsia="宋体" w:hAnsi="宋体" w:cs="宋体" w:hint="eastAsia"/>
+              <w:rFonts w:hint="eastAsia" w:ascii="宋体" w:hAnsi="宋体" w:eastAsia="宋体" w:cs="宋体"/>
               <w:szCs w:val="24"/>
             </w:rPr>
             <w:instrText xml:space="preserve"> HYPERLINK \l _Toc30310 </w:instrText>
           </w:r>
           <w:r>
             <w:rPr>
-              <w:rFonts w:ascii="宋体" w:eastAsia="宋体" w:hAnsi="宋体" w:cs="宋体" w:hint="eastAsia"/>
+              <w:rFonts w:hint="eastAsia" w:ascii="宋体" w:hAnsi="宋体" w:eastAsia="宋体" w:cs="宋体"/>
               <w:szCs w:val="24"/>
             </w:rPr>
             <w:fldChar w:fldCharType="separate"/>
@@ -2420,7 +2459,7 @@
           </w:r>
           <w:r>
             <w:rPr>
-              <w:rFonts w:ascii="宋体" w:eastAsia="宋体" w:hAnsi="宋体" w:cs="宋体" w:hint="eastAsia"/>
+              <w:rFonts w:hint="eastAsia" w:ascii="宋体" w:hAnsi="宋体" w:eastAsia="宋体" w:cs="宋体"/>
               <w:szCs w:val="24"/>
             </w:rPr>
             <w:fldChar w:fldCharType="end"/>
@@ -2428,28 +2467,28 @@
         </w:p>
         <w:p>
           <w:pPr>
-            <w:pStyle w:val="TOC2"/>
+            <w:pStyle w:val="17"/>
             <w:tabs>
               <w:tab w:val="right" w:leader="dot" w:pos="8306"/>
             </w:tabs>
           </w:pPr>
           <w:r>
             <w:rPr>
-              <w:rFonts w:ascii="宋体" w:eastAsia="宋体" w:hAnsi="宋体" w:cs="宋体" w:hint="eastAsia"/>
+              <w:rFonts w:hint="eastAsia" w:ascii="宋体" w:hAnsi="宋体" w:eastAsia="宋体" w:cs="宋体"/>
               <w:szCs w:val="24"/>
             </w:rPr>
             <w:fldChar w:fldCharType="begin"/>
           </w:r>
           <w:r>
             <w:rPr>
-              <w:rFonts w:ascii="宋体" w:eastAsia="宋体" w:hAnsi="宋体" w:cs="宋体" w:hint="eastAsia"/>
+              <w:rFonts w:hint="eastAsia" w:ascii="宋体" w:hAnsi="宋体" w:eastAsia="宋体" w:cs="宋体"/>
               <w:szCs w:val="24"/>
             </w:rPr>
             <w:instrText xml:space="preserve"> HYPERLINK \l _Toc32645 </w:instrText>
           </w:r>
           <w:r>
             <w:rPr>
-              <w:rFonts w:ascii="宋体" w:eastAsia="宋体" w:hAnsi="宋体" w:cs="宋体" w:hint="eastAsia"/>
+              <w:rFonts w:hint="eastAsia" w:ascii="宋体" w:hAnsi="宋体" w:eastAsia="宋体" w:cs="宋体"/>
               <w:szCs w:val="24"/>
             </w:rPr>
             <w:fldChar w:fldCharType="separate"/>
@@ -2481,7 +2520,7 @@
           </w:r>
           <w:r>
             <w:rPr>
-              <w:rFonts w:ascii="宋体" w:eastAsia="宋体" w:hAnsi="宋体" w:cs="宋体" w:hint="eastAsia"/>
+              <w:rFonts w:hint="eastAsia" w:ascii="宋体" w:hAnsi="宋体" w:eastAsia="宋体" w:cs="宋体"/>
               <w:szCs w:val="24"/>
             </w:rPr>
             <w:fldChar w:fldCharType="end"/>
@@ -2489,28 +2528,28 @@
         </w:p>
         <w:p>
           <w:pPr>
-            <w:pStyle w:val="TOC1"/>
+            <w:pStyle w:val="16"/>
             <w:tabs>
               <w:tab w:val="right" w:leader="dot" w:pos="8306"/>
             </w:tabs>
           </w:pPr>
           <w:r>
             <w:rPr>
-              <w:rFonts w:ascii="宋体" w:eastAsia="宋体" w:hAnsi="宋体" w:cs="宋体" w:hint="eastAsia"/>
+              <w:rFonts w:hint="eastAsia" w:ascii="宋体" w:hAnsi="宋体" w:eastAsia="宋体" w:cs="宋体"/>
               <w:szCs w:val="24"/>
             </w:rPr>
             <w:fldChar w:fldCharType="begin"/>
           </w:r>
           <w:r>
             <w:rPr>
-              <w:rFonts w:ascii="宋体" w:eastAsia="宋体" w:hAnsi="宋体" w:cs="宋体" w:hint="eastAsia"/>
+              <w:rFonts w:hint="eastAsia" w:ascii="宋体" w:hAnsi="宋体" w:eastAsia="宋体" w:cs="宋体"/>
               <w:szCs w:val="24"/>
             </w:rPr>
             <w:instrText xml:space="preserve"> HYPERLINK \l _Toc18496 </w:instrText>
           </w:r>
           <w:r>
             <w:rPr>
-              <w:rFonts w:ascii="宋体" w:eastAsia="宋体" w:hAnsi="宋体" w:cs="宋体" w:hint="eastAsia"/>
+              <w:rFonts w:hint="eastAsia" w:ascii="宋体" w:hAnsi="宋体" w:eastAsia="宋体" w:cs="宋体"/>
               <w:szCs w:val="24"/>
             </w:rPr>
             <w:fldChar w:fldCharType="separate"/>
@@ -2542,7 +2581,7 @@
           </w:r>
           <w:r>
             <w:rPr>
-              <w:rFonts w:ascii="宋体" w:eastAsia="宋体" w:hAnsi="宋体" w:cs="宋体" w:hint="eastAsia"/>
+              <w:rFonts w:hint="eastAsia" w:ascii="宋体" w:hAnsi="宋体" w:eastAsia="宋体" w:cs="宋体"/>
               <w:szCs w:val="24"/>
             </w:rPr>
             <w:fldChar w:fldCharType="end"/>
@@ -2550,42 +2589,42 @@
         </w:p>
         <w:p>
           <w:pPr>
-            <w:pStyle w:val="TOC1"/>
+            <w:pStyle w:val="16"/>
             <w:tabs>
               <w:tab w:val="right" w:leader="dot" w:pos="8306"/>
             </w:tabs>
           </w:pPr>
           <w:r>
             <w:rPr>
-              <w:rFonts w:ascii="宋体" w:eastAsia="宋体" w:hAnsi="宋体" w:cs="宋体" w:hint="eastAsia"/>
+              <w:rFonts w:hint="eastAsia" w:ascii="宋体" w:hAnsi="宋体" w:eastAsia="宋体" w:cs="宋体"/>
               <w:szCs w:val="24"/>
             </w:rPr>
             <w:fldChar w:fldCharType="begin"/>
           </w:r>
           <w:r>
             <w:rPr>
-              <w:rFonts w:ascii="宋体" w:eastAsia="宋体" w:hAnsi="宋体" w:cs="宋体" w:hint="eastAsia"/>
+              <w:rFonts w:hint="eastAsia" w:ascii="宋体" w:hAnsi="宋体" w:eastAsia="宋体" w:cs="宋体"/>
               <w:szCs w:val="24"/>
             </w:rPr>
             <w:instrText xml:space="preserve"> HYPERLINK \l _Toc11320 </w:instrText>
           </w:r>
           <w:r>
             <w:rPr>
-              <w:rFonts w:ascii="宋体" w:eastAsia="宋体" w:hAnsi="宋体" w:cs="宋体" w:hint="eastAsia"/>
+              <w:rFonts w:hint="eastAsia" w:ascii="宋体" w:hAnsi="宋体" w:eastAsia="宋体" w:cs="宋体"/>
               <w:szCs w:val="24"/>
             </w:rPr>
             <w:fldChar w:fldCharType="separate"/>
           </w:r>
           <w:r>
             <w:rPr>
-              <w:rFonts w:eastAsia="宋体" w:hint="default"/>
+              <w:rFonts w:hint="default" w:eastAsia="宋体"/>
               <w:lang w:val="en-US" w:eastAsia="zh-CN"/>
             </w:rPr>
             <w:t xml:space="preserve">7. </w:t>
           </w:r>
           <w:r>
             <w:rPr>
-              <w:rFonts w:eastAsia="宋体" w:hint="eastAsia"/>
+              <w:rFonts w:hint="eastAsia" w:eastAsia="宋体"/>
               <w:lang w:val="en-US" w:eastAsia="zh-CN"/>
             </w:rPr>
             <w:t>附则</w:t>
@@ -2610,7 +2649,7 @@
           </w:r>
           <w:r>
             <w:rPr>
-              <w:rFonts w:ascii="宋体" w:eastAsia="宋体" w:hAnsi="宋体" w:cs="宋体" w:hint="eastAsia"/>
+              <w:rFonts w:hint="eastAsia" w:ascii="宋体" w:hAnsi="宋体" w:eastAsia="宋体" w:cs="宋体"/>
               <w:szCs w:val="24"/>
             </w:rPr>
             <w:fldChar w:fldCharType="end"/>
@@ -2634,7 +2673,7 @@
             <w:spacing w:line="288" w:lineRule="auto"/>
             <w:textAlignment w:val="baseline"/>
             <w:rPr>
-              <w:rFonts w:ascii="宋体" w:eastAsia="宋体" w:hAnsi="宋体" w:cs="宋体" w:hint="eastAsia"/>
+              <w:rFonts w:hint="eastAsia" w:ascii="宋体" w:hAnsi="宋体" w:eastAsia="宋体" w:cs="宋体"/>
               <w:snapToGrid w:val="0"/>
               <w:color w:val="000000"/>
               <w:kern w:val="0"/>
@@ -2645,7 +2684,7 @@
           </w:pPr>
           <w:r>
             <w:rPr>
-              <w:rFonts w:ascii="宋体" w:eastAsia="宋体" w:hAnsi="宋体" w:cs="宋体" w:hint="eastAsia"/>
+              <w:rFonts w:hint="eastAsia" w:ascii="宋体" w:hAnsi="宋体" w:eastAsia="宋体" w:cs="宋体"/>
               <w:szCs w:val="24"/>
             </w:rPr>
             <w:fldChar w:fldCharType="end"/>
@@ -2656,7 +2695,7 @@
     <w:p>
       <w:pPr>
         <w:rPr>
-          <w:rFonts w:ascii="Arial" w:eastAsia="Arial" w:hAnsi="Arial" w:cs="Arial"/>
+          <w:rFonts w:ascii="Arial" w:hAnsi="Arial" w:eastAsia="Arial" w:cs="Arial"/>
           <w:snapToGrid w:val="0"/>
           <w:color w:val="000000"/>
           <w:kern w:val="0"/>
@@ -2667,7 +2706,7 @@
       </w:pPr>
       <w:r>
         <w:rPr>
-          <w:rFonts w:ascii="Arial" w:eastAsia="Arial" w:hAnsi="Arial" w:cs="Arial"/>
+          <w:rFonts w:ascii="Arial" w:hAnsi="Arial" w:eastAsia="Arial" w:cs="Arial"/>
           <w:snapToGrid w:val="0"/>
           <w:color w:val="000000"/>
           <w:kern w:val="0"/>
@@ -2680,45 +2719,45 @@
     </w:p>
     <w:p>
       <w:pPr>
-        <w:pStyle w:val="1"/>
-        <w:bidi w:val="0"/>
-      </w:pPr>
-      <w:bookmarkStart w:id="3" w:name="_Toc28491"/>
+        <w:pStyle w:val="28"/>
+        <w:bidi w:val="0"/>
+      </w:pPr>
+      <w:bookmarkStart w:id="2" w:name="_Toc28491"/>
       <w:r>
         <w:t>目的</w:t>
       </w:r>
+      <w:bookmarkEnd w:id="2"/>
+    </w:p>
+    <w:p>
+      <w:pPr>
+        <w:pStyle w:val="29"/>
+        <w:bidi w:val="0"/>
+      </w:pPr>
+      <w:r>
+        <w:t>为规范公司员工入职、离职管理工作流程，明确各环节职责与要求，保障公司与员工的合法权益，确保工作平稳交接与延续，维护公司正常运营秩序，特制定本制度。</w:t>
+      </w:r>
+    </w:p>
+    <w:p>
+      <w:pPr>
+        <w:pStyle w:val="28"/>
+        <w:bidi w:val="0"/>
+      </w:pPr>
+      <w:bookmarkStart w:id="3" w:name="_Toc239"/>
+      <w:r>
+        <w:rPr>
+          <w:rFonts w:hint="eastAsia"/>
+          <w:lang w:val="en-US" w:eastAsia="zh-CN"/>
+        </w:rPr>
+        <w:t>适用</w:t>
+      </w:r>
+      <w:r>
+        <w:t>范围</w:t>
+      </w:r>
       <w:bookmarkEnd w:id="3"/>
     </w:p>
     <w:p>
       <w:pPr>
-        <w:pStyle w:val="a1"/>
-        <w:bidi w:val="0"/>
-      </w:pPr>
-      <w:r>
-        <w:t>为规范公司员工入职、离职管理工作流程，明确各环节职责与要求，保障公司与员工的合法权益，确保工作平稳交接与延续，维护公司正常运营秩序，特制定本制度。</w:t>
-      </w:r>
-    </w:p>
-    <w:p>
-      <w:pPr>
-        <w:pStyle w:val="1"/>
-        <w:bidi w:val="0"/>
-      </w:pPr>
-      <w:bookmarkStart w:id="4" w:name="_Toc239"/>
-      <w:r>
-        <w:rPr>
-          <w:rFonts w:hint="eastAsia"/>
-          <w:lang w:val="en-US" w:eastAsia="zh-CN"/>
-        </w:rPr>
-        <w:t>适用</w:t>
-      </w:r>
-      <w:r>
-        <w:t>范围</w:t>
-      </w:r>
-      <w:bookmarkEnd w:id="4"/>
-    </w:p>
-    <w:p>
-      <w:pPr>
-        <w:pStyle w:val="a1"/>
+        <w:pStyle w:val="29"/>
         <w:bidi w:val="0"/>
       </w:pPr>
       <w:r>
@@ -2727,7 +2766,7 @@
     </w:p>
     <w:p>
       <w:pPr>
-        <w:pStyle w:val="a1"/>
+        <w:pStyle w:val="29"/>
         <w:bidi w:val="0"/>
         <w:rPr>
           <w:rFonts w:hint="eastAsia"/>
@@ -2747,15 +2786,15 @@
     </w:p>
     <w:p>
       <w:pPr>
-        <w:pStyle w:val="1"/>
-        <w:bidi w:val="0"/>
-        <w:rPr>
-          <w:rFonts w:hint="default"/>
-          <w:lang w:val="en-US" w:eastAsia="zh-CN"/>
-        </w:rPr>
-      </w:pPr>
-      <w:bookmarkStart w:id="5" w:name="_Toc24521"/>
-      <w:bookmarkStart w:id="6" w:name="_Toc17424"/>
+        <w:pStyle w:val="28"/>
+        <w:bidi w:val="0"/>
+        <w:rPr>
+          <w:rFonts w:hint="default"/>
+          <w:lang w:val="en-US" w:eastAsia="zh-CN"/>
+        </w:rPr>
+      </w:pPr>
+      <w:bookmarkStart w:id="4" w:name="_Toc24521"/>
+      <w:bookmarkStart w:id="5" w:name="_Toc17424"/>
       <w:r>
         <w:rPr>
           <w:rFonts w:hint="default"/>
@@ -2763,895 +2802,895 @@
         </w:rPr>
         <w:t>岗位职责</w:t>
       </w:r>
+      <w:bookmarkEnd w:id="4"/>
+    </w:p>
+    <w:p>
+      <w:pPr>
+        <w:pStyle w:val="30"/>
+        <w:bidi w:val="0"/>
+        <w:rPr>
+          <w:rFonts w:hint="default"/>
+          <w:lang w:val="en-US" w:eastAsia="zh-CN"/>
+        </w:rPr>
+      </w:pPr>
+      <w:bookmarkStart w:id="6" w:name="_Toc12829"/>
+      <w:r>
+        <w:rPr>
+          <w:rFonts w:hint="default"/>
+          <w:lang w:val="en-US" w:eastAsia="zh-CN"/>
+        </w:rPr>
+        <w:t>人力部</w:t>
+      </w:r>
+      <w:bookmarkEnd w:id="6"/>
+    </w:p>
+    <w:p>
+      <w:pPr>
+        <w:pStyle w:val="29"/>
+        <w:bidi w:val="0"/>
+        <w:rPr>
+          <w:rFonts w:hint="default"/>
+          <w:lang w:val="en-US" w:eastAsia="zh-CN"/>
+        </w:rPr>
+      </w:pPr>
+      <w:r>
+        <w:rPr>
+          <w:rFonts w:hint="default"/>
+          <w:lang w:val="en-US" w:eastAsia="zh-CN"/>
+        </w:rPr>
+        <w:t>负责本制度的制定、修订与解释。</w:t>
+      </w:r>
+    </w:p>
+    <w:p>
+      <w:pPr>
+        <w:pStyle w:val="29"/>
+        <w:bidi w:val="0"/>
+        <w:rPr>
+          <w:rFonts w:hint="default"/>
+          <w:lang w:val="en-US" w:eastAsia="zh-CN"/>
+        </w:rPr>
+      </w:pPr>
+      <w:r>
+        <w:rPr>
+          <w:rFonts w:hint="default"/>
+          <w:lang w:val="en-US" w:eastAsia="zh-CN"/>
+        </w:rPr>
+        <w:t>负责统筹员工入职手续的办理，包括资料收集、合同签订、系统录入等。</w:t>
+      </w:r>
+    </w:p>
+    <w:p>
+      <w:pPr>
+        <w:pStyle w:val="29"/>
+        <w:bidi w:val="0"/>
+        <w:rPr>
+          <w:rFonts w:hint="default"/>
+          <w:lang w:val="en-US" w:eastAsia="zh-CN"/>
+        </w:rPr>
+      </w:pPr>
+      <w:r>
+        <w:rPr>
+          <w:rFonts w:hint="default"/>
+          <w:lang w:val="en-US" w:eastAsia="zh-CN"/>
+        </w:rPr>
+        <w:t>负责统筹员工离职手续的办理，包括离职审批流程推动、离职访谈、薪资结算、关系转移等。</w:t>
+      </w:r>
+    </w:p>
+    <w:p>
+      <w:pPr>
+        <w:pStyle w:val="29"/>
+        <w:bidi w:val="0"/>
+        <w:rPr>
+          <w:rFonts w:hint="default"/>
+          <w:lang w:val="en-US" w:eastAsia="zh-CN"/>
+        </w:rPr>
+      </w:pPr>
+      <w:r>
+        <w:rPr>
+          <w:rFonts w:hint="default"/>
+          <w:lang w:val="en-US" w:eastAsia="zh-CN"/>
+        </w:rPr>
+        <w:t>负责组织新员工的入职引导与公司级培训。</w:t>
+      </w:r>
+    </w:p>
+    <w:p>
+      <w:pPr>
+        <w:pStyle w:val="29"/>
+        <w:bidi w:val="0"/>
+        <w:rPr>
+          <w:rFonts w:hint="default"/>
+          <w:lang w:val="en-US" w:eastAsia="zh-CN"/>
+        </w:rPr>
+      </w:pPr>
+      <w:r>
+        <w:rPr>
+          <w:rFonts w:hint="default"/>
+          <w:lang w:val="en-US" w:eastAsia="zh-CN"/>
+        </w:rPr>
+        <w:t>负责员工入离职相关档案的建立、归档与管理。</w:t>
+      </w:r>
+    </w:p>
+    <w:p>
+      <w:pPr>
+        <w:pStyle w:val="29"/>
+        <w:bidi w:val="0"/>
+        <w:rPr>
+          <w:rFonts w:hint="default"/>
+          <w:lang w:val="en-US" w:eastAsia="zh-CN"/>
+        </w:rPr>
+      </w:pPr>
+      <w:r>
+        <w:rPr>
+          <w:rFonts w:hint="default"/>
+          <w:lang w:val="en-US" w:eastAsia="zh-CN"/>
+        </w:rPr>
+        <w:t>监督并确保入离职流程符合国家法律法规及公司政策。</w:t>
+      </w:r>
+    </w:p>
+    <w:p>
+      <w:pPr>
+        <w:pStyle w:val="30"/>
+        <w:bidi w:val="0"/>
+        <w:rPr>
+          <w:rFonts w:hint="default"/>
+          <w:lang w:val="en-US" w:eastAsia="zh-CN"/>
+        </w:rPr>
+      </w:pPr>
+      <w:bookmarkStart w:id="7" w:name="_Toc12267"/>
+      <w:r>
+        <w:rPr>
+          <w:rFonts w:hint="eastAsia"/>
+          <w:lang w:val="en-US" w:eastAsia="zh-CN"/>
+        </w:rPr>
+        <w:t>其他</w:t>
+      </w:r>
+      <w:r>
+        <w:rPr>
+          <w:rFonts w:hint="default"/>
+          <w:lang w:val="en-US" w:eastAsia="zh-CN"/>
+        </w:rPr>
+        <w:t>运维相关部门</w:t>
+      </w:r>
+      <w:bookmarkEnd w:id="7"/>
+    </w:p>
+    <w:p>
+      <w:pPr>
+        <w:pStyle w:val="29"/>
+        <w:bidi w:val="0"/>
+        <w:rPr>
+          <w:rFonts w:hint="default"/>
+          <w:lang w:val="en-US" w:eastAsia="zh-CN"/>
+        </w:rPr>
+      </w:pPr>
+      <w:r>
+        <w:rPr>
+          <w:rFonts w:hint="default"/>
+          <w:lang w:val="en-US" w:eastAsia="zh-CN"/>
+        </w:rPr>
+        <w:t>负责本部门新员工岗位引导、工作安排及岗位技能培训。</w:t>
+      </w:r>
+    </w:p>
+    <w:p>
+      <w:pPr>
+        <w:pStyle w:val="29"/>
+        <w:bidi w:val="0"/>
+        <w:rPr>
+          <w:rFonts w:hint="default"/>
+          <w:lang w:val="en-US" w:eastAsia="zh-CN"/>
+        </w:rPr>
+      </w:pPr>
+      <w:r>
+        <w:rPr>
+          <w:rFonts w:hint="default"/>
+          <w:lang w:val="en-US" w:eastAsia="zh-CN"/>
+        </w:rPr>
+        <w:t>负责提出本部门员工的离职面谈申请，并配合人力部完成离职访谈。</w:t>
+      </w:r>
+    </w:p>
+    <w:p>
+      <w:pPr>
+        <w:pStyle w:val="29"/>
+        <w:bidi w:val="0"/>
+        <w:rPr>
+          <w:rFonts w:hint="default"/>
+          <w:lang w:val="en-US" w:eastAsia="zh-CN"/>
+        </w:rPr>
+      </w:pPr>
+      <w:r>
+        <w:rPr>
+          <w:rFonts w:hint="default"/>
+          <w:lang w:val="en-US" w:eastAsia="zh-CN"/>
+        </w:rPr>
+        <w:t>负责监督并确保离职员工按照要求完成工作交接。</w:t>
+      </w:r>
+    </w:p>
+    <w:p>
+      <w:pPr>
+        <w:pStyle w:val="29"/>
+        <w:bidi w:val="0"/>
+        <w:rPr>
+          <w:rFonts w:hint="default"/>
+          <w:lang w:val="en-US" w:eastAsia="zh-CN"/>
+        </w:rPr>
+      </w:pPr>
+      <w:r>
+        <w:rPr>
+          <w:rFonts w:hint="default"/>
+          <w:lang w:val="en-US" w:eastAsia="zh-CN"/>
+        </w:rPr>
+        <w:t>负责验收离职员工交接的工作资料、资产、账号权限等。</w:t>
+      </w:r>
+    </w:p>
+    <w:p>
+      <w:pPr>
+        <w:pStyle w:val="29"/>
+        <w:bidi w:val="0"/>
+        <w:rPr>
+          <w:rFonts w:hint="default"/>
+          <w:lang w:val="en-US" w:eastAsia="zh-CN"/>
+        </w:rPr>
+      </w:pPr>
+      <w:r>
+        <w:rPr>
+          <w:rFonts w:hint="default"/>
+          <w:lang w:val="en-US" w:eastAsia="zh-CN"/>
+        </w:rPr>
+        <w:t>及时向人力部反馈员工入职后的适应情况或离职动态。</w:t>
+      </w:r>
+    </w:p>
+    <w:p>
+      <w:pPr>
+        <w:pStyle w:val="28"/>
+        <w:bidi w:val="0"/>
+        <w:rPr>
+          <w:rFonts w:hint="default"/>
+          <w:lang w:val="en-US" w:eastAsia="zh-CN"/>
+        </w:rPr>
+      </w:pPr>
+      <w:bookmarkStart w:id="8" w:name="_Toc21456"/>
+      <w:r>
+        <w:rPr>
+          <w:rFonts w:hint="default"/>
+          <w:lang w:val="en-US" w:eastAsia="zh-CN"/>
+        </w:rPr>
+        <w:t>入职管理</w:t>
+      </w:r>
+      <w:bookmarkEnd w:id="8"/>
+    </w:p>
+    <w:p>
+      <w:pPr>
+        <w:pStyle w:val="30"/>
+        <w:bidi w:val="0"/>
+        <w:rPr>
+          <w:rFonts w:hint="default"/>
+          <w:lang w:val="en-US" w:eastAsia="zh-CN"/>
+        </w:rPr>
+      </w:pPr>
+      <w:bookmarkStart w:id="9" w:name="_Toc23844"/>
+      <w:r>
+        <w:rPr>
+          <w:rFonts w:hint="default"/>
+          <w:lang w:val="en-US" w:eastAsia="zh-CN"/>
+        </w:rPr>
+        <w:t>入职准备与通知</w:t>
+      </w:r>
+      <w:bookmarkEnd w:id="9"/>
+    </w:p>
+    <w:p>
+      <w:pPr>
+        <w:pStyle w:val="29"/>
+        <w:bidi w:val="0"/>
+        <w:rPr>
+          <w:rFonts w:hint="default"/>
+          <w:lang w:val="en-US" w:eastAsia="zh-CN"/>
+        </w:rPr>
+      </w:pPr>
+      <w:r>
+        <w:rPr>
+          <w:rFonts w:hint="default"/>
+          <w:lang w:val="en-US" w:eastAsia="zh-CN"/>
+        </w:rPr>
+        <w:t>人力部在发出《录用通知书》时，应明确告知报到时间、地点、所需材料及注意事项。</w:t>
+      </w:r>
+    </w:p>
+    <w:p>
+      <w:pPr>
+        <w:pStyle w:val="29"/>
+        <w:bidi w:val="0"/>
+        <w:rPr>
+          <w:rFonts w:hint="default"/>
+          <w:lang w:val="en-US" w:eastAsia="zh-CN"/>
+        </w:rPr>
+      </w:pPr>
+      <w:r>
+        <w:rPr>
+          <w:rFonts w:hint="default"/>
+          <w:lang w:val="en-US" w:eastAsia="zh-CN"/>
+        </w:rPr>
+        <w:t>用人部门经理应提前为新员工准备办公座位、办公用品、设备及必要的工作账号权限申请。</w:t>
+      </w:r>
+    </w:p>
+    <w:p>
+      <w:pPr>
+        <w:pStyle w:val="30"/>
+        <w:bidi w:val="0"/>
+        <w:rPr>
+          <w:rFonts w:hint="default"/>
+          <w:lang w:val="en-US" w:eastAsia="zh-CN"/>
+        </w:rPr>
+      </w:pPr>
+      <w:bookmarkStart w:id="10" w:name="_Toc15179"/>
+      <w:r>
+        <w:rPr>
+          <w:rFonts w:hint="default"/>
+          <w:lang w:val="en-US" w:eastAsia="zh-CN"/>
+        </w:rPr>
+        <w:t>入职手续办理</w:t>
+      </w:r>
+      <w:bookmarkEnd w:id="10"/>
+    </w:p>
+    <w:p>
+      <w:pPr>
+        <w:pStyle w:val="29"/>
+        <w:bidi w:val="0"/>
+        <w:rPr>
+          <w:rFonts w:hint="default"/>
+          <w:lang w:val="en-US" w:eastAsia="zh-CN"/>
+        </w:rPr>
+      </w:pPr>
+      <w:r>
+        <w:rPr>
+          <w:rFonts w:hint="default"/>
+          <w:lang w:val="en-US" w:eastAsia="zh-CN"/>
+        </w:rPr>
+        <w:t>新员工按约定时间至人力部报到，提交身份证、学历学位证、离职证明、体检报告等指定材料。</w:t>
+      </w:r>
+    </w:p>
+    <w:p>
+      <w:pPr>
+        <w:pStyle w:val="29"/>
+        <w:bidi w:val="0"/>
+        <w:rPr>
+          <w:rFonts w:hint="default"/>
+          <w:lang w:val="en-US" w:eastAsia="zh-CN"/>
+        </w:rPr>
+      </w:pPr>
+      <w:r>
+        <w:rPr>
+          <w:rFonts w:hint="default"/>
+          <w:lang w:val="en-US" w:eastAsia="zh-CN"/>
+        </w:rPr>
+        <w:t>人力部审核材料无误后，指导新员工签订劳动合同、保密协议等相关法律文件。</w:t>
+      </w:r>
+    </w:p>
+    <w:p>
+      <w:pPr>
+        <w:pStyle w:val="29"/>
+        <w:bidi w:val="0"/>
+        <w:rPr>
+          <w:rFonts w:hint="default"/>
+          <w:lang w:val="en-US" w:eastAsia="zh-CN"/>
+        </w:rPr>
+      </w:pPr>
+      <w:r>
+        <w:rPr>
+          <w:rFonts w:hint="default"/>
+          <w:lang w:val="en-US" w:eastAsia="zh-CN"/>
+        </w:rPr>
+        <w:t>人力部为新员工办理门禁卡、邮箱、OA系统账号等，并介绍公司基本规章制度。</w:t>
+      </w:r>
+    </w:p>
+    <w:p>
+      <w:pPr>
+        <w:pStyle w:val="30"/>
+        <w:bidi w:val="0"/>
+        <w:rPr>
+          <w:rFonts w:hint="default"/>
+          <w:lang w:val="en-US" w:eastAsia="zh-CN"/>
+        </w:rPr>
+      </w:pPr>
+      <w:bookmarkStart w:id="11" w:name="_Toc26337"/>
+      <w:r>
+        <w:rPr>
+          <w:rFonts w:hint="default"/>
+          <w:lang w:val="en-US" w:eastAsia="zh-CN"/>
+        </w:rPr>
+        <w:t>入职引导与培训</w:t>
+      </w:r>
+      <w:bookmarkEnd w:id="11"/>
+    </w:p>
+    <w:p>
+      <w:pPr>
+        <w:pStyle w:val="29"/>
+        <w:bidi w:val="0"/>
+        <w:rPr>
+          <w:rFonts w:hint="default"/>
+          <w:lang w:val="en-US" w:eastAsia="zh-CN"/>
+        </w:rPr>
+      </w:pPr>
+      <w:r>
+        <w:rPr>
+          <w:rFonts w:hint="default"/>
+          <w:lang w:val="en-US" w:eastAsia="zh-CN"/>
+        </w:rPr>
+        <w:t>人力部组织新员工参加公司级入职培训，内容包括公司文化、发展战略、规章制度、安全教育等。</w:t>
+      </w:r>
+    </w:p>
+    <w:p>
+      <w:pPr>
+        <w:pStyle w:val="29"/>
+        <w:bidi w:val="0"/>
+        <w:rPr>
+          <w:rFonts w:hint="default"/>
+          <w:lang w:val="en-US" w:eastAsia="zh-CN"/>
+        </w:rPr>
+      </w:pPr>
+      <w:r>
+        <w:rPr>
+          <w:rFonts w:hint="default"/>
+          <w:lang w:val="en-US" w:eastAsia="zh-CN"/>
+        </w:rPr>
+        <w:t>用人部门负责人或指定引导人负责进行部门级入职引导，介绍部门职能、团队成员、岗位职责及初期工作安排。</w:t>
+      </w:r>
+    </w:p>
+    <w:p>
+      <w:pPr>
+        <w:pStyle w:val="28"/>
+        <w:bidi w:val="0"/>
+        <w:rPr>
+          <w:rFonts w:hint="default"/>
+          <w:lang w:val="en-US" w:eastAsia="zh-CN"/>
+        </w:rPr>
+      </w:pPr>
+      <w:bookmarkStart w:id="12" w:name="_Toc13491"/>
+      <w:r>
+        <w:rPr>
+          <w:rFonts w:hint="default"/>
+          <w:lang w:val="en-US" w:eastAsia="zh-CN"/>
+        </w:rPr>
+        <w:t>离职管理</w:t>
+      </w:r>
+      <w:bookmarkEnd w:id="12"/>
+    </w:p>
+    <w:p>
+      <w:pPr>
+        <w:pStyle w:val="30"/>
+        <w:bidi w:val="0"/>
+        <w:rPr>
+          <w:rFonts w:hint="default"/>
+          <w:lang w:val="en-US" w:eastAsia="zh-CN"/>
+        </w:rPr>
+      </w:pPr>
+      <w:bookmarkStart w:id="13" w:name="_Toc12652"/>
+      <w:r>
+        <w:rPr>
+          <w:rFonts w:hint="default"/>
+          <w:lang w:val="en-US" w:eastAsia="zh-CN"/>
+        </w:rPr>
+        <w:t>离职类型</w:t>
+      </w:r>
+      <w:bookmarkEnd w:id="13"/>
+    </w:p>
+    <w:p>
+      <w:pPr>
+        <w:pStyle w:val="29"/>
+        <w:bidi w:val="0"/>
+        <w:rPr>
+          <w:rFonts w:hint="default"/>
+          <w:lang w:val="en-US" w:eastAsia="zh-CN"/>
+        </w:rPr>
+      </w:pPr>
+      <w:r>
+        <w:rPr>
+          <w:rFonts w:hint="default"/>
+          <w:lang w:val="en-US" w:eastAsia="zh-CN"/>
+        </w:rPr>
+        <w:t>主动离职：员工因个人原因提出解除劳动合同。</w:t>
+      </w:r>
+    </w:p>
+    <w:p>
+      <w:pPr>
+        <w:pStyle w:val="29"/>
+        <w:bidi w:val="0"/>
+        <w:rPr>
+          <w:rFonts w:hint="default"/>
+          <w:lang w:val="en-US" w:eastAsia="zh-CN"/>
+        </w:rPr>
+      </w:pPr>
+      <w:r>
+        <w:rPr>
+          <w:rFonts w:hint="default"/>
+          <w:lang w:val="en-US" w:eastAsia="zh-CN"/>
+        </w:rPr>
+        <w:t>协商解除：经公司与员工协商一致解除劳动合同。</w:t>
+      </w:r>
+    </w:p>
+    <w:p>
+      <w:pPr>
+        <w:pStyle w:val="29"/>
+        <w:bidi w:val="0"/>
+        <w:rPr>
+          <w:rFonts w:hint="default"/>
+          <w:lang w:val="en-US" w:eastAsia="zh-CN"/>
+        </w:rPr>
+      </w:pPr>
+      <w:r>
+        <w:rPr>
+          <w:rFonts w:hint="default"/>
+          <w:lang w:val="en-US" w:eastAsia="zh-CN"/>
+        </w:rPr>
+        <w:t>公司辞退：员工符合《劳动合同法》或公司规章制度中规定的辞退条件，由公司提出解除劳动合同。</w:t>
+      </w:r>
+    </w:p>
+    <w:p>
+      <w:pPr>
+        <w:pStyle w:val="29"/>
+        <w:bidi w:val="0"/>
+        <w:rPr>
+          <w:rFonts w:hint="default"/>
+          <w:lang w:val="en-US" w:eastAsia="zh-CN"/>
+        </w:rPr>
+      </w:pPr>
+      <w:r>
+        <w:rPr>
+          <w:rFonts w:hint="default"/>
+          <w:lang w:val="en-US" w:eastAsia="zh-CN"/>
+        </w:rPr>
+        <w:t>合同终止：劳动合同期满或约定的终止条件出现，不再续签。</w:t>
+      </w:r>
+    </w:p>
+    <w:p>
+      <w:pPr>
+        <w:pStyle w:val="30"/>
+        <w:bidi w:val="0"/>
+        <w:rPr>
+          <w:rFonts w:hint="default"/>
+          <w:lang w:val="en-US" w:eastAsia="zh-CN"/>
+        </w:rPr>
+      </w:pPr>
+      <w:bookmarkStart w:id="14" w:name="_Toc16608"/>
+      <w:r>
+        <w:rPr>
+          <w:rFonts w:hint="default"/>
+          <w:lang w:val="en-US" w:eastAsia="zh-CN"/>
+        </w:rPr>
+        <w:t>离职申请与审批</w:t>
+      </w:r>
+      <w:bookmarkEnd w:id="14"/>
+    </w:p>
+    <w:p>
+      <w:pPr>
+        <w:pStyle w:val="29"/>
+        <w:bidi w:val="0"/>
+        <w:rPr>
+          <w:rFonts w:hint="default"/>
+          <w:lang w:val="en-US" w:eastAsia="zh-CN"/>
+        </w:rPr>
+      </w:pPr>
+      <w:r>
+        <w:rPr>
+          <w:rFonts w:hint="default"/>
+          <w:lang w:val="en-US" w:eastAsia="zh-CN"/>
+        </w:rPr>
+        <w:t>员工主动离职，应提前三十日（试用期提前三日）提交书面《离职申请表》。</w:t>
+      </w:r>
+    </w:p>
+    <w:p>
+      <w:pPr>
+        <w:pStyle w:val="29"/>
+        <w:bidi w:val="0"/>
+        <w:rPr>
+          <w:rFonts w:hint="default"/>
+          <w:lang w:val="en-US" w:eastAsia="zh-CN"/>
+        </w:rPr>
+      </w:pPr>
+      <w:r>
+        <w:rPr>
+          <w:rFonts w:hint="default"/>
+          <w:lang w:val="en-US" w:eastAsia="zh-CN"/>
+        </w:rPr>
+        <w:t>《离职申请表》需依次经直属上级、部门负责人、人力部及公司领导审批。</w:t>
+      </w:r>
+    </w:p>
+    <w:p>
+      <w:pPr>
+        <w:pStyle w:val="29"/>
+        <w:bidi w:val="0"/>
+        <w:rPr>
+          <w:rFonts w:hint="default"/>
+          <w:lang w:val="en-US" w:eastAsia="zh-CN"/>
+        </w:rPr>
+      </w:pPr>
+      <w:r>
+        <w:rPr>
+          <w:rFonts w:hint="default"/>
+          <w:lang w:val="en-US" w:eastAsia="zh-CN"/>
+        </w:rPr>
+        <w:t>审批流程完成后，由人力部确定最后工作日并正式通知员工及相关部门。</w:t>
+      </w:r>
+    </w:p>
+    <w:p>
+      <w:pPr>
+        <w:pStyle w:val="30"/>
+        <w:bidi w:val="0"/>
+        <w:rPr>
+          <w:rFonts w:hint="default"/>
+          <w:lang w:val="en-US" w:eastAsia="zh-CN"/>
+        </w:rPr>
+      </w:pPr>
+      <w:bookmarkStart w:id="15" w:name="_Toc6425"/>
+      <w:r>
+        <w:rPr>
+          <w:rFonts w:hint="default"/>
+          <w:lang w:val="en-US" w:eastAsia="zh-CN"/>
+        </w:rPr>
+        <w:t>工作交接</w:t>
+      </w:r>
+      <w:bookmarkEnd w:id="15"/>
+    </w:p>
+    <w:p>
+      <w:pPr>
+        <w:pStyle w:val="29"/>
+        <w:bidi w:val="0"/>
+        <w:rPr>
+          <w:rFonts w:hint="default"/>
+          <w:lang w:val="en-US" w:eastAsia="zh-CN"/>
+        </w:rPr>
+      </w:pPr>
+      <w:r>
+        <w:rPr>
+          <w:rFonts w:hint="default"/>
+          <w:lang w:val="en-US" w:eastAsia="zh-CN"/>
+        </w:rPr>
+        <w:t>离职员工在离职前必须完成工作交接，填写《工作交接清单》。</w:t>
+      </w:r>
+    </w:p>
+    <w:p>
+      <w:pPr>
+        <w:pStyle w:val="29"/>
+        <w:bidi w:val="0"/>
+        <w:rPr>
+          <w:rFonts w:hint="default"/>
+          <w:lang w:val="en-US" w:eastAsia="zh-CN"/>
+        </w:rPr>
+      </w:pPr>
+      <w:r>
+        <w:rPr>
+          <w:rFonts w:hint="default"/>
+          <w:lang w:val="en-US" w:eastAsia="zh-CN"/>
+        </w:rPr>
+        <w:t>交接内容包括但不限于：各项工作任务进展、文件资料（纸质与电子）、公司资产、财务账目、系统账号权限、客户及供应商联系信息等。</w:t>
+      </w:r>
+    </w:p>
+    <w:p>
+      <w:pPr>
+        <w:pStyle w:val="29"/>
+        <w:bidi w:val="0"/>
+        <w:rPr>
+          <w:rFonts w:hint="default"/>
+          <w:lang w:val="en-US" w:eastAsia="zh-CN"/>
+        </w:rPr>
+      </w:pPr>
+      <w:r>
+        <w:rPr>
+          <w:rFonts w:hint="default"/>
+          <w:lang w:val="en-US" w:eastAsia="zh-CN"/>
+        </w:rPr>
+        <w:t>交接双方（移交人、接交人、监交人）须在清单上签字确认，经部门负责人审核后报人力部备案。</w:t>
+      </w:r>
+    </w:p>
+    <w:p>
+      <w:pPr>
+        <w:pStyle w:val="30"/>
+        <w:bidi w:val="0"/>
+        <w:rPr>
+          <w:rFonts w:hint="default"/>
+          <w:lang w:val="en-US" w:eastAsia="zh-CN"/>
+        </w:rPr>
+      </w:pPr>
+      <w:bookmarkStart w:id="16" w:name="_Toc30310"/>
+      <w:r>
+        <w:rPr>
+          <w:rFonts w:hint="default"/>
+          <w:lang w:val="en-US" w:eastAsia="zh-CN"/>
+        </w:rPr>
+        <w:t>离职手续办理</w:t>
+      </w:r>
+      <w:bookmarkEnd w:id="16"/>
+    </w:p>
+    <w:p>
+      <w:pPr>
+        <w:pStyle w:val="29"/>
+        <w:bidi w:val="0"/>
+        <w:rPr>
+          <w:rFonts w:hint="default"/>
+          <w:lang w:val="en-US" w:eastAsia="zh-CN"/>
+        </w:rPr>
+      </w:pPr>
+      <w:r>
+        <w:rPr>
+          <w:rFonts w:hint="default"/>
+          <w:lang w:val="en-US" w:eastAsia="zh-CN"/>
+        </w:rPr>
+        <w:t>最后工作日前，离职员工凭签批完整的《工作交接清单》至人力部办理离职手续。</w:t>
+      </w:r>
+    </w:p>
+    <w:p>
+      <w:pPr>
+        <w:pStyle w:val="29"/>
+        <w:bidi w:val="0"/>
+        <w:rPr>
+          <w:rFonts w:hint="default"/>
+          <w:lang w:val="en-US" w:eastAsia="zh-CN"/>
+        </w:rPr>
+      </w:pPr>
+      <w:r>
+        <w:rPr>
+          <w:rFonts w:hint="default"/>
+          <w:lang w:val="en-US" w:eastAsia="zh-CN"/>
+        </w:rPr>
+        <w:t>手续包括：结清财务借款、归还公司资产（门禁卡、电脑、工具等）、办理社保/公积金停缴、薪资结算等。</w:t>
+      </w:r>
+    </w:p>
+    <w:p>
+      <w:pPr>
+        <w:pStyle w:val="29"/>
+        <w:bidi w:val="0"/>
+        <w:rPr>
+          <w:rFonts w:hint="default"/>
+          <w:lang w:val="en-US" w:eastAsia="zh-CN"/>
+        </w:rPr>
+      </w:pPr>
+      <w:r>
+        <w:rPr>
+          <w:rFonts w:hint="default"/>
+          <w:lang w:val="en-US" w:eastAsia="zh-CN"/>
+        </w:rPr>
+        <w:t>全部手续办结后，人力部出具《离职证明》。</w:t>
+      </w:r>
+    </w:p>
+    <w:p>
+      <w:pPr>
+        <w:pStyle w:val="30"/>
+        <w:bidi w:val="0"/>
+        <w:rPr>
+          <w:rFonts w:hint="default"/>
+          <w:lang w:val="en-US" w:eastAsia="zh-CN"/>
+        </w:rPr>
+      </w:pPr>
+      <w:bookmarkStart w:id="17" w:name="_Toc32645"/>
+      <w:r>
+        <w:rPr>
+          <w:rFonts w:hint="default"/>
+          <w:lang w:val="en-US" w:eastAsia="zh-CN"/>
+        </w:rPr>
+        <w:t>特殊情况处理</w:t>
+      </w:r>
+      <w:bookmarkEnd w:id="17"/>
+    </w:p>
+    <w:p>
+      <w:pPr>
+        <w:pStyle w:val="29"/>
+        <w:bidi w:val="0"/>
+        <w:rPr>
+          <w:rFonts w:hint="default"/>
+          <w:lang w:val="en-US" w:eastAsia="zh-CN"/>
+        </w:rPr>
+      </w:pPr>
+      <w:r>
+        <w:rPr>
+          <w:rFonts w:hint="default"/>
+          <w:lang w:val="en-US" w:eastAsia="zh-CN"/>
+        </w:rPr>
+        <w:t>对于被辞退或紧急离职等特殊情况，人力部应会同相关部门立即启动快速流程，确保工作交接与资产回收及时完成，并依法办理相关手续。</w:t>
+      </w:r>
+    </w:p>
+    <w:p>
+      <w:pPr>
+        <w:pStyle w:val="28"/>
+        <w:bidi w:val="0"/>
+        <w:rPr>
+          <w:rFonts w:hint="default"/>
+          <w:lang w:val="en-US" w:eastAsia="zh-CN"/>
+        </w:rPr>
+      </w:pPr>
+      <w:bookmarkStart w:id="18" w:name="_Toc18496"/>
+      <w:r>
+        <w:rPr>
+          <w:rFonts w:hint="default"/>
+          <w:lang w:val="en-US" w:eastAsia="zh-CN"/>
+        </w:rPr>
+        <w:t>工作交接准则</w:t>
+      </w:r>
+      <w:bookmarkEnd w:id="18"/>
+    </w:p>
+    <w:p>
+      <w:pPr>
+        <w:pStyle w:val="29"/>
+        <w:bidi w:val="0"/>
+        <w:rPr>
+          <w:rFonts w:hint="default"/>
+          <w:lang w:val="en-US" w:eastAsia="zh-CN"/>
+        </w:rPr>
+      </w:pPr>
+      <w:r>
+        <w:rPr>
+          <w:rFonts w:hint="default"/>
+          <w:lang w:val="en-US" w:eastAsia="zh-CN"/>
+        </w:rPr>
+        <w:t>交接工作应详尽、清晰，确保接任者可独立延续工作。</w:t>
+      </w:r>
+    </w:p>
+    <w:p>
+      <w:pPr>
+        <w:pStyle w:val="29"/>
+        <w:bidi w:val="0"/>
+        <w:rPr>
+          <w:rFonts w:hint="default"/>
+          <w:lang w:val="en-US" w:eastAsia="zh-CN"/>
+        </w:rPr>
+      </w:pPr>
+      <w:r>
+        <w:rPr>
+          <w:rFonts w:hint="default"/>
+          <w:lang w:val="en-US" w:eastAsia="zh-CN"/>
+        </w:rPr>
+        <w:t>电子资料应整理归档至公司指定服务器或共享位置。</w:t>
+      </w:r>
+    </w:p>
+    <w:p>
+      <w:pPr>
+        <w:pStyle w:val="29"/>
+        <w:bidi w:val="0"/>
+        <w:rPr>
+          <w:rFonts w:hint="default"/>
+          <w:lang w:val="en-US" w:eastAsia="zh-CN"/>
+        </w:rPr>
+      </w:pPr>
+      <w:r>
+        <w:rPr>
+          <w:rFonts w:hint="default"/>
+          <w:lang w:val="en-US" w:eastAsia="zh-CN"/>
+        </w:rPr>
+        <w:t>涉及公司核心信息、技术秘密或客户资源的岗位，交接过程须在部门负责人监督下进行，并重申保密义务。</w:t>
+      </w:r>
+    </w:p>
+    <w:p>
+      <w:pPr>
+        <w:pStyle w:val="29"/>
+        <w:bidi w:val="0"/>
+        <w:rPr>
+          <w:rFonts w:hint="default"/>
+          <w:lang w:val="en-US" w:eastAsia="zh-CN"/>
+        </w:rPr>
+      </w:pPr>
+      <w:r>
+        <w:rPr>
+          <w:rFonts w:hint="default"/>
+          <w:lang w:val="en-US" w:eastAsia="zh-CN"/>
+        </w:rPr>
+        <w:t>未完成正式工作交接或交接不清者，公司有权暂缓办理离职手续及相关结算。</w:t>
+      </w:r>
+    </w:p>
+    <w:p>
+      <w:pPr>
+        <w:pStyle w:val="28"/>
+        <w:bidi w:val="0"/>
+        <w:rPr>
+          <w:rStyle w:val="38"/>
+          <w:rFonts w:hint="default" w:eastAsia="宋体"/>
+          <w:lang w:val="en-US" w:eastAsia="zh-CN"/>
+        </w:rPr>
+      </w:pPr>
+      <w:bookmarkStart w:id="19" w:name="_Toc11320"/>
+      <w:r>
+        <w:rPr>
+          <w:rStyle w:val="38"/>
+          <w:rFonts w:hint="eastAsia" w:eastAsia="宋体"/>
+          <w:lang w:val="en-US" w:eastAsia="zh-CN"/>
+        </w:rPr>
+        <w:t>附则</w:t>
+      </w:r>
       <w:bookmarkEnd w:id="5"/>
-    </w:p>
-    <w:p>
-      <w:pPr>
-        <w:pStyle w:val="2"/>
-        <w:bidi w:val="0"/>
-        <w:rPr>
-          <w:rFonts w:hint="default"/>
-          <w:lang w:val="en-US" w:eastAsia="zh-CN"/>
-        </w:rPr>
-      </w:pPr>
-      <w:bookmarkStart w:id="7" w:name="_Toc12829"/>
-      <w:r>
-        <w:rPr>
-          <w:rFonts w:hint="default"/>
-          <w:lang w:val="en-US" w:eastAsia="zh-CN"/>
-        </w:rPr>
-        <w:t>人力部</w:t>
-      </w:r>
-      <w:bookmarkEnd w:id="7"/>
-    </w:p>
-    <w:p>
-      <w:pPr>
-        <w:pStyle w:val="a1"/>
-        <w:bidi w:val="0"/>
-        <w:rPr>
-          <w:rFonts w:hint="default"/>
-          <w:lang w:val="en-US" w:eastAsia="zh-CN"/>
-        </w:rPr>
-      </w:pPr>
-      <w:r>
-        <w:rPr>
-          <w:rFonts w:hint="default"/>
-          <w:lang w:val="en-US" w:eastAsia="zh-CN"/>
-        </w:rPr>
-        <w:t>负责本制度的制定、修订与解释。</w:t>
-      </w:r>
-    </w:p>
-    <w:p>
-      <w:pPr>
-        <w:pStyle w:val="a1"/>
-        <w:bidi w:val="0"/>
-        <w:rPr>
-          <w:rFonts w:hint="default"/>
-          <w:lang w:val="en-US" w:eastAsia="zh-CN"/>
-        </w:rPr>
-      </w:pPr>
-      <w:r>
-        <w:rPr>
-          <w:rFonts w:hint="default"/>
-          <w:lang w:val="en-US" w:eastAsia="zh-CN"/>
-        </w:rPr>
-        <w:t>负责统筹员工入职手续的办理，包括资料收集、合同签订、系统录入等。</w:t>
-      </w:r>
-    </w:p>
-    <w:p>
-      <w:pPr>
-        <w:pStyle w:val="a1"/>
-        <w:bidi w:val="0"/>
-        <w:rPr>
-          <w:rFonts w:hint="default"/>
-          <w:lang w:val="en-US" w:eastAsia="zh-CN"/>
-        </w:rPr>
-      </w:pPr>
-      <w:r>
-        <w:rPr>
-          <w:rFonts w:hint="default"/>
-          <w:lang w:val="en-US" w:eastAsia="zh-CN"/>
-        </w:rPr>
-        <w:t>负责统筹员工离职手续的办理，包括离职审批流程推动、离职访谈、薪资结算、关系转移等。</w:t>
-      </w:r>
-    </w:p>
-    <w:p>
-      <w:pPr>
-        <w:pStyle w:val="a1"/>
-        <w:bidi w:val="0"/>
-        <w:rPr>
-          <w:rFonts w:hint="default"/>
-          <w:lang w:val="en-US" w:eastAsia="zh-CN"/>
-        </w:rPr>
-      </w:pPr>
-      <w:r>
-        <w:rPr>
-          <w:rFonts w:hint="default"/>
-          <w:lang w:val="en-US" w:eastAsia="zh-CN"/>
-        </w:rPr>
-        <w:t>负责组织新员工的入职引导与公司级培训。</w:t>
-      </w:r>
-    </w:p>
-    <w:p>
-      <w:pPr>
-        <w:pStyle w:val="a1"/>
-        <w:bidi w:val="0"/>
-        <w:rPr>
-          <w:rFonts w:hint="default"/>
-          <w:lang w:val="en-US" w:eastAsia="zh-CN"/>
-        </w:rPr>
-      </w:pPr>
-      <w:r>
-        <w:rPr>
-          <w:rFonts w:hint="default"/>
-          <w:lang w:val="en-US" w:eastAsia="zh-CN"/>
-        </w:rPr>
-        <w:t>负责员工入离职相关档案的建立、归档与管理。</w:t>
-      </w:r>
-    </w:p>
-    <w:p>
-      <w:pPr>
-        <w:pStyle w:val="a1"/>
-        <w:bidi w:val="0"/>
-        <w:rPr>
-          <w:rFonts w:hint="default"/>
-          <w:lang w:val="en-US" w:eastAsia="zh-CN"/>
-        </w:rPr>
-      </w:pPr>
-      <w:r>
-        <w:rPr>
-          <w:rFonts w:hint="default"/>
-          <w:lang w:val="en-US" w:eastAsia="zh-CN"/>
-        </w:rPr>
-        <w:t>监督并确保入离职流程符合国家法律法规及公司政策。</w:t>
-      </w:r>
-    </w:p>
-    <w:p>
-      <w:pPr>
-        <w:pStyle w:val="2"/>
-        <w:bidi w:val="0"/>
-        <w:rPr>
-          <w:rFonts w:hint="default"/>
-          <w:lang w:val="en-US" w:eastAsia="zh-CN"/>
-        </w:rPr>
-      </w:pPr>
-      <w:bookmarkStart w:id="8" w:name="_Toc12267"/>
-      <w:r>
-        <w:rPr>
-          <w:rFonts w:hint="eastAsia"/>
-          <w:lang w:val="en-US" w:eastAsia="zh-CN"/>
-        </w:rPr>
-        <w:t>其他</w:t>
-      </w:r>
-      <w:r>
-        <w:rPr>
-          <w:rFonts w:hint="default"/>
-          <w:lang w:val="en-US" w:eastAsia="zh-CN"/>
-        </w:rPr>
-        <w:t>运维相关部门</w:t>
-      </w:r>
-      <w:bookmarkEnd w:id="8"/>
-    </w:p>
-    <w:p>
-      <w:pPr>
-        <w:pStyle w:val="a1"/>
-        <w:bidi w:val="0"/>
-        <w:rPr>
-          <w:rFonts w:hint="default"/>
-          <w:lang w:val="en-US" w:eastAsia="zh-CN"/>
-        </w:rPr>
-      </w:pPr>
-      <w:r>
-        <w:rPr>
-          <w:rFonts w:hint="default"/>
-          <w:lang w:val="en-US" w:eastAsia="zh-CN"/>
-        </w:rPr>
-        <w:t>负责本部门新员工岗位引导、工作安排及岗位技能培训。</w:t>
-      </w:r>
-    </w:p>
-    <w:p>
-      <w:pPr>
-        <w:pStyle w:val="a1"/>
-        <w:bidi w:val="0"/>
-        <w:rPr>
-          <w:rFonts w:hint="default"/>
-          <w:lang w:val="en-US" w:eastAsia="zh-CN"/>
-        </w:rPr>
-      </w:pPr>
-      <w:r>
-        <w:rPr>
-          <w:rFonts w:hint="default"/>
-          <w:lang w:val="en-US" w:eastAsia="zh-CN"/>
-        </w:rPr>
-        <w:t>负责提出本部门员工的离职面谈申请，并配合人力部完成离职访谈。</w:t>
-      </w:r>
-    </w:p>
-    <w:p>
-      <w:pPr>
-        <w:pStyle w:val="a1"/>
-        <w:bidi w:val="0"/>
-        <w:rPr>
-          <w:rFonts w:hint="default"/>
-          <w:lang w:val="en-US" w:eastAsia="zh-CN"/>
-        </w:rPr>
-      </w:pPr>
-      <w:r>
-        <w:rPr>
-          <w:rFonts w:hint="default"/>
-          <w:lang w:val="en-US" w:eastAsia="zh-CN"/>
-        </w:rPr>
-        <w:t>负责监督并确保离职员工按照要求完成工作交接。</w:t>
-      </w:r>
-    </w:p>
-    <w:p>
-      <w:pPr>
-        <w:pStyle w:val="a1"/>
-        <w:bidi w:val="0"/>
-        <w:rPr>
-          <w:rFonts w:hint="default"/>
-          <w:lang w:val="en-US" w:eastAsia="zh-CN"/>
-        </w:rPr>
-      </w:pPr>
-      <w:r>
-        <w:rPr>
-          <w:rFonts w:hint="default"/>
-          <w:lang w:val="en-US" w:eastAsia="zh-CN"/>
-        </w:rPr>
-        <w:t>负责验收离职员工交接的工作资料、资产、账号权限等。</w:t>
-      </w:r>
-    </w:p>
-    <w:p>
-      <w:pPr>
-        <w:pStyle w:val="a1"/>
-        <w:bidi w:val="0"/>
-        <w:rPr>
-          <w:rFonts w:hint="default"/>
-          <w:lang w:val="en-US" w:eastAsia="zh-CN"/>
-        </w:rPr>
-      </w:pPr>
-      <w:r>
-        <w:rPr>
-          <w:rFonts w:hint="default"/>
-          <w:lang w:val="en-US" w:eastAsia="zh-CN"/>
-        </w:rPr>
-        <w:t>及时向人力部反馈员工入职后的适应情况或离职动态。</w:t>
-      </w:r>
-    </w:p>
-    <w:p>
-      <w:pPr>
-        <w:pStyle w:val="1"/>
-        <w:bidi w:val="0"/>
-        <w:rPr>
-          <w:rFonts w:hint="default"/>
-          <w:lang w:val="en-US" w:eastAsia="zh-CN"/>
-        </w:rPr>
-      </w:pPr>
-      <w:bookmarkStart w:id="9" w:name="_Toc21456"/>
-      <w:r>
-        <w:rPr>
-          <w:rFonts w:hint="default"/>
-          <w:lang w:val="en-US" w:eastAsia="zh-CN"/>
-        </w:rPr>
-        <w:t>入职管理</w:t>
-      </w:r>
-      <w:bookmarkEnd w:id="9"/>
-    </w:p>
-    <w:p>
-      <w:pPr>
-        <w:pStyle w:val="2"/>
-        <w:bidi w:val="0"/>
-        <w:rPr>
-          <w:rFonts w:hint="default"/>
-          <w:lang w:val="en-US" w:eastAsia="zh-CN"/>
-        </w:rPr>
-      </w:pPr>
-      <w:bookmarkStart w:id="10" w:name="_Toc23844"/>
-      <w:r>
-        <w:rPr>
-          <w:rFonts w:hint="default"/>
-          <w:lang w:val="en-US" w:eastAsia="zh-CN"/>
-        </w:rPr>
-        <w:t>入职准备与通知</w:t>
-      </w:r>
-      <w:bookmarkEnd w:id="10"/>
-    </w:p>
-    <w:p>
-      <w:pPr>
-        <w:pStyle w:val="a1"/>
-        <w:bidi w:val="0"/>
-        <w:rPr>
-          <w:rFonts w:hint="default"/>
-          <w:lang w:val="en-US" w:eastAsia="zh-CN"/>
-        </w:rPr>
-      </w:pPr>
-      <w:r>
-        <w:rPr>
-          <w:rFonts w:hint="default"/>
-          <w:lang w:val="en-US" w:eastAsia="zh-CN"/>
-        </w:rPr>
-        <w:t>人力部在发出《录用通知书》时，应明确告知报到时间、地点、所需材料及注意事项。</w:t>
-      </w:r>
-    </w:p>
-    <w:p>
-      <w:pPr>
-        <w:pStyle w:val="a1"/>
-        <w:bidi w:val="0"/>
-        <w:rPr>
-          <w:rFonts w:hint="default"/>
-          <w:lang w:val="en-US" w:eastAsia="zh-CN"/>
-        </w:rPr>
-      </w:pPr>
-      <w:r>
-        <w:rPr>
-          <w:rFonts w:hint="default"/>
-          <w:lang w:val="en-US" w:eastAsia="zh-CN"/>
-        </w:rPr>
-        <w:t>用人部门经理应提前为新员工准备办公座位、办公用品、设备及必要的工作账号权限申请。</w:t>
-      </w:r>
-    </w:p>
-    <w:p>
-      <w:pPr>
-        <w:pStyle w:val="2"/>
-        <w:bidi w:val="0"/>
-        <w:rPr>
-          <w:rFonts w:hint="default"/>
-          <w:lang w:val="en-US" w:eastAsia="zh-CN"/>
-        </w:rPr>
-      </w:pPr>
-      <w:bookmarkStart w:id="11" w:name="_Toc15179"/>
-      <w:r>
-        <w:rPr>
-          <w:rFonts w:hint="default"/>
-          <w:lang w:val="en-US" w:eastAsia="zh-CN"/>
-        </w:rPr>
-        <w:t>入职手续办理</w:t>
-      </w:r>
-      <w:bookmarkEnd w:id="11"/>
-    </w:p>
-    <w:p>
-      <w:pPr>
-        <w:pStyle w:val="a1"/>
-        <w:bidi w:val="0"/>
-        <w:rPr>
-          <w:rFonts w:hint="default"/>
-          <w:lang w:val="en-US" w:eastAsia="zh-CN"/>
-        </w:rPr>
-      </w:pPr>
-      <w:r>
-        <w:rPr>
-          <w:rFonts w:hint="default"/>
-          <w:lang w:val="en-US" w:eastAsia="zh-CN"/>
-        </w:rPr>
-        <w:t>新员工按约定时间至人力部报到，提交身份证、学历学位证、离职证明、体检报告等指定材料。</w:t>
-      </w:r>
-    </w:p>
-    <w:p>
-      <w:pPr>
-        <w:pStyle w:val="a1"/>
-        <w:bidi w:val="0"/>
-        <w:rPr>
-          <w:rFonts w:hint="default"/>
-          <w:lang w:val="en-US" w:eastAsia="zh-CN"/>
-        </w:rPr>
-      </w:pPr>
-      <w:r>
-        <w:rPr>
-          <w:rFonts w:hint="default"/>
-          <w:lang w:val="en-US" w:eastAsia="zh-CN"/>
-        </w:rPr>
-        <w:t>人力部审核材料无误后，指导新员工签订劳动合同、保密协议等相关法律文件。</w:t>
-      </w:r>
-    </w:p>
-    <w:p>
-      <w:pPr>
-        <w:pStyle w:val="a1"/>
-        <w:bidi w:val="0"/>
-        <w:rPr>
-          <w:rFonts w:hint="default"/>
-          <w:lang w:val="en-US" w:eastAsia="zh-CN"/>
-        </w:rPr>
-      </w:pPr>
-      <w:r>
-        <w:rPr>
-          <w:rFonts w:hint="default"/>
-          <w:lang w:val="en-US" w:eastAsia="zh-CN"/>
-        </w:rPr>
-        <w:t>人力部为新员工办理门禁卡、邮箱、OA系统账号等，并介绍公司基本规章制度。</w:t>
-      </w:r>
-    </w:p>
-    <w:p>
-      <w:pPr>
-        <w:pStyle w:val="2"/>
-        <w:bidi w:val="0"/>
-        <w:rPr>
-          <w:rFonts w:hint="default"/>
-          <w:lang w:val="en-US" w:eastAsia="zh-CN"/>
-        </w:rPr>
-      </w:pPr>
-      <w:bookmarkStart w:id="12" w:name="_Toc26337"/>
-      <w:r>
-        <w:rPr>
-          <w:rFonts w:hint="default"/>
-          <w:lang w:val="en-US" w:eastAsia="zh-CN"/>
-        </w:rPr>
-        <w:t>入职引导与培训</w:t>
-      </w:r>
-      <w:bookmarkEnd w:id="12"/>
-    </w:p>
-    <w:p>
-      <w:pPr>
-        <w:pStyle w:val="a1"/>
-        <w:bidi w:val="0"/>
-        <w:rPr>
-          <w:rFonts w:hint="default"/>
-          <w:lang w:val="en-US" w:eastAsia="zh-CN"/>
-        </w:rPr>
-      </w:pPr>
-      <w:r>
-        <w:rPr>
-          <w:rFonts w:hint="default"/>
-          <w:lang w:val="en-US" w:eastAsia="zh-CN"/>
-        </w:rPr>
-        <w:t>人力部组织新员工参加公司级入职培训，内容包括公司文化、发展战略、规章制度、安全教育等。</w:t>
-      </w:r>
-    </w:p>
-    <w:p>
-      <w:pPr>
-        <w:pStyle w:val="a1"/>
-        <w:bidi w:val="0"/>
-        <w:rPr>
-          <w:rFonts w:hint="default"/>
-          <w:lang w:val="en-US" w:eastAsia="zh-CN"/>
-        </w:rPr>
-      </w:pPr>
-      <w:r>
-        <w:rPr>
-          <w:rFonts w:hint="default"/>
-          <w:lang w:val="en-US" w:eastAsia="zh-CN"/>
-        </w:rPr>
-        <w:t>用人部门负责人或指定引导人负责进行部门级入职引导，介绍部门职能、团队成员、岗位职责及初期工作安排。</w:t>
-      </w:r>
-    </w:p>
-    <w:p>
-      <w:pPr>
-        <w:pStyle w:val="1"/>
-        <w:bidi w:val="0"/>
-        <w:rPr>
-          <w:rFonts w:hint="default"/>
-          <w:lang w:val="en-US" w:eastAsia="zh-CN"/>
-        </w:rPr>
-      </w:pPr>
-      <w:bookmarkStart w:id="13" w:name="_Toc13491"/>
-      <w:r>
-        <w:rPr>
-          <w:rFonts w:hint="default"/>
-          <w:lang w:val="en-US" w:eastAsia="zh-CN"/>
-        </w:rPr>
-        <w:t>离职管理</w:t>
-      </w:r>
-      <w:bookmarkEnd w:id="13"/>
-    </w:p>
-    <w:p>
-      <w:pPr>
-        <w:pStyle w:val="2"/>
-        <w:bidi w:val="0"/>
-        <w:rPr>
-          <w:rFonts w:hint="default"/>
-          <w:lang w:val="en-US" w:eastAsia="zh-CN"/>
-        </w:rPr>
-      </w:pPr>
-      <w:bookmarkStart w:id="14" w:name="_Toc12652"/>
-      <w:r>
-        <w:rPr>
-          <w:rFonts w:hint="default"/>
-          <w:lang w:val="en-US" w:eastAsia="zh-CN"/>
-        </w:rPr>
-        <w:t>离职类型</w:t>
-      </w:r>
-      <w:bookmarkEnd w:id="14"/>
-    </w:p>
-    <w:p>
-      <w:pPr>
-        <w:pStyle w:val="a1"/>
-        <w:bidi w:val="0"/>
-        <w:rPr>
-          <w:rFonts w:hint="default"/>
-          <w:lang w:val="en-US" w:eastAsia="zh-CN"/>
-        </w:rPr>
-      </w:pPr>
-      <w:r>
-        <w:rPr>
-          <w:rFonts w:hint="default"/>
-          <w:lang w:val="en-US" w:eastAsia="zh-CN"/>
-        </w:rPr>
-        <w:t>主动离职：员工因个人原因提出解除劳动合同。</w:t>
-      </w:r>
-    </w:p>
-    <w:p>
-      <w:pPr>
-        <w:pStyle w:val="a1"/>
-        <w:bidi w:val="0"/>
-        <w:rPr>
-          <w:rFonts w:hint="default"/>
-          <w:lang w:val="en-US" w:eastAsia="zh-CN"/>
-        </w:rPr>
-      </w:pPr>
-      <w:r>
-        <w:rPr>
-          <w:rFonts w:hint="default"/>
-          <w:lang w:val="en-US" w:eastAsia="zh-CN"/>
-        </w:rPr>
-        <w:t>协商解除：经公司与员工协商一致解除劳动合同。</w:t>
-      </w:r>
-    </w:p>
-    <w:p>
-      <w:pPr>
-        <w:pStyle w:val="a1"/>
-        <w:bidi w:val="0"/>
-        <w:rPr>
-          <w:rFonts w:hint="default"/>
-          <w:lang w:val="en-US" w:eastAsia="zh-CN"/>
-        </w:rPr>
-      </w:pPr>
-      <w:r>
-        <w:rPr>
-          <w:rFonts w:hint="default"/>
-          <w:lang w:val="en-US" w:eastAsia="zh-CN"/>
-        </w:rPr>
-        <w:t>公司辞退：员工符合《劳动合同法》或公司规章制度中规定的辞退条件，由公司提出解除劳动合同。</w:t>
-      </w:r>
-    </w:p>
-    <w:p>
-      <w:pPr>
-        <w:pStyle w:val="a1"/>
-        <w:bidi w:val="0"/>
-        <w:rPr>
-          <w:rFonts w:hint="default"/>
-          <w:lang w:val="en-US" w:eastAsia="zh-CN"/>
-        </w:rPr>
-      </w:pPr>
-      <w:r>
-        <w:rPr>
-          <w:rFonts w:hint="default"/>
-          <w:lang w:val="en-US" w:eastAsia="zh-CN"/>
-        </w:rPr>
-        <w:t>合同终止：劳动合同期满或约定的终止条件出现，不再续签。</w:t>
-      </w:r>
-    </w:p>
-    <w:p>
-      <w:pPr>
-        <w:pStyle w:val="2"/>
-        <w:bidi w:val="0"/>
-        <w:rPr>
-          <w:rFonts w:hint="default"/>
-          <w:lang w:val="en-US" w:eastAsia="zh-CN"/>
-        </w:rPr>
-      </w:pPr>
-      <w:bookmarkStart w:id="15" w:name="_Toc16608"/>
-      <w:r>
-        <w:rPr>
-          <w:rFonts w:hint="default"/>
-          <w:lang w:val="en-US" w:eastAsia="zh-CN"/>
-        </w:rPr>
-        <w:t>离职申请与审批</w:t>
-      </w:r>
-      <w:bookmarkEnd w:id="15"/>
-    </w:p>
-    <w:p>
-      <w:pPr>
-        <w:pStyle w:val="a1"/>
-        <w:bidi w:val="0"/>
-        <w:rPr>
-          <w:rFonts w:hint="default"/>
-          <w:lang w:val="en-US" w:eastAsia="zh-CN"/>
-        </w:rPr>
-      </w:pPr>
-      <w:r>
-        <w:rPr>
-          <w:rFonts w:hint="default"/>
-          <w:lang w:val="en-US" w:eastAsia="zh-CN"/>
-        </w:rPr>
-        <w:t>员工主动离职，应提前三十日（试用期提前三日）提交书面《离职申请表》。</w:t>
-      </w:r>
-    </w:p>
-    <w:p>
-      <w:pPr>
-        <w:pStyle w:val="a1"/>
-        <w:bidi w:val="0"/>
-        <w:rPr>
-          <w:rFonts w:hint="default"/>
-          <w:lang w:val="en-US" w:eastAsia="zh-CN"/>
-        </w:rPr>
-      </w:pPr>
-      <w:r>
-        <w:rPr>
-          <w:rFonts w:hint="default"/>
-          <w:lang w:val="en-US" w:eastAsia="zh-CN"/>
-        </w:rPr>
-        <w:t>《离职申请表》需依次经直属上级、部门负责人、人力部及公司领导审批。</w:t>
-      </w:r>
-    </w:p>
-    <w:p>
-      <w:pPr>
-        <w:pStyle w:val="a1"/>
-        <w:bidi w:val="0"/>
-        <w:rPr>
-          <w:rFonts w:hint="default"/>
-          <w:lang w:val="en-US" w:eastAsia="zh-CN"/>
-        </w:rPr>
-      </w:pPr>
-      <w:r>
-        <w:rPr>
-          <w:rFonts w:hint="default"/>
-          <w:lang w:val="en-US" w:eastAsia="zh-CN"/>
-        </w:rPr>
-        <w:t>审批流程完成后，由人力部确定最后工作日并正式通知员工及相关部门。</w:t>
-      </w:r>
-    </w:p>
-    <w:p>
-      <w:pPr>
-        <w:pStyle w:val="2"/>
-        <w:bidi w:val="0"/>
-        <w:rPr>
-          <w:rFonts w:hint="default"/>
-          <w:lang w:val="en-US" w:eastAsia="zh-CN"/>
-        </w:rPr>
-      </w:pPr>
-      <w:bookmarkStart w:id="16" w:name="_Toc6425"/>
-      <w:r>
-        <w:rPr>
-          <w:rFonts w:hint="default"/>
-          <w:lang w:val="en-US" w:eastAsia="zh-CN"/>
-        </w:rPr>
-        <w:t>工作交接</w:t>
-      </w:r>
-      <w:bookmarkEnd w:id="16"/>
-    </w:p>
-    <w:p>
-      <w:pPr>
-        <w:pStyle w:val="a1"/>
-        <w:bidi w:val="0"/>
-        <w:rPr>
-          <w:rFonts w:hint="default"/>
-          <w:lang w:val="en-US" w:eastAsia="zh-CN"/>
-        </w:rPr>
-      </w:pPr>
-      <w:r>
-        <w:rPr>
-          <w:rFonts w:hint="default"/>
-          <w:lang w:val="en-US" w:eastAsia="zh-CN"/>
-        </w:rPr>
-        <w:t>离职员工在离职前必须完成工作交接，填写《工作交接清单》。</w:t>
-      </w:r>
-    </w:p>
-    <w:p>
-      <w:pPr>
-        <w:pStyle w:val="a1"/>
-        <w:bidi w:val="0"/>
-        <w:rPr>
-          <w:rFonts w:hint="default"/>
-          <w:lang w:val="en-US" w:eastAsia="zh-CN"/>
-        </w:rPr>
-      </w:pPr>
-      <w:r>
-        <w:rPr>
-          <w:rFonts w:hint="default"/>
-          <w:lang w:val="en-US" w:eastAsia="zh-CN"/>
-        </w:rPr>
-        <w:t>交接内容包括但不限于：各项工作任务进展、文件资料（纸质与电子）、公司资产、财务账目、系统账号权限、客户及供应商联系信息等。</w:t>
-      </w:r>
-    </w:p>
-    <w:p>
-      <w:pPr>
-        <w:pStyle w:val="a1"/>
-        <w:bidi w:val="0"/>
-        <w:rPr>
-          <w:rFonts w:hint="default"/>
-          <w:lang w:val="en-US" w:eastAsia="zh-CN"/>
-        </w:rPr>
-      </w:pPr>
-      <w:r>
-        <w:rPr>
-          <w:rFonts w:hint="default"/>
-          <w:lang w:val="en-US" w:eastAsia="zh-CN"/>
-        </w:rPr>
-        <w:t>交接双方（移交人、接交人、监交人）须在清单上签字确认，经部门负责人审核后报人力部备案。</w:t>
-      </w:r>
-    </w:p>
-    <w:p>
-      <w:pPr>
-        <w:pStyle w:val="2"/>
-        <w:bidi w:val="0"/>
-        <w:rPr>
-          <w:rFonts w:hint="default"/>
-          <w:lang w:val="en-US" w:eastAsia="zh-CN"/>
-        </w:rPr>
-      </w:pPr>
-      <w:bookmarkStart w:id="17" w:name="_Toc30310"/>
-      <w:r>
-        <w:rPr>
-          <w:rFonts w:hint="default"/>
-          <w:lang w:val="en-US" w:eastAsia="zh-CN"/>
-        </w:rPr>
-        <w:t>离职手续办理</w:t>
-      </w:r>
-      <w:bookmarkEnd w:id="17"/>
-    </w:p>
-    <w:p>
-      <w:pPr>
-        <w:pStyle w:val="a1"/>
-        <w:bidi w:val="0"/>
-        <w:rPr>
-          <w:rFonts w:hint="default"/>
-          <w:lang w:val="en-US" w:eastAsia="zh-CN"/>
-        </w:rPr>
-      </w:pPr>
-      <w:r>
-        <w:rPr>
-          <w:rFonts w:hint="default"/>
-          <w:lang w:val="en-US" w:eastAsia="zh-CN"/>
-        </w:rPr>
-        <w:t>最后工作日前，离职员工凭签批完整的《工作交接清单》至人力部办理离职手续。</w:t>
-      </w:r>
-    </w:p>
-    <w:p>
-      <w:pPr>
-        <w:pStyle w:val="a1"/>
-        <w:bidi w:val="0"/>
-        <w:rPr>
-          <w:rFonts w:hint="default"/>
-          <w:lang w:val="en-US" w:eastAsia="zh-CN"/>
-        </w:rPr>
-      </w:pPr>
-      <w:r>
-        <w:rPr>
-          <w:rFonts w:hint="default"/>
-          <w:lang w:val="en-US" w:eastAsia="zh-CN"/>
-        </w:rPr>
-        <w:t>手续包括：结清财务借款、归还公司资产（门禁卡、电脑、工具等）、办理社保/公积金停缴、薪资结算等。</w:t>
-      </w:r>
-    </w:p>
-    <w:p>
-      <w:pPr>
-        <w:pStyle w:val="a1"/>
-        <w:bidi w:val="0"/>
-        <w:rPr>
-          <w:rFonts w:hint="default"/>
-          <w:lang w:val="en-US" w:eastAsia="zh-CN"/>
-        </w:rPr>
-      </w:pPr>
-      <w:r>
-        <w:rPr>
-          <w:rFonts w:hint="default"/>
-          <w:lang w:val="en-US" w:eastAsia="zh-CN"/>
-        </w:rPr>
-        <w:t>全部手续办结后，人力部出具《离职证明》。</w:t>
-      </w:r>
-    </w:p>
-    <w:p>
-      <w:pPr>
-        <w:pStyle w:val="2"/>
-        <w:bidi w:val="0"/>
-        <w:rPr>
-          <w:rFonts w:hint="default"/>
-          <w:lang w:val="en-US" w:eastAsia="zh-CN"/>
-        </w:rPr>
-      </w:pPr>
-      <w:bookmarkStart w:id="18" w:name="_Toc32645"/>
-      <w:r>
-        <w:rPr>
-          <w:rFonts w:hint="default"/>
-          <w:lang w:val="en-US" w:eastAsia="zh-CN"/>
-        </w:rPr>
-        <w:t>特殊情况处理</w:t>
-      </w:r>
-      <w:bookmarkEnd w:id="18"/>
-    </w:p>
-    <w:p>
-      <w:pPr>
-        <w:pStyle w:val="a1"/>
-        <w:bidi w:val="0"/>
-        <w:rPr>
-          <w:rFonts w:hint="default"/>
-          <w:lang w:val="en-US" w:eastAsia="zh-CN"/>
-        </w:rPr>
-      </w:pPr>
-      <w:r>
-        <w:rPr>
-          <w:rFonts w:hint="default"/>
-          <w:lang w:val="en-US" w:eastAsia="zh-CN"/>
-        </w:rPr>
-        <w:t>对于被辞退或紧急离职等特殊情况，人力部应会同相关部门立即启动快速流程，确保工作交接与资产回收及时完成，并依法办理相关手续。</w:t>
-      </w:r>
-    </w:p>
-    <w:p>
-      <w:pPr>
-        <w:pStyle w:val="1"/>
-        <w:bidi w:val="0"/>
-        <w:rPr>
-          <w:rFonts w:hint="default"/>
-          <w:lang w:val="en-US" w:eastAsia="zh-CN"/>
-        </w:rPr>
-      </w:pPr>
-      <w:bookmarkStart w:id="19" w:name="_Toc18496"/>
-      <w:r>
-        <w:rPr>
-          <w:rFonts w:hint="default"/>
-          <w:lang w:val="en-US" w:eastAsia="zh-CN"/>
-        </w:rPr>
-        <w:t>工作交接准则</w:t>
-      </w:r>
       <w:bookmarkEnd w:id="19"/>
-    </w:p>
-    <w:p>
-      <w:pPr>
-        <w:pStyle w:val="a1"/>
-        <w:bidi w:val="0"/>
-        <w:rPr>
-          <w:rFonts w:hint="default"/>
-          <w:lang w:val="en-US" w:eastAsia="zh-CN"/>
-        </w:rPr>
-      </w:pPr>
-      <w:r>
-        <w:rPr>
-          <w:rFonts w:hint="default"/>
-          <w:lang w:val="en-US" w:eastAsia="zh-CN"/>
-        </w:rPr>
-        <w:t>交接工作应详尽、清晰，确保接任者可独立延续工作。</w:t>
-      </w:r>
-    </w:p>
-    <w:p>
-      <w:pPr>
-        <w:pStyle w:val="a1"/>
-        <w:bidi w:val="0"/>
-        <w:rPr>
-          <w:rFonts w:hint="default"/>
-          <w:lang w:val="en-US" w:eastAsia="zh-CN"/>
-        </w:rPr>
-      </w:pPr>
-      <w:r>
-        <w:rPr>
-          <w:rFonts w:hint="default"/>
-          <w:lang w:val="en-US" w:eastAsia="zh-CN"/>
-        </w:rPr>
-        <w:t>电子资料应整理归档至公司指定服务器或共享位置。</w:t>
-      </w:r>
-    </w:p>
-    <w:p>
-      <w:pPr>
-        <w:pStyle w:val="a1"/>
-        <w:bidi w:val="0"/>
-        <w:rPr>
-          <w:rFonts w:hint="default"/>
-          <w:lang w:val="en-US" w:eastAsia="zh-CN"/>
-        </w:rPr>
-      </w:pPr>
-      <w:r>
-        <w:rPr>
-          <w:rFonts w:hint="default"/>
-          <w:lang w:val="en-US" w:eastAsia="zh-CN"/>
-        </w:rPr>
-        <w:t>涉及公司核心信息、技术秘密或客户资源的岗位，交接过程须在部门负责人监督下进行，并重申保密义务。</w:t>
-      </w:r>
-    </w:p>
-    <w:p>
-      <w:pPr>
-        <w:pStyle w:val="a1"/>
-        <w:bidi w:val="0"/>
-        <w:rPr>
-          <w:rFonts w:hint="default"/>
-          <w:lang w:val="en-US" w:eastAsia="zh-CN"/>
-        </w:rPr>
-      </w:pPr>
-      <w:r>
-        <w:rPr>
-          <w:rFonts w:hint="default"/>
-          <w:lang w:val="en-US" w:eastAsia="zh-CN"/>
-        </w:rPr>
-        <w:t>未完成正式工作交接或交接不清者，公司有权暂缓办理离职手续及相关结算。</w:t>
-      </w:r>
-    </w:p>
-    <w:p>
-      <w:pPr>
-        <w:pStyle w:val="1"/>
-        <w:bidi w:val="0"/>
-        <w:rPr>
-          <w:rStyle w:val="1Char"/>
-          <w:rFonts w:eastAsia="宋体" w:hint="default"/>
-          <w:lang w:val="en-US" w:eastAsia="zh-CN"/>
-        </w:rPr>
-      </w:pPr>
-      <w:bookmarkStart w:id="20" w:name="_Toc11320"/>
-      <w:r>
-        <w:rPr>
-          <w:rStyle w:val="1Char"/>
-          <w:rFonts w:eastAsia="宋体" w:hint="eastAsia"/>
-          <w:lang w:val="en-US" w:eastAsia="zh-CN"/>
-        </w:rPr>
-        <w:t>附则</w:t>
-      </w:r>
-      <w:bookmarkEnd w:id="6"/>
-      <w:bookmarkEnd w:id="20"/>
     </w:p>
     <w:p>
       <w:pPr>
@@ -3673,17 +3712,17 @@
         <w:adjustRightInd w:val="0"/>
         <w:snapToGrid w:val="0"/>
         <w:spacing w:line="360" w:lineRule="auto"/>
-        <w:ind w:left="425" w:hanging="425" w:leftChars="0" w:firstLineChars="0"/>
+        <w:ind w:left="425" w:leftChars="0" w:hanging="425" w:firstLineChars="0"/>
         <w:textAlignment w:val="baseline"/>
         <w:rPr>
-          <w:rFonts w:ascii="宋体" w:eastAsia="宋体" w:hAnsi="宋体" w:cs="宋体"/>
+          <w:rFonts w:ascii="宋体" w:hAnsi="宋体" w:eastAsia="宋体" w:cs="宋体"/>
           <w:sz w:val="24"/>
           <w:szCs w:val="24"/>
         </w:rPr>
       </w:pPr>
       <w:r>
         <w:rPr>
-          <w:rFonts w:ascii="宋体" w:eastAsia="宋体" w:hAnsi="宋体" w:cs="宋体"/>
+          <w:rFonts w:ascii="宋体" w:hAnsi="宋体" w:eastAsia="宋体" w:cs="宋体"/>
           <w:spacing w:val="-1"/>
           <w:sz w:val="24"/>
           <w:szCs w:val="24"/>
@@ -3692,7 +3731,7 @@
       </w:r>
       <w:r>
         <w:rPr>
-          <w:rFonts w:ascii="宋体" w:eastAsia="宋体" w:hAnsi="宋体" w:cs="宋体" w:hint="eastAsia"/>
+          <w:rFonts w:hint="eastAsia" w:ascii="宋体" w:hAnsi="宋体" w:eastAsia="宋体" w:cs="宋体"/>
           <w:spacing w:val="-1"/>
           <w:sz w:val="24"/>
           <w:szCs w:val="24"/>
@@ -3702,7 +3741,7 @@
       </w:r>
       <w:r>
         <w:rPr>
-          <w:rFonts w:ascii="宋体" w:eastAsia="宋体" w:hAnsi="宋体" w:cs="宋体"/>
+          <w:rFonts w:ascii="宋体" w:hAnsi="宋体" w:eastAsia="宋体" w:cs="宋体"/>
           <w:spacing w:val="-1"/>
           <w:sz w:val="24"/>
           <w:szCs w:val="24"/>
@@ -3730,7 +3769,7 @@
         <w:adjustRightInd w:val="0"/>
         <w:snapToGrid w:val="0"/>
         <w:spacing w:line="360" w:lineRule="auto"/>
-        <w:ind w:left="425" w:hanging="425" w:leftChars="0" w:firstLineChars="0"/>
+        <w:ind w:left="425" w:leftChars="0" w:hanging="425" w:firstLineChars="0"/>
         <w:textAlignment w:val="baseline"/>
         <w:rPr>
           <w:rFonts w:hint="eastAsia"/>
@@ -3739,44 +3778,94 @@
       </w:pPr>
       <w:r>
         <w:rPr>
-          <w:rFonts w:ascii="宋体" w:eastAsia="宋体" w:hAnsi="宋体" w:cs="宋体"/>
+          <w:rFonts w:ascii="宋体" w:hAnsi="宋体" w:eastAsia="宋体" w:cs="宋体"/>
           <w:spacing w:val="-2"/>
           <w:sz w:val="24"/>
           <w:szCs w:val="24"/>
         </w:rPr>
         <w:t>本制度自颁布之日起施行。</w:t>
       </w:r>
-      <w:bookmarkStart w:id="21" w:name="bookmark14"/>
-      <w:bookmarkEnd w:id="21"/>
+      <w:bookmarkStart w:id="20" w:name="bookmark14"/>
+      <w:bookmarkEnd w:id="20"/>
     </w:p>
     <w:sectPr>
-      <w:headerReference w:type="default" r:id="rId4"/>
+      <w:headerReference r:id="rId5" w:type="default"/>
       <w:pgSz w:w="11906" w:h="16838"/>
       <w:pgMar w:top="1417" w:right="1800" w:bottom="1440" w:left="1800" w:header="1140" w:footer="992" w:gutter="0"/>
-      <w:cols w:num="1" w:space="425"/>
+      <w:cols w:space="425" w:num="1"/>
       <w:docGrid w:type="lines" w:linePitch="312" w:charSpace="0"/>
     </w:sectPr>
   </w:body>
 </w:document>
 </file>
 
+<file path=word/endnotes.xml><?xml version="1.0" encoding="utf-8"?>
+<w:endnotes xmlns:wpc="http://schemas.microsoft.com/office/word/2010/wordprocessingCanvas" xmlns:mc="http://schemas.openxmlformats.org/markup-compatibility/2006" xmlns:o="urn:schemas-microsoft-com:office:office" xmlns:r="http://schemas.openxmlformats.org/officeDocument/2006/relationships" xmlns:m="http://schemas.openxmlformats.org/officeDocument/2006/math" xmlns:v="urn:schemas-microsoft-com:vml" xmlns:wp14="http://schemas.microsoft.com/office/word/2010/wordprocessingDrawing" xmlns:wp="http://schemas.openxmlformats.org/drawingml/2006/wordprocessingDrawing" xmlns:w="http://schemas.openxmlformats.org/wordprocessingml/2006/main" xmlns:w14="http://schemas.microsoft.com/office/word/2010/wordml" xmlns:w15="http://schemas.microsoft.com/office/word/2012/wordml" xmlns:w10="urn:schemas-microsoft-com:office:word" xmlns:wpg="http://schemas.microsoft.com/office/word/2010/wordprocessingGroup" xmlns:wpi="http://schemas.microsoft.com/office/word/2010/wordprocessingInk" xmlns:wne="http://schemas.microsoft.com/office/word/2006/wordml" xmlns:wps="http://schemas.microsoft.com/office/word/2010/wordprocessingShape" xmlns:wpsCustomData="http://www.wps.cn/officeDocument/2013/wpsCustomData" mc:Ignorable="w14 w15 wp14">
+  <w:endnote w:type="separator" w:id="0">
+    <w:p>
+      <w:pPr>
+        <w:spacing w:line="240" w:lineRule="auto"/>
+      </w:pPr>
+      <w:r>
+        <w:separator/>
+      </w:r>
+    </w:p>
+  </w:endnote>
+  <w:endnote w:type="continuationSeparator" w:id="1">
+    <w:p>
+      <w:pPr>
+        <w:spacing w:line="240" w:lineRule="auto"/>
+      </w:pPr>
+      <w:r>
+        <w:continuationSeparator/>
+      </w:r>
+    </w:p>
+  </w:endnote>
+</w:endnotes>
+</file>
+
+<file path=word/footnotes.xml><?xml version="1.0" encoding="utf-8"?>
+<w:footnotes xmlns:wpc="http://schemas.microsoft.com/office/word/2010/wordprocessingCanvas" xmlns:mc="http://schemas.openxmlformats.org/markup-compatibility/2006" xmlns:o="urn:schemas-microsoft-com:office:office" xmlns:r="http://schemas.openxmlformats.org/officeDocument/2006/relationships" xmlns:m="http://schemas.openxmlformats.org/officeDocument/2006/math" xmlns:v="urn:schemas-microsoft-com:vml" xmlns:wp14="http://schemas.microsoft.com/office/word/2010/wordprocessingDrawing" xmlns:wp="http://schemas.openxmlformats.org/drawingml/2006/wordprocessingDrawing" xmlns:w="http://schemas.openxmlformats.org/wordprocessingml/2006/main" xmlns:w14="http://schemas.microsoft.com/office/word/2010/wordml" xmlns:w15="http://schemas.microsoft.com/office/word/2012/wordml" xmlns:w10="urn:schemas-microsoft-com:office:word" xmlns:wpg="http://schemas.microsoft.com/office/word/2010/wordprocessingGroup" xmlns:wpi="http://schemas.microsoft.com/office/word/2010/wordprocessingInk" xmlns:wne="http://schemas.microsoft.com/office/word/2006/wordml" xmlns:wps="http://schemas.microsoft.com/office/word/2010/wordprocessingShape" xmlns:wpsCustomData="http://www.wps.cn/officeDocument/2013/wpsCustomData" mc:Ignorable="w14 w15 wp14">
+  <w:footnote w:type="separator" w:id="0">
+    <w:p>
+      <w:pPr>
+        <w:spacing w:line="360" w:lineRule="auto"/>
+      </w:pPr>
+      <w:r>
+        <w:separator/>
+      </w:r>
+    </w:p>
+  </w:footnote>
+  <w:footnote w:type="continuationSeparator" w:id="1">
+    <w:p>
+      <w:pPr>
+        <w:spacing w:line="360" w:lineRule="auto"/>
+      </w:pPr>
+      <w:r>
+        <w:continuationSeparator/>
+      </w:r>
+    </w:p>
+  </w:footnote>
+</w:footnotes>
+</file>
+
 <file path=word/header1.xml><?xml version="1.0" encoding="utf-8"?>
-<w:hdr xmlns:wpc="http://schemas.microsoft.com/office/word/2010/wordprocessingCanvas" xmlns:mc="http://schemas.openxmlformats.org/markup-compatibility/2006" xmlns:o="urn:schemas-microsoft-com:office:office" xmlns:r="http://schemas.openxmlformats.org/officeDocument/2006/relationships" xmlns:m="http://schemas.openxmlformats.org/officeDocument/2006/math" xmlns:v="urn:schemas-microsoft-com:vml" xmlns:wp14="http://schemas.microsoft.com/office/word/2010/wordprocessingDrawing" xmlns:wp="http://schemas.openxmlformats.org/drawingml/2006/wordprocessingDrawing" xmlns:w10="urn:schemas-microsoft-com:office:word" xmlns:w="http://schemas.openxmlformats.org/wordprocessingml/2006/main" xmlns:w14="http://schemas.microsoft.com/office/word/2010/wordml" xmlns:w15="http://schemas.microsoft.com/office/word/2012/wordml" xmlns:wne="http://schemas.microsoft.com/office/word/2006/wordml" xmlns:wpg="http://schemas.microsoft.com/office/word/2010/wordprocessingGroup" xmlns:wpi="http://schemas.microsoft.com/office/word/2010/wordprocessingInk" xmlns:wps="http://schemas.microsoft.com/office/word/2010/wordprocessingShape" mc:Ignorable="w14 w15 wp14">
+<w:hdr xmlns:wpc="http://schemas.microsoft.com/office/word/2010/wordprocessingCanvas" xmlns:mc="http://schemas.openxmlformats.org/markup-compatibility/2006" xmlns:o="urn:schemas-microsoft-com:office:office" xmlns:r="http://schemas.openxmlformats.org/officeDocument/2006/relationships" xmlns:m="http://schemas.openxmlformats.org/officeDocument/2006/math" xmlns:v="urn:schemas-microsoft-com:vml" xmlns:wp14="http://schemas.microsoft.com/office/word/2010/wordprocessingDrawing" xmlns:wp="http://schemas.openxmlformats.org/drawingml/2006/wordprocessingDrawing" xmlns:w10="urn:schemas-microsoft-com:office:word" xmlns:w="http://schemas.openxmlformats.org/wordprocessingml/2006/main" xmlns:w14="http://schemas.microsoft.com/office/word/2010/wordml" xmlns:w15="http://schemas.microsoft.com/office/word/2012/wordml" xmlns:wpg="http://schemas.microsoft.com/office/word/2010/wordprocessingGroup" xmlns:wpi="http://schemas.microsoft.com/office/word/2010/wordprocessingInk" xmlns:wne="http://schemas.microsoft.com/office/word/2006/wordml" xmlns:wps="http://schemas.microsoft.com/office/word/2010/wordprocessingShape" xmlns:wpsCustomData="http://www.wps.cn/officeDocument/2013/wpsCustomData" mc:Ignorable="w14 w15 wp14">
   <w:p>
     <w:pPr>
-      <w:pStyle w:val="Header"/>
+      <w:pStyle w:val="15"/>
       <w:pBdr>
-        <w:bottom w:val="single" w:sz="4" w:space="1" w:color="auto"/>
+        <w:bottom w:val="single" w:color="auto" w:sz="4" w:space="1"/>
       </w:pBdr>
       <w:jc w:val="right"/>
       <w:rPr>
-        <w:rFonts w:eastAsiaTheme="minorEastAsia" w:hint="eastAsia"/>
+        <w:rFonts w:hint="eastAsia" w:eastAsiaTheme="minorEastAsia"/>
         <w:lang w:eastAsia="zh-CN"/>
       </w:rPr>
     </w:pPr>
     <w:r>
       <w:rPr>
-        <w:rFonts w:eastAsiaTheme="minorEastAsia" w:hint="eastAsia"/>
+        <w:rFonts w:hint="eastAsia" w:eastAsiaTheme="minorEastAsia"/>
         <w:lang w:eastAsia="zh-CN"/>
       </w:rPr>
       <w:t>天津通海信息技术有限公司</w:t>
@@ -3786,15 +3875,15 @@
 </file>
 
 <file path=word/numbering.xml><?xml version="1.0" encoding="utf-8"?>
-<w:numbering xmlns:wpc="http://schemas.microsoft.com/office/word/2010/wordprocessingCanvas" xmlns:mc="http://schemas.openxmlformats.org/markup-compatibility/2006" xmlns:o="urn:schemas-microsoft-com:office:office" xmlns:r="http://schemas.openxmlformats.org/officeDocument/2006/relationships" xmlns:m="http://schemas.openxmlformats.org/officeDocument/2006/math" xmlns:v="urn:schemas-microsoft-com:vml" xmlns:wp14="http://schemas.microsoft.com/office/word/2010/wordprocessingDrawing" xmlns:wp="http://schemas.openxmlformats.org/drawingml/2006/wordprocessingDrawing" xmlns:w10="urn:schemas-microsoft-com:office:word" xmlns:w="http://schemas.openxmlformats.org/wordprocessingml/2006/main" xmlns:w14="http://schemas.microsoft.com/office/word/2010/wordml" xmlns:w15="http://schemas.microsoft.com/office/word/2012/wordml" xmlns:wne="http://schemas.microsoft.com/office/word/2006/wordml" xmlns:wpg="http://schemas.microsoft.com/office/word/2010/wordprocessingGroup" xmlns:wpi="http://schemas.microsoft.com/office/word/2010/wordprocessingInk" xmlns:wps="http://schemas.microsoft.com/office/word/2010/wordprocessingShape" mc:Ignorable="w14 w15 wp14">
+<w:numbering xmlns:wpc="http://schemas.microsoft.com/office/word/2010/wordprocessingCanvas" xmlns:mc="http://schemas.openxmlformats.org/markup-compatibility/2006" xmlns:o="urn:schemas-microsoft-com:office:office" xmlns:r="http://schemas.openxmlformats.org/officeDocument/2006/relationships" xmlns:m="http://schemas.openxmlformats.org/officeDocument/2006/math" xmlns:v="urn:schemas-microsoft-com:vml" xmlns:wp14="http://schemas.microsoft.com/office/word/2010/wordprocessingDrawing" xmlns:wp="http://schemas.openxmlformats.org/drawingml/2006/wordprocessingDrawing" xmlns:w10="urn:schemas-microsoft-com:office:word" xmlns:w="http://schemas.openxmlformats.org/wordprocessingml/2006/main" xmlns:w14="http://schemas.microsoft.com/office/word/2010/wordml" xmlns:wpg="http://schemas.microsoft.com/office/word/2010/wordprocessingGroup" xmlns:wpi="http://schemas.microsoft.com/office/word/2010/wordprocessingInk" xmlns:wne="http://schemas.microsoft.com/office/word/2006/wordml" xmlns:wps="http://schemas.microsoft.com/office/word/2010/wordprocessingShape" xmlns:wpsCustomData="http://www.wps.cn/officeDocument/2013/wpsCustomData" mc:Ignorable="w14 wp14">
   <w:abstractNum w:abstractNumId="0">
     <w:nsid w:val="8E964DCE"/>
     <w:multiLevelType w:val="multilevel"/>
     <w:tmpl w:val="8E964DCE"/>
-    <w:lvl w:ilvl="0">
+    <w:lvl w:ilvl="0" w:tentative="0">
       <w:start w:val="1"/>
       <w:numFmt w:val="decimal"/>
-      <w:pStyle w:val="Heading1"/>
+      <w:pStyle w:val="2"/>
       <w:lvlText w:val="%1."/>
       <w:lvlJc w:val="left"/>
       <w:pPr>
@@ -3804,10 +3893,10 @@
         <w:rFonts w:hint="default"/>
       </w:rPr>
     </w:lvl>
-    <w:lvl w:ilvl="1">
+    <w:lvl w:ilvl="1" w:tentative="0">
       <w:start w:val="1"/>
       <w:numFmt w:val="decimal"/>
-      <w:pStyle w:val="Heading2"/>
+      <w:pStyle w:val="3"/>
       <w:lvlText w:val="%1.%2."/>
       <w:lvlJc w:val="left"/>
       <w:pPr>
@@ -3817,10 +3906,10 @@
         <w:rFonts w:hint="default"/>
       </w:rPr>
     </w:lvl>
-    <w:lvl w:ilvl="2">
+    <w:lvl w:ilvl="2" w:tentative="0">
       <w:start w:val="1"/>
       <w:numFmt w:val="decimal"/>
-      <w:pStyle w:val="Heading3"/>
+      <w:pStyle w:val="4"/>
       <w:lvlText w:val="%1.%2.%3."/>
       <w:lvlJc w:val="left"/>
       <w:pPr>
@@ -3830,10 +3919,10 @@
         <w:rFonts w:hint="default"/>
       </w:rPr>
     </w:lvl>
-    <w:lvl w:ilvl="3">
+    <w:lvl w:ilvl="3" w:tentative="0">
       <w:start w:val="1"/>
       <w:numFmt w:val="decimal"/>
-      <w:pStyle w:val="Heading4"/>
+      <w:pStyle w:val="5"/>
       <w:lvlText w:val="%1.%2.%3.%4."/>
       <w:lvlJc w:val="left"/>
       <w:pPr>
@@ -3843,10 +3932,10 @@
         <w:rFonts w:hint="default"/>
       </w:rPr>
     </w:lvl>
-    <w:lvl w:ilvl="4">
+    <w:lvl w:ilvl="4" w:tentative="0">
       <w:start w:val="1"/>
       <w:numFmt w:val="decimal"/>
-      <w:pStyle w:val="Heading5"/>
+      <w:pStyle w:val="6"/>
       <w:lvlText w:val="%1.%2.%3.%4.%5."/>
       <w:lvlJc w:val="left"/>
       <w:pPr>
@@ -3856,10 +3945,10 @@
         <w:rFonts w:hint="default"/>
       </w:rPr>
     </w:lvl>
-    <w:lvl w:ilvl="5">
+    <w:lvl w:ilvl="5" w:tentative="0">
       <w:start w:val="1"/>
       <w:numFmt w:val="decimal"/>
-      <w:pStyle w:val="Heading6"/>
+      <w:pStyle w:val="7"/>
       <w:lvlText w:val="%1.%2.%3.%4.%5.%6."/>
       <w:lvlJc w:val="left"/>
       <w:pPr>
@@ -3869,10 +3958,10 @@
         <w:rFonts w:hint="default"/>
       </w:rPr>
     </w:lvl>
-    <w:lvl w:ilvl="6">
+    <w:lvl w:ilvl="6" w:tentative="0">
       <w:start w:val="1"/>
       <w:numFmt w:val="decimal"/>
-      <w:pStyle w:val="Heading7"/>
+      <w:pStyle w:val="8"/>
       <w:lvlText w:val="%1.%2.%3.%4.%5.%6.%7."/>
       <w:lvlJc w:val="left"/>
       <w:pPr>
@@ -3882,10 +3971,10 @@
         <w:rFonts w:hint="default"/>
       </w:rPr>
     </w:lvl>
-    <w:lvl w:ilvl="7">
+    <w:lvl w:ilvl="7" w:tentative="0">
       <w:start w:val="1"/>
       <w:numFmt w:val="decimal"/>
-      <w:pStyle w:val="Heading8"/>
+      <w:pStyle w:val="9"/>
       <w:lvlText w:val="%1.%2.%3.%4.%5.%6.%7.%8."/>
       <w:lvlJc w:val="left"/>
       <w:pPr>
@@ -3895,10 +3984,10 @@
         <w:rFonts w:hint="default"/>
       </w:rPr>
     </w:lvl>
-    <w:lvl w:ilvl="8">
+    <w:lvl w:ilvl="8" w:tentative="0">
       <w:start w:val="1"/>
       <w:numFmt w:val="decimal"/>
-      <w:pStyle w:val="Heading9"/>
+      <w:pStyle w:val="10"/>
       <w:lvlText w:val="%1.%2.%3.%4.%5.%6.%7.%8.%9."/>
       <w:lvlJc w:val="left"/>
       <w:pPr>
@@ -3913,7 +4002,7 @@
     <w:nsid w:val="F9539CF3"/>
     <w:multiLevelType w:val="singleLevel"/>
     <w:tmpl w:val="F9539CF3"/>
-    <w:lvl w:ilvl="0">
+    <w:lvl w:ilvl="0" w:tentative="0">
       <w:start w:val="1"/>
       <w:numFmt w:val="decimal"/>
       <w:lvlText w:val="%1."/>
@@ -3936,267 +4025,269 @@
 </file>
 
 <file path=word/styles.xml><?xml version="1.0" encoding="utf-8"?>
-<w:styles xmlns:mc="http://schemas.openxmlformats.org/markup-compatibility/2006" xmlns:r="http://schemas.openxmlformats.org/officeDocument/2006/relationships" xmlns:w="http://schemas.openxmlformats.org/wordprocessingml/2006/main" xmlns:w14="http://schemas.microsoft.com/office/word/2010/wordml" xmlns:w15="http://schemas.microsoft.com/office/word/2012/wordml" mc:Ignorable="w14 w15">
+<w:styles xmlns:mc="http://schemas.openxmlformats.org/markup-compatibility/2006" xmlns:o="urn:schemas-microsoft-com:office:office" xmlns:r="http://schemas.openxmlformats.org/officeDocument/2006/relationships" xmlns:m="http://schemas.openxmlformats.org/officeDocument/2006/math" xmlns:v="urn:schemas-microsoft-com:vml" xmlns:w="http://schemas.openxmlformats.org/wordprocessingml/2006/main" xmlns:w14="http://schemas.microsoft.com/office/word/2010/wordml" xmlns:w10="urn:schemas-microsoft-com:office:word" xmlns:sl="http://schemas.openxmlformats.org/schemaLibrary/2006/main" xmlns:wpsCustomData="http://www.wps.cn/officeDocument/2013/wpsCustomData" mc:Ignorable="w14">
   <w:docDefaults>
     <w:rPrDefault>
       <w:rPr>
-        <w:rFonts w:ascii="Times New Roman" w:eastAsia="宋体" w:hAnsi="Times New Roman" w:cs="Times New Roman"/>
+        <w:rFonts w:ascii="Times New Roman" w:hAnsi="Times New Roman" w:eastAsia="宋体" w:cs="Times New Roman"/>
       </w:rPr>
     </w:rPrDefault>
     <w:pPrDefault/>
   </w:docDefaults>
-  <w:latentStyles w:defLockedState="0" w:defUIPriority="99" w:defSemiHidden="1" w:defUnhideWhenUsed="1" w:defQFormat="0" w:count="260">
-    <w:lsdException w:name="Normal" w:semiHidden="0" w:uiPriority="0" w:unhideWhenUsed="0" w:qFormat="1"/>
-    <w:lsdException w:name="heading 1" w:semiHidden="0" w:uiPriority="0" w:unhideWhenUsed="0" w:qFormat="1"/>
-    <w:lsdException w:name="heading 2" w:semiHidden="0" w:uiPriority="0" w:qFormat="1"/>
-    <w:lsdException w:name="heading 3" w:uiPriority="0" w:qFormat="1"/>
-    <w:lsdException w:name="heading 4" w:semiHidden="0" w:uiPriority="0" w:qFormat="1"/>
-    <w:lsdException w:name="heading 5" w:uiPriority="0" w:qFormat="1"/>
-    <w:lsdException w:name="heading 6" w:uiPriority="0" w:qFormat="1"/>
-    <w:lsdException w:name="heading 7" w:uiPriority="0" w:qFormat="1"/>
-    <w:lsdException w:name="heading 8" w:uiPriority="0" w:qFormat="1"/>
-    <w:lsdException w:name="heading 9" w:uiPriority="0" w:qFormat="1"/>
-    <w:lsdException w:name="index 1" w:semiHidden="0" w:uiPriority="0" w:unhideWhenUsed="0"/>
-    <w:lsdException w:name="index 2" w:semiHidden="0" w:uiPriority="0" w:unhideWhenUsed="0"/>
-    <w:lsdException w:name="index 3" w:semiHidden="0" w:uiPriority="0" w:unhideWhenUsed="0"/>
-    <w:lsdException w:name="index 4" w:semiHidden="0" w:uiPriority="0" w:unhideWhenUsed="0"/>
-    <w:lsdException w:name="index 5" w:semiHidden="0" w:uiPriority="0" w:unhideWhenUsed="0"/>
-    <w:lsdException w:name="index 6" w:semiHidden="0" w:uiPriority="0" w:unhideWhenUsed="0"/>
-    <w:lsdException w:name="index 7" w:semiHidden="0" w:uiPriority="0" w:unhideWhenUsed="0"/>
-    <w:lsdException w:name="index 8" w:semiHidden="0" w:uiPriority="0" w:unhideWhenUsed="0"/>
-    <w:lsdException w:name="index 9" w:semiHidden="0" w:uiPriority="0" w:unhideWhenUsed="0"/>
-    <w:lsdException w:name="toc 1" w:semiHidden="0" w:uiPriority="0" w:unhideWhenUsed="0" w:qFormat="1"/>
-    <w:lsdException w:name="toc 2" w:semiHidden="0" w:uiPriority="0" w:unhideWhenUsed="0" w:qFormat="1"/>
-    <w:lsdException w:name="toc 3" w:semiHidden="0" w:uiPriority="0" w:unhideWhenUsed="0" w:qFormat="1"/>
-    <w:lsdException w:name="toc 4" w:semiHidden="0" w:uiPriority="0" w:unhideWhenUsed="0"/>
-    <w:lsdException w:name="toc 5" w:semiHidden="0" w:uiPriority="0" w:unhideWhenUsed="0"/>
-    <w:lsdException w:name="toc 6" w:semiHidden="0" w:uiPriority="0" w:unhideWhenUsed="0"/>
-    <w:lsdException w:name="toc 7" w:semiHidden="0" w:uiPriority="0" w:unhideWhenUsed="0"/>
-    <w:lsdException w:name="toc 8" w:semiHidden="0" w:uiPriority="0" w:unhideWhenUsed="0"/>
-    <w:lsdException w:name="toc 9" w:semiHidden="0" w:uiPriority="0" w:unhideWhenUsed="0"/>
-    <w:lsdException w:name="Normal Indent" w:semiHidden="0" w:uiPriority="0" w:unhideWhenUsed="0"/>
-    <w:lsdException w:name="footnote text" w:semiHidden="0" w:uiPriority="0" w:unhideWhenUsed="0"/>
-    <w:lsdException w:name="annotation text" w:semiHidden="0" w:uiPriority="0" w:unhideWhenUsed="0" w:qFormat="1"/>
-    <w:lsdException w:name="header" w:semiHidden="0" w:uiPriority="0" w:unhideWhenUsed="0" w:qFormat="1"/>
-    <w:lsdException w:name="footer" w:semiHidden="0" w:uiPriority="0" w:unhideWhenUsed="0" w:qFormat="1"/>
-    <w:lsdException w:name="index heading" w:semiHidden="0" w:uiPriority="0" w:unhideWhenUsed="0"/>
-    <w:lsdException w:name="caption" w:uiPriority="0" w:qFormat="1"/>
-    <w:lsdException w:name="table of figures" w:semiHidden="0" w:uiPriority="0" w:unhideWhenUsed="0"/>
-    <w:lsdException w:name="envelope address" w:semiHidden="0" w:uiPriority="0" w:unhideWhenUsed="0"/>
-    <w:lsdException w:name="envelope return" w:semiHidden="0" w:uiPriority="0" w:unhideWhenUsed="0"/>
-    <w:lsdException w:name="footnote reference" w:semiHidden="0" w:uiPriority="0" w:unhideWhenUsed="0"/>
-    <w:lsdException w:name="annotation reference" w:semiHidden="0" w:uiPriority="0" w:unhideWhenUsed="0"/>
-    <w:lsdException w:name="line number" w:semiHidden="0" w:uiPriority="0" w:unhideWhenUsed="0"/>
-    <w:lsdException w:name="page number" w:semiHidden="0" w:uiPriority="0" w:unhideWhenUsed="0"/>
-    <w:lsdException w:name="endnote reference" w:semiHidden="0" w:uiPriority="0" w:unhideWhenUsed="0"/>
-    <w:lsdException w:name="endnote text" w:semiHidden="0" w:uiPriority="0" w:unhideWhenUsed="0"/>
-    <w:lsdException w:name="table of authorities" w:semiHidden="0" w:uiPriority="0" w:unhideWhenUsed="0"/>
-    <w:lsdException w:name="macro" w:semiHidden="0" w:uiPriority="0" w:unhideWhenUsed="0"/>
-    <w:lsdException w:name="toa heading" w:semiHidden="0" w:uiPriority="0" w:unhideWhenUsed="0"/>
-    <w:lsdException w:name="List" w:semiHidden="0" w:uiPriority="0" w:unhideWhenUsed="0"/>
-    <w:lsdException w:name="List Bullet" w:semiHidden="0" w:uiPriority="0" w:unhideWhenUsed="0"/>
-    <w:lsdException w:name="List Number" w:semiHidden="0" w:uiPriority="0" w:unhideWhenUsed="0"/>
-    <w:lsdException w:name="List 2" w:semiHidden="0" w:uiPriority="0" w:unhideWhenUsed="0"/>
-    <w:lsdException w:name="List 3" w:semiHidden="0" w:uiPriority="0" w:unhideWhenUsed="0"/>
-    <w:lsdException w:name="List 4" w:semiHidden="0" w:uiPriority="0" w:unhideWhenUsed="0"/>
-    <w:lsdException w:name="List 5" w:semiHidden="0" w:uiPriority="0" w:unhideWhenUsed="0"/>
-    <w:lsdException w:name="List Bullet 2" w:semiHidden="0" w:uiPriority="0" w:unhideWhenUsed="0"/>
-    <w:lsdException w:name="List Bullet 3" w:semiHidden="0" w:uiPriority="0" w:unhideWhenUsed="0"/>
-    <w:lsdException w:name="List Bullet 4" w:semiHidden="0" w:uiPriority="0" w:unhideWhenUsed="0"/>
-    <w:lsdException w:name="List Bullet 5" w:semiHidden="0" w:uiPriority="0" w:unhideWhenUsed="0"/>
-    <w:lsdException w:name="List Number 2" w:semiHidden="0" w:uiPriority="0" w:unhideWhenUsed="0"/>
-    <w:lsdException w:name="List Number 3" w:semiHidden="0" w:uiPriority="0" w:unhideWhenUsed="0"/>
-    <w:lsdException w:name="List Number 4" w:semiHidden="0" w:uiPriority="0" w:unhideWhenUsed="0"/>
-    <w:lsdException w:name="List Number 5" w:semiHidden="0" w:uiPriority="0" w:unhideWhenUsed="0"/>
-    <w:lsdException w:name="Title" w:semiHidden="0" w:uiPriority="0" w:unhideWhenUsed="0" w:qFormat="1"/>
-    <w:lsdException w:name="Closing" w:semiHidden="0" w:uiPriority="0" w:unhideWhenUsed="0"/>
-    <w:lsdException w:name="Signature" w:semiHidden="0" w:uiPriority="0" w:unhideWhenUsed="0"/>
-    <w:lsdException w:name="Default Paragraph Font" w:uiPriority="0" w:unhideWhenUsed="0" w:qFormat="1"/>
-    <w:lsdException w:name="Body Text" w:uiPriority="0" w:unhideWhenUsed="0" w:qFormat="1"/>
-    <w:lsdException w:name="Body Text Indent" w:semiHidden="0" w:uiPriority="0" w:unhideWhenUsed="0"/>
-    <w:lsdException w:name="List Continue" w:semiHidden="0" w:uiPriority="0" w:unhideWhenUsed="0"/>
-    <w:lsdException w:name="List Continue 2" w:semiHidden="0" w:uiPriority="0" w:unhideWhenUsed="0"/>
-    <w:lsdException w:name="List Continue 3" w:semiHidden="0" w:uiPriority="0" w:unhideWhenUsed="0"/>
-    <w:lsdException w:name="List Continue 4" w:semiHidden="0" w:uiPriority="0" w:unhideWhenUsed="0"/>
-    <w:lsdException w:name="List Continue 5" w:semiHidden="0" w:uiPriority="0" w:unhideWhenUsed="0"/>
-    <w:lsdException w:name="Message Header" w:semiHidden="0" w:uiPriority="0" w:unhideWhenUsed="0"/>
-    <w:lsdException w:name="Subtitle" w:semiHidden="0" w:uiPriority="0" w:unhideWhenUsed="0" w:qFormat="1"/>
-    <w:lsdException w:name="Salutation" w:semiHidden="0" w:uiPriority="0" w:unhideWhenUsed="0"/>
-    <w:lsdException w:name="Date" w:semiHidden="0" w:uiPriority="0" w:unhideWhenUsed="0"/>
-    <w:lsdException w:name="Body Text First Indent" w:semiHidden="0" w:uiPriority="0" w:unhideWhenUsed="0"/>
-    <w:lsdException w:name="Body Text First Indent 2" w:semiHidden="0" w:uiPriority="0" w:unhideWhenUsed="0"/>
-    <w:lsdException w:name="Body Text 2" w:semiHidden="0" w:uiPriority="0" w:unhideWhenUsed="0"/>
-    <w:lsdException w:name="Body Text 3" w:semiHidden="0" w:uiPriority="0" w:unhideWhenUsed="0"/>
-    <w:lsdException w:name="Body Text Indent 2" w:semiHidden="0" w:uiPriority="0" w:unhideWhenUsed="0"/>
-    <w:lsdException w:name="Body Text Indent 3" w:semiHidden="0" w:uiPriority="0" w:unhideWhenUsed="0"/>
-    <w:lsdException w:name="Block Text" w:semiHidden="0" w:uiPriority="0" w:unhideWhenUsed="0"/>
-    <w:lsdException w:name="Hyperlink" w:semiHidden="0" w:uiPriority="0" w:unhideWhenUsed="0"/>
-    <w:lsdException w:name="FollowedHyperlink" w:semiHidden="0" w:uiPriority="0" w:unhideWhenUsed="0"/>
-    <w:lsdException w:name="Strong" w:semiHidden="0" w:uiPriority="0" w:unhideWhenUsed="0" w:qFormat="1"/>
-    <w:lsdException w:name="Emphasis" w:semiHidden="0" w:uiPriority="0" w:unhideWhenUsed="0" w:qFormat="1"/>
-    <w:lsdException w:name="Document Map" w:semiHidden="0" w:uiPriority="0" w:unhideWhenUsed="0"/>
-    <w:lsdException w:name="Plain Text" w:semiHidden="0" w:uiPriority="0" w:unhideWhenUsed="0"/>
-    <w:lsdException w:name="E-mail Signature" w:semiHidden="0" w:uiPriority="0" w:unhideWhenUsed="0"/>
-    <w:lsdException w:name="Normal (Web)" w:semiHidden="0" w:uiPriority="0" w:unhideWhenUsed="0" w:qFormat="1"/>
-    <w:lsdException w:name="HTML Acronym" w:semiHidden="0" w:uiPriority="0" w:unhideWhenUsed="0"/>
-    <w:lsdException w:name="HTML Address" w:semiHidden="0" w:uiPriority="0" w:unhideWhenUsed="0"/>
-    <w:lsdException w:name="HTML Cite" w:semiHidden="0" w:uiPriority="0" w:unhideWhenUsed="0"/>
-    <w:lsdException w:name="HTML Code" w:semiHidden="0" w:uiPriority="0" w:unhideWhenUsed="0"/>
-    <w:lsdException w:name="HTML Definition" w:semiHidden="0" w:uiPriority="0" w:unhideWhenUsed="0"/>
-    <w:lsdException w:name="HTML Keyboard" w:semiHidden="0" w:uiPriority="0" w:unhideWhenUsed="0"/>
-    <w:lsdException w:name="HTML Preformatted" w:semiHidden="0" w:uiPriority="0" w:unhideWhenUsed="0"/>
-    <w:lsdException w:name="HTML Sample" w:semiHidden="0" w:uiPriority="0" w:unhideWhenUsed="0"/>
-    <w:lsdException w:name="HTML Typewriter" w:semiHidden="0" w:uiPriority="0" w:unhideWhenUsed="0"/>
-    <w:lsdException w:name="HTML Variable" w:semiHidden="0" w:uiPriority="0" w:unhideWhenUsed="0"/>
-    <w:lsdException w:name="Normal Table" w:uiPriority="0" w:unhideWhenUsed="0" w:qFormat="1"/>
-    <w:lsdException w:name="annotation subject" w:semiHidden="0" w:uiPriority="0" w:unhideWhenUsed="0"/>
-    <w:lsdException w:name="Table Simple 1" w:semiHidden="0" w:uiPriority="0" w:unhideWhenUsed="0"/>
-    <w:lsdException w:name="Table Simple 2" w:semiHidden="0" w:uiPriority="0" w:unhideWhenUsed="0"/>
-    <w:lsdException w:name="Table Simple 3" w:semiHidden="0" w:uiPriority="0" w:unhideWhenUsed="0"/>
-    <w:lsdException w:name="Table Classic 1" w:semiHidden="0" w:uiPriority="0" w:unhideWhenUsed="0"/>
-    <w:lsdException w:name="Table Classic 2" w:semiHidden="0" w:uiPriority="0" w:unhideWhenUsed="0"/>
-    <w:lsdException w:name="Table Classic 3" w:semiHidden="0" w:uiPriority="0" w:unhideWhenUsed="0"/>
-    <w:lsdException w:name="Table Classic 4" w:semiHidden="0" w:uiPriority="0" w:unhideWhenUsed="0"/>
-    <w:lsdException w:name="Table Colorful 1" w:semiHidden="0" w:uiPriority="0" w:unhideWhenUsed="0"/>
-    <w:lsdException w:name="Table Colorful 2" w:semiHidden="0" w:uiPriority="0" w:unhideWhenUsed="0"/>
-    <w:lsdException w:name="Table Colorful 3" w:semiHidden="0" w:uiPriority="0" w:unhideWhenUsed="0"/>
-    <w:lsdException w:name="Table Columns 1" w:semiHidden="0" w:uiPriority="0" w:unhideWhenUsed="0"/>
-    <w:lsdException w:name="Table Columns 2" w:semiHidden="0" w:uiPriority="0" w:unhideWhenUsed="0"/>
-    <w:lsdException w:name="Table Columns 3" w:semiHidden="0" w:uiPriority="0" w:unhideWhenUsed="0"/>
-    <w:lsdException w:name="Table Columns 4" w:semiHidden="0" w:uiPriority="0" w:unhideWhenUsed="0"/>
-    <w:lsdException w:name="Table Columns 5" w:semiHidden="0" w:uiPriority="0" w:unhideWhenUsed="0"/>
-    <w:lsdException w:name="Table Grid 1" w:semiHidden="0" w:uiPriority="0" w:unhideWhenUsed="0"/>
-    <w:lsdException w:name="Table Grid 2" w:semiHidden="0" w:uiPriority="0" w:unhideWhenUsed="0"/>
-    <w:lsdException w:name="Table Grid 3" w:semiHidden="0" w:uiPriority="0" w:unhideWhenUsed="0"/>
-    <w:lsdException w:name="Table Grid 4" w:semiHidden="0" w:uiPriority="0" w:unhideWhenUsed="0"/>
-    <w:lsdException w:name="Table Grid 5" w:semiHidden="0" w:uiPriority="0" w:unhideWhenUsed="0"/>
-    <w:lsdException w:name="Table Grid 6" w:semiHidden="0" w:uiPriority="0" w:unhideWhenUsed="0"/>
-    <w:lsdException w:name="Table Grid 7" w:semiHidden="0" w:uiPriority="0" w:unhideWhenUsed="0"/>
-    <w:lsdException w:name="Table Grid 8" w:semiHidden="0" w:uiPriority="0" w:unhideWhenUsed="0"/>
-    <w:lsdException w:name="Table List 1" w:semiHidden="0" w:uiPriority="0" w:unhideWhenUsed="0"/>
-    <w:lsdException w:name="Table List 2" w:semiHidden="0" w:uiPriority="0" w:unhideWhenUsed="0"/>
-    <w:lsdException w:name="Table List 3" w:semiHidden="0" w:uiPriority="0" w:unhideWhenUsed="0"/>
-    <w:lsdException w:name="Table List 4" w:semiHidden="0" w:uiPriority="0" w:unhideWhenUsed="0"/>
-    <w:lsdException w:name="Table List 5" w:semiHidden="0" w:uiPriority="0" w:unhideWhenUsed="0"/>
-    <w:lsdException w:name="Table List 6" w:semiHidden="0" w:uiPriority="0" w:unhideWhenUsed="0"/>
-    <w:lsdException w:name="Table List 7" w:semiHidden="0" w:uiPriority="0" w:unhideWhenUsed="0"/>
-    <w:lsdException w:name="Table List 8" w:semiHidden="0" w:uiPriority="0" w:unhideWhenUsed="0"/>
-    <w:lsdException w:name="Table 3D effects 1" w:semiHidden="0" w:uiPriority="0" w:unhideWhenUsed="0"/>
-    <w:lsdException w:name="Table 3D effects 2" w:semiHidden="0" w:uiPriority="0" w:unhideWhenUsed="0"/>
-    <w:lsdException w:name="Table 3D effects 3" w:semiHidden="0" w:uiPriority="0" w:unhideWhenUsed="0"/>
-    <w:lsdException w:name="Table Contemporary" w:semiHidden="0" w:uiPriority="0" w:unhideWhenUsed="0"/>
-    <w:lsdException w:name="Table Elegant" w:semiHidden="0" w:uiPriority="0" w:unhideWhenUsed="0"/>
-    <w:lsdException w:name="Table Professional" w:semiHidden="0" w:uiPriority="0" w:unhideWhenUsed="0"/>
-    <w:lsdException w:name="Table Subtle 1" w:semiHidden="0" w:uiPriority="0" w:unhideWhenUsed="0"/>
-    <w:lsdException w:name="Table Subtle 2" w:semiHidden="0" w:uiPriority="0" w:unhideWhenUsed="0"/>
-    <w:lsdException w:name="Table Web 1" w:semiHidden="0" w:uiPriority="0" w:unhideWhenUsed="0"/>
-    <w:lsdException w:name="Table Web 2" w:semiHidden="0" w:uiPriority="0" w:unhideWhenUsed="0"/>
-    <w:lsdException w:name="Table Web 3" w:semiHidden="0" w:uiPriority="0" w:unhideWhenUsed="0"/>
-    <w:lsdException w:name="Balloon Text" w:semiHidden="0" w:uiPriority="0" w:unhideWhenUsed="0"/>
-    <w:lsdException w:name="Table Grid" w:semiHidden="0" w:uiPriority="0" w:unhideWhenUsed="0" w:qFormat="1"/>
-    <w:lsdException w:name="Table Theme" w:semiHidden="0" w:uiPriority="0" w:unhideWhenUsed="0"/>
-    <w:lsdException w:name="Light Shading" w:semiHidden="0" w:uiPriority="60" w:unhideWhenUsed="0"/>
-    <w:lsdException w:name="Light List" w:semiHidden="0" w:uiPriority="61" w:unhideWhenUsed="0"/>
-    <w:lsdException w:name="Light Grid" w:semiHidden="0" w:uiPriority="62" w:unhideWhenUsed="0"/>
-    <w:lsdException w:name="Medium Shading 1" w:semiHidden="0" w:uiPriority="63" w:unhideWhenUsed="0"/>
-    <w:lsdException w:name="Medium Shading 2" w:semiHidden="0" w:uiPriority="64" w:unhideWhenUsed="0"/>
-    <w:lsdException w:name="Medium List 1" w:semiHidden="0" w:uiPriority="65" w:unhideWhenUsed="0"/>
-    <w:lsdException w:name="Medium List 2" w:semiHidden="0" w:uiPriority="66" w:unhideWhenUsed="0"/>
-    <w:lsdException w:name="Medium Grid 1" w:semiHidden="0" w:uiPriority="67" w:unhideWhenUsed="0"/>
-    <w:lsdException w:name="Medium Grid 2" w:semiHidden="0" w:uiPriority="68" w:unhideWhenUsed="0"/>
-    <w:lsdException w:name="Medium Grid 3" w:semiHidden="0" w:uiPriority="69" w:unhideWhenUsed="0"/>
-    <w:lsdException w:name="Dark List" w:semiHidden="0" w:uiPriority="70" w:unhideWhenUsed="0"/>
-    <w:lsdException w:name="Colorful Shading" w:semiHidden="0" w:uiPriority="71" w:unhideWhenUsed="0"/>
-    <w:lsdException w:name="Colorful List" w:semiHidden="0" w:uiPriority="72" w:unhideWhenUsed="0"/>
-    <w:lsdException w:name="Colorful Grid" w:semiHidden="0" w:uiPriority="73" w:unhideWhenUsed="0"/>
-    <w:lsdException w:name="Light Shading Accent 1" w:semiHidden="0" w:uiPriority="60" w:unhideWhenUsed="0"/>
-    <w:lsdException w:name="Light List Accent 1" w:semiHidden="0" w:uiPriority="61" w:unhideWhenUsed="0"/>
-    <w:lsdException w:name="Light Grid Accent 1" w:semiHidden="0" w:uiPriority="62" w:unhideWhenUsed="0"/>
-    <w:lsdException w:name="Medium Shading 1 Accent 1" w:semiHidden="0" w:uiPriority="63" w:unhideWhenUsed="0"/>
-    <w:lsdException w:name="Medium Shading 2 Accent 1" w:semiHidden="0" w:uiPriority="64" w:unhideWhenUsed="0"/>
-    <w:lsdException w:name="Medium List 1 Accent 1" w:semiHidden="0" w:uiPriority="65" w:unhideWhenUsed="0"/>
-    <w:lsdException w:name="Medium List 2 Accent 1" w:semiHidden="0" w:uiPriority="66" w:unhideWhenUsed="0"/>
-    <w:lsdException w:name="Medium Grid 1 Accent 1" w:semiHidden="0" w:uiPriority="67" w:unhideWhenUsed="0"/>
-    <w:lsdException w:name="Medium Grid 2 Accent 1" w:semiHidden="0" w:uiPriority="68" w:unhideWhenUsed="0"/>
-    <w:lsdException w:name="Medium Grid 3 Accent 1" w:semiHidden="0" w:uiPriority="69" w:unhideWhenUsed="0"/>
-    <w:lsdException w:name="Dark List Accent 1" w:semiHidden="0" w:uiPriority="70" w:unhideWhenUsed="0"/>
-    <w:lsdException w:name="Colorful Shading Accent 1" w:semiHidden="0" w:uiPriority="71" w:unhideWhenUsed="0"/>
-    <w:lsdException w:name="Colorful List Accent 1" w:semiHidden="0" w:uiPriority="72" w:unhideWhenUsed="0"/>
-    <w:lsdException w:name="Colorful Grid Accent 1" w:semiHidden="0" w:uiPriority="73" w:unhideWhenUsed="0"/>
-    <w:lsdException w:name="Light Shading Accent 2" w:semiHidden="0" w:uiPriority="60" w:unhideWhenUsed="0"/>
-    <w:lsdException w:name="Light List Accent 2" w:semiHidden="0" w:uiPriority="61" w:unhideWhenUsed="0"/>
-    <w:lsdException w:name="Light Grid Accent 2" w:semiHidden="0" w:uiPriority="62" w:unhideWhenUsed="0"/>
-    <w:lsdException w:name="Medium Shading 1 Accent 2" w:semiHidden="0" w:uiPriority="63" w:unhideWhenUsed="0"/>
-    <w:lsdException w:name="Medium Shading 2 Accent 2" w:semiHidden="0" w:uiPriority="64" w:unhideWhenUsed="0"/>
-    <w:lsdException w:name="Medium List 1 Accent 2" w:semiHidden="0" w:uiPriority="65" w:unhideWhenUsed="0"/>
-    <w:lsdException w:name="Medium List 2 Accent 2" w:semiHidden="0" w:uiPriority="66" w:unhideWhenUsed="0"/>
-    <w:lsdException w:name="Medium Grid 1 Accent 2" w:semiHidden="0" w:uiPriority="67" w:unhideWhenUsed="0"/>
-    <w:lsdException w:name="Medium Grid 2 Accent 2" w:semiHidden="0" w:uiPriority="68" w:unhideWhenUsed="0"/>
-    <w:lsdException w:name="Medium Grid 3 Accent 2" w:semiHidden="0" w:uiPriority="69" w:unhideWhenUsed="0"/>
-    <w:lsdException w:name="Dark List Accent 2" w:semiHidden="0" w:uiPriority="70" w:unhideWhenUsed="0"/>
-    <w:lsdException w:name="Colorful Shading Accent 2" w:semiHidden="0" w:uiPriority="71" w:unhideWhenUsed="0"/>
-    <w:lsdException w:name="Colorful List Accent 2" w:semiHidden="0" w:uiPriority="72" w:unhideWhenUsed="0"/>
-    <w:lsdException w:name="Colorful Grid Accent 2" w:semiHidden="0" w:uiPriority="73" w:unhideWhenUsed="0"/>
-    <w:lsdException w:name="Light Shading Accent 3" w:semiHidden="0" w:uiPriority="60" w:unhideWhenUsed="0"/>
-    <w:lsdException w:name="Light List Accent 3" w:semiHidden="0" w:uiPriority="61" w:unhideWhenUsed="0"/>
-    <w:lsdException w:name="Light Grid Accent 3" w:semiHidden="0" w:uiPriority="62" w:unhideWhenUsed="0"/>
-    <w:lsdException w:name="Medium Shading 1 Accent 3" w:semiHidden="0" w:uiPriority="63" w:unhideWhenUsed="0"/>
-    <w:lsdException w:name="Medium Shading 2 Accent 3" w:semiHidden="0" w:uiPriority="64" w:unhideWhenUsed="0"/>
-    <w:lsdException w:name="Medium List 1 Accent 3" w:semiHidden="0" w:uiPriority="65" w:unhideWhenUsed="0"/>
-    <w:lsdException w:name="Medium List 2 Accent 3" w:semiHidden="0" w:uiPriority="66" w:unhideWhenUsed="0"/>
-    <w:lsdException w:name="Medium Grid 1 Accent 3" w:semiHidden="0" w:uiPriority="67" w:unhideWhenUsed="0"/>
-    <w:lsdException w:name="Medium Grid 2 Accent 3" w:semiHidden="0" w:uiPriority="68" w:unhideWhenUsed="0"/>
-    <w:lsdException w:name="Medium Grid 3 Accent 3" w:semiHidden="0" w:uiPriority="69" w:unhideWhenUsed="0"/>
-    <w:lsdException w:name="Dark List Accent 3" w:semiHidden="0" w:uiPriority="70" w:unhideWhenUsed="0"/>
-    <w:lsdException w:name="Colorful Shading Accent 3" w:semiHidden="0" w:uiPriority="71" w:unhideWhenUsed="0"/>
-    <w:lsdException w:name="Colorful List Accent 3" w:semiHidden="0" w:uiPriority="72" w:unhideWhenUsed="0"/>
-    <w:lsdException w:name="Colorful Grid Accent 3" w:semiHidden="0" w:uiPriority="73" w:unhideWhenUsed="0"/>
-    <w:lsdException w:name="Light Shading Accent 4" w:semiHidden="0" w:uiPriority="60" w:unhideWhenUsed="0"/>
-    <w:lsdException w:name="Light List Accent 4" w:semiHidden="0" w:uiPriority="61" w:unhideWhenUsed="0"/>
-    <w:lsdException w:name="Light Grid Accent 4" w:semiHidden="0" w:uiPriority="62" w:unhideWhenUsed="0"/>
-    <w:lsdException w:name="Medium Shading 1 Accent 4" w:semiHidden="0" w:uiPriority="63" w:unhideWhenUsed="0"/>
-    <w:lsdException w:name="Medium Shading 2 Accent 4" w:semiHidden="0" w:uiPriority="64" w:unhideWhenUsed="0"/>
-    <w:lsdException w:name="Medium List 1 Accent 4" w:semiHidden="0" w:uiPriority="65" w:unhideWhenUsed="0"/>
-    <w:lsdException w:name="Medium List 2 Accent 4" w:semiHidden="0" w:uiPriority="66" w:unhideWhenUsed="0"/>
-    <w:lsdException w:name="Medium Grid 1 Accent 4" w:semiHidden="0" w:uiPriority="67" w:unhideWhenUsed="0"/>
-    <w:lsdException w:name="Medium Grid 2 Accent 4" w:semiHidden="0" w:uiPriority="68" w:unhideWhenUsed="0"/>
-    <w:lsdException w:name="Medium Grid 3 Accent 4" w:semiHidden="0" w:uiPriority="69" w:unhideWhenUsed="0"/>
-    <w:lsdException w:name="Dark List Accent 4" w:semiHidden="0" w:uiPriority="70" w:unhideWhenUsed="0"/>
-    <w:lsdException w:name="Colorful Shading Accent 4" w:semiHidden="0" w:uiPriority="71" w:unhideWhenUsed="0"/>
-    <w:lsdException w:name="Colorful List Accent 4" w:semiHidden="0" w:uiPriority="72" w:unhideWhenUsed="0"/>
-    <w:lsdException w:name="Colorful Grid Accent 4" w:semiHidden="0" w:uiPriority="73" w:unhideWhenUsed="0"/>
-    <w:lsdException w:name="Light Shading Accent 5" w:semiHidden="0" w:uiPriority="60" w:unhideWhenUsed="0"/>
-    <w:lsdException w:name="Light List Accent 5" w:semiHidden="0" w:uiPriority="61" w:unhideWhenUsed="0"/>
-    <w:lsdException w:name="Light Grid Accent 5" w:semiHidden="0" w:uiPriority="62" w:unhideWhenUsed="0"/>
-    <w:lsdException w:name="Medium Shading 1 Accent 5" w:semiHidden="0" w:uiPriority="63" w:unhideWhenUsed="0"/>
-    <w:lsdException w:name="Medium Shading 2 Accent 5" w:semiHidden="0" w:uiPriority="64" w:unhideWhenUsed="0"/>
-    <w:lsdException w:name="Medium List 1 Accent 5" w:semiHidden="0" w:uiPriority="65" w:unhideWhenUsed="0"/>
-    <w:lsdException w:name="Medium List 2 Accent 5" w:semiHidden="0" w:uiPriority="66" w:unhideWhenUsed="0"/>
-    <w:lsdException w:name="Medium Grid 1 Accent 5" w:semiHidden="0" w:uiPriority="67" w:unhideWhenUsed="0"/>
-    <w:lsdException w:name="Medium Grid 2 Accent 5" w:semiHidden="0" w:uiPriority="68" w:unhideWhenUsed="0"/>
-    <w:lsdException w:name="Medium Grid 3 Accent 5" w:semiHidden="0" w:uiPriority="69" w:unhideWhenUsed="0"/>
-    <w:lsdException w:name="Dark List Accent 5" w:semiHidden="0" w:uiPriority="70" w:unhideWhenUsed="0"/>
-    <w:lsdException w:name="Colorful Shading Accent 5" w:semiHidden="0" w:uiPriority="71" w:unhideWhenUsed="0"/>
-    <w:lsdException w:name="Colorful List Accent 5" w:semiHidden="0" w:uiPriority="72" w:unhideWhenUsed="0"/>
-    <w:lsdException w:name="Colorful Grid Accent 5" w:semiHidden="0" w:uiPriority="73" w:unhideWhenUsed="0"/>
-    <w:lsdException w:name="Light Shading Accent 6" w:semiHidden="0" w:uiPriority="60" w:unhideWhenUsed="0"/>
-    <w:lsdException w:name="Light List Accent 6" w:semiHidden="0" w:uiPriority="61" w:unhideWhenUsed="0"/>
-    <w:lsdException w:name="Light Grid Accent 6" w:semiHidden="0" w:uiPriority="62" w:unhideWhenUsed="0"/>
-    <w:lsdException w:name="Medium Shading 1 Accent 6" w:semiHidden="0" w:uiPriority="63" w:unhideWhenUsed="0"/>
-    <w:lsdException w:name="Medium Shading 2 Accent 6" w:semiHidden="0" w:uiPriority="64" w:unhideWhenUsed="0"/>
-    <w:lsdException w:name="Medium List 1 Accent 6" w:semiHidden="0" w:uiPriority="65" w:unhideWhenUsed="0"/>
-    <w:lsdException w:name="Medium List 2 Accent 6" w:semiHidden="0" w:uiPriority="66" w:unhideWhenUsed="0"/>
-    <w:lsdException w:name="Medium Grid 1 Accent 6" w:semiHidden="0" w:uiPriority="67" w:unhideWhenUsed="0"/>
-    <w:lsdException w:name="Medium Grid 2 Accent 6" w:semiHidden="0" w:uiPriority="68" w:unhideWhenUsed="0"/>
-    <w:lsdException w:name="Medium Grid 3 Accent 6" w:semiHidden="0" w:uiPriority="69" w:unhideWhenUsed="0"/>
-    <w:lsdException w:name="Dark List Accent 6" w:semiHidden="0" w:uiPriority="70" w:unhideWhenUsed="0"/>
-    <w:lsdException w:name="Colorful Shading Accent 6" w:semiHidden="0" w:uiPriority="71" w:unhideWhenUsed="0"/>
-    <w:lsdException w:name="Colorful List Accent 6" w:semiHidden="0" w:uiPriority="72" w:unhideWhenUsed="0"/>
-    <w:lsdException w:name="Colorful Grid Accent 6" w:semiHidden="0" w:uiPriority="73" w:unhideWhenUsed="0"/>
+  <w:latentStyles w:count="260" w:defQFormat="0" w:defUnhideWhenUsed="1" w:defSemiHidden="1" w:defUIPriority="99" w:defLockedState="0">
+    <w:lsdException w:qFormat="1" w:unhideWhenUsed="0" w:uiPriority="0" w:semiHidden="0" w:name="Normal"/>
+    <w:lsdException w:qFormat="1" w:unhideWhenUsed="0" w:uiPriority="0" w:semiHidden="0" w:name="heading 1"/>
+    <w:lsdException w:qFormat="1" w:uiPriority="0" w:semiHidden="0" w:name="heading 2"/>
+    <w:lsdException w:qFormat="1" w:uiPriority="0" w:name="heading 3"/>
+    <w:lsdException w:qFormat="1" w:uiPriority="0" w:semiHidden="0" w:name="heading 4"/>
+    <w:lsdException w:qFormat="1" w:uiPriority="0" w:name="heading 5"/>
+    <w:lsdException w:qFormat="1" w:uiPriority="0" w:name="heading 6"/>
+    <w:lsdException w:qFormat="1" w:uiPriority="0" w:name="heading 7"/>
+    <w:lsdException w:qFormat="1" w:uiPriority="0" w:name="heading 8"/>
+    <w:lsdException w:qFormat="1" w:uiPriority="0" w:name="heading 9"/>
+    <w:lsdException w:unhideWhenUsed="0" w:uiPriority="0" w:semiHidden="0" w:name="index 1"/>
+    <w:lsdException w:unhideWhenUsed="0" w:uiPriority="0" w:semiHidden="0" w:name="index 2"/>
+    <w:lsdException w:unhideWhenUsed="0" w:uiPriority="0" w:semiHidden="0" w:name="index 3"/>
+    <w:lsdException w:unhideWhenUsed="0" w:uiPriority="0" w:semiHidden="0" w:name="index 4"/>
+    <w:lsdException w:unhideWhenUsed="0" w:uiPriority="0" w:semiHidden="0" w:name="index 5"/>
+    <w:lsdException w:unhideWhenUsed="0" w:uiPriority="0" w:semiHidden="0" w:name="index 6"/>
+    <w:lsdException w:unhideWhenUsed="0" w:uiPriority="0" w:semiHidden="0" w:name="index 7"/>
+    <w:lsdException w:unhideWhenUsed="0" w:uiPriority="0" w:semiHidden="0" w:name="index 8"/>
+    <w:lsdException w:unhideWhenUsed="0" w:uiPriority="0" w:semiHidden="0" w:name="index 9"/>
+    <w:lsdException w:qFormat="1" w:unhideWhenUsed="0" w:uiPriority="0" w:semiHidden="0" w:name="toc 1"/>
+    <w:lsdException w:qFormat="1" w:unhideWhenUsed="0" w:uiPriority="0" w:semiHidden="0" w:name="toc 2"/>
+    <w:lsdException w:qFormat="1" w:unhideWhenUsed="0" w:uiPriority="0" w:semiHidden="0" w:name="toc 3"/>
+    <w:lsdException w:unhideWhenUsed="0" w:uiPriority="0" w:semiHidden="0" w:name="toc 4"/>
+    <w:lsdException w:unhideWhenUsed="0" w:uiPriority="0" w:semiHidden="0" w:name="toc 5"/>
+    <w:lsdException w:unhideWhenUsed="0" w:uiPriority="0" w:semiHidden="0" w:name="toc 6"/>
+    <w:lsdException w:unhideWhenUsed="0" w:uiPriority="0" w:semiHidden="0" w:name="toc 7"/>
+    <w:lsdException w:unhideWhenUsed="0" w:uiPriority="0" w:semiHidden="0" w:name="toc 8"/>
+    <w:lsdException w:unhideWhenUsed="0" w:uiPriority="0" w:semiHidden="0" w:name="toc 9"/>
+    <w:lsdException w:unhideWhenUsed="0" w:uiPriority="0" w:semiHidden="0" w:name="Normal Indent"/>
+    <w:lsdException w:unhideWhenUsed="0" w:uiPriority="0" w:semiHidden="0" w:name="footnote text"/>
+    <w:lsdException w:qFormat="1" w:unhideWhenUsed="0" w:uiPriority="0" w:semiHidden="0" w:name="annotation text"/>
+    <w:lsdException w:qFormat="1" w:unhideWhenUsed="0" w:uiPriority="0" w:semiHidden="0" w:name="header"/>
+    <w:lsdException w:qFormat="1" w:unhideWhenUsed="0" w:uiPriority="0" w:semiHidden="0" w:name="footer"/>
+    <w:lsdException w:unhideWhenUsed="0" w:uiPriority="0" w:semiHidden="0" w:name="index heading"/>
+    <w:lsdException w:qFormat="1" w:uiPriority="0" w:name="caption"/>
+    <w:lsdException w:unhideWhenUsed="0" w:uiPriority="0" w:semiHidden="0" w:name="table of figures"/>
+    <w:lsdException w:unhideWhenUsed="0" w:uiPriority="0" w:semiHidden="0" w:name="envelope address"/>
+    <w:lsdException w:unhideWhenUsed="0" w:uiPriority="0" w:semiHidden="0" w:name="envelope return"/>
+    <w:lsdException w:unhideWhenUsed="0" w:uiPriority="0" w:semiHidden="0" w:name="footnote reference"/>
+    <w:lsdException w:unhideWhenUsed="0" w:uiPriority="0" w:semiHidden="0" w:name="annotation reference"/>
+    <w:lsdException w:unhideWhenUsed="0" w:uiPriority="0" w:semiHidden="0" w:name="line number"/>
+    <w:lsdException w:unhideWhenUsed="0" w:uiPriority="0" w:semiHidden="0" w:name="page number"/>
+    <w:lsdException w:unhideWhenUsed="0" w:uiPriority="0" w:semiHidden="0" w:name="endnote reference"/>
+    <w:lsdException w:unhideWhenUsed="0" w:uiPriority="0" w:semiHidden="0" w:name="endnote text"/>
+    <w:lsdException w:unhideWhenUsed="0" w:uiPriority="0" w:semiHidden="0" w:name="table of authorities"/>
+    <w:lsdException w:unhideWhenUsed="0" w:uiPriority="0" w:semiHidden="0" w:name="macro"/>
+    <w:lsdException w:unhideWhenUsed="0" w:uiPriority="0" w:semiHidden="0" w:name="toa heading"/>
+    <w:lsdException w:unhideWhenUsed="0" w:uiPriority="0" w:semiHidden="0" w:name="List"/>
+    <w:lsdException w:unhideWhenUsed="0" w:uiPriority="0" w:semiHidden="0" w:name="List Bullet"/>
+    <w:lsdException w:unhideWhenUsed="0" w:uiPriority="0" w:semiHidden="0" w:name="List Number"/>
+    <w:lsdException w:unhideWhenUsed="0" w:uiPriority="0" w:semiHidden="0" w:name="List 2"/>
+    <w:lsdException w:unhideWhenUsed="0" w:uiPriority="0" w:semiHidden="0" w:name="List 3"/>
+    <w:lsdException w:unhideWhenUsed="0" w:uiPriority="0" w:semiHidden="0" w:name="List 4"/>
+    <w:lsdException w:unhideWhenUsed="0" w:uiPriority="0" w:semiHidden="0" w:name="List 5"/>
+    <w:lsdException w:unhideWhenUsed="0" w:uiPriority="0" w:semiHidden="0" w:name="List Bullet 2"/>
+    <w:lsdException w:unhideWhenUsed="0" w:uiPriority="0" w:semiHidden="0" w:name="List Bullet 3"/>
+    <w:lsdException w:unhideWhenUsed="0" w:uiPriority="0" w:semiHidden="0" w:name="List Bullet 4"/>
+    <w:lsdException w:unhideWhenUsed="0" w:uiPriority="0" w:semiHidden="0" w:name="List Bullet 5"/>
+    <w:lsdException w:unhideWhenUsed="0" w:uiPriority="0" w:semiHidden="0" w:name="List Number 2"/>
+    <w:lsdException w:unhideWhenUsed="0" w:uiPriority="0" w:semiHidden="0" w:name="List Number 3"/>
+    <w:lsdException w:unhideWhenUsed="0" w:uiPriority="0" w:semiHidden="0" w:name="List Number 4"/>
+    <w:lsdException w:unhideWhenUsed="0" w:uiPriority="0" w:semiHidden="0" w:name="List Number 5"/>
+    <w:lsdException w:qFormat="1" w:unhideWhenUsed="0" w:uiPriority="0" w:semiHidden="0" w:name="Title"/>
+    <w:lsdException w:unhideWhenUsed="0" w:uiPriority="0" w:semiHidden="0" w:name="Closing"/>
+    <w:lsdException w:unhideWhenUsed="0" w:uiPriority="0" w:semiHidden="0" w:name="Signature"/>
+    <w:lsdException w:qFormat="1" w:unhideWhenUsed="0" w:uiPriority="0" w:name="Default Paragraph Font"/>
+    <w:lsdException w:qFormat="1" w:unhideWhenUsed="0" w:uiPriority="0" w:name="Body Text"/>
+    <w:lsdException w:unhideWhenUsed="0" w:uiPriority="0" w:semiHidden="0" w:name="Body Text Indent"/>
+    <w:lsdException w:unhideWhenUsed="0" w:uiPriority="0" w:semiHidden="0" w:name="List Continue"/>
+    <w:lsdException w:unhideWhenUsed="0" w:uiPriority="0" w:semiHidden="0" w:name="List Continue 2"/>
+    <w:lsdException w:unhideWhenUsed="0" w:uiPriority="0" w:semiHidden="0" w:name="List Continue 3"/>
+    <w:lsdException w:unhideWhenUsed="0" w:uiPriority="0" w:semiHidden="0" w:name="List Continue 4"/>
+    <w:lsdException w:unhideWhenUsed="0" w:uiPriority="0" w:semiHidden="0" w:name="List Continue 5"/>
+    <w:lsdException w:unhideWhenUsed="0" w:uiPriority="0" w:semiHidden="0" w:name="Message Header"/>
+    <w:lsdException w:qFormat="1" w:unhideWhenUsed="0" w:uiPriority="0" w:semiHidden="0" w:name="Subtitle"/>
+    <w:lsdException w:unhideWhenUsed="0" w:uiPriority="0" w:semiHidden="0" w:name="Salutation"/>
+    <w:lsdException w:unhideWhenUsed="0" w:uiPriority="0" w:semiHidden="0" w:name="Date"/>
+    <w:lsdException w:unhideWhenUsed="0" w:uiPriority="0" w:semiHidden="0" w:name="Body Text First Indent"/>
+    <w:lsdException w:unhideWhenUsed="0" w:uiPriority="0" w:semiHidden="0" w:name="Body Text First Indent 2"/>
+    <w:lsdException w:uiPriority="99" w:name="Note Heading"/>
+    <w:lsdException w:unhideWhenUsed="0" w:uiPriority="0" w:semiHidden="0" w:name="Body Text 2"/>
+    <w:lsdException w:unhideWhenUsed="0" w:uiPriority="0" w:semiHidden="0" w:name="Body Text 3"/>
+    <w:lsdException w:unhideWhenUsed="0" w:uiPriority="0" w:semiHidden="0" w:name="Body Text Indent 2"/>
+    <w:lsdException w:unhideWhenUsed="0" w:uiPriority="0" w:semiHidden="0" w:name="Body Text Indent 3"/>
+    <w:lsdException w:unhideWhenUsed="0" w:uiPriority="0" w:semiHidden="0" w:name="Block Text"/>
+    <w:lsdException w:unhideWhenUsed="0" w:uiPriority="0" w:semiHidden="0" w:name="Hyperlink"/>
+    <w:lsdException w:unhideWhenUsed="0" w:uiPriority="0" w:semiHidden="0" w:name="FollowedHyperlink"/>
+    <w:lsdException w:qFormat="1" w:unhideWhenUsed="0" w:uiPriority="0" w:semiHidden="0" w:name="Strong"/>
+    <w:lsdException w:qFormat="1" w:unhideWhenUsed="0" w:uiPriority="0" w:semiHidden="0" w:name="Emphasis"/>
+    <w:lsdException w:unhideWhenUsed="0" w:uiPriority="0" w:semiHidden="0" w:name="Document Map"/>
+    <w:lsdException w:unhideWhenUsed="0" w:uiPriority="0" w:semiHidden="0" w:name="Plain Text"/>
+    <w:lsdException w:unhideWhenUsed="0" w:uiPriority="0" w:semiHidden="0" w:name="E-mail Signature"/>
+    <w:lsdException w:qFormat="1" w:unhideWhenUsed="0" w:uiPriority="0" w:semiHidden="0" w:name="Normal (Web)"/>
+    <w:lsdException w:unhideWhenUsed="0" w:uiPriority="0" w:semiHidden="0" w:name="HTML Acronym"/>
+    <w:lsdException w:unhideWhenUsed="0" w:uiPriority="0" w:semiHidden="0" w:name="HTML Address"/>
+    <w:lsdException w:unhideWhenUsed="0" w:uiPriority="0" w:semiHidden="0" w:name="HTML Cite"/>
+    <w:lsdException w:unhideWhenUsed="0" w:uiPriority="0" w:semiHidden="0" w:name="HTML Code"/>
+    <w:lsdException w:unhideWhenUsed="0" w:uiPriority="0" w:semiHidden="0" w:name="HTML Definition"/>
+    <w:lsdException w:unhideWhenUsed="0" w:uiPriority="0" w:semiHidden="0" w:name="HTML Keyboard"/>
+    <w:lsdException w:unhideWhenUsed="0" w:uiPriority="0" w:semiHidden="0" w:name="HTML Preformatted"/>
+    <w:lsdException w:unhideWhenUsed="0" w:uiPriority="0" w:semiHidden="0" w:name="HTML Sample"/>
+    <w:lsdException w:unhideWhenUsed="0" w:uiPriority="0" w:semiHidden="0" w:name="HTML Typewriter"/>
+    <w:lsdException w:unhideWhenUsed="0" w:uiPriority="0" w:semiHidden="0" w:name="HTML Variable"/>
+    <w:lsdException w:qFormat="1" w:unhideWhenUsed="0" w:uiPriority="0" w:name="Normal Table"/>
+    <w:lsdException w:unhideWhenUsed="0" w:uiPriority="0" w:semiHidden="0" w:name="annotation subject"/>
+    <w:lsdException w:unhideWhenUsed="0" w:uiPriority="0" w:semiHidden="0" w:name="Table Simple 1"/>
+    <w:lsdException w:unhideWhenUsed="0" w:uiPriority="0" w:semiHidden="0" w:name="Table Simple 2"/>
+    <w:lsdException w:unhideWhenUsed="0" w:uiPriority="0" w:semiHidden="0" w:name="Table Simple 3"/>
+    <w:lsdException w:unhideWhenUsed="0" w:uiPriority="0" w:semiHidden="0" w:name="Table Classic 1"/>
+    <w:lsdException w:unhideWhenUsed="0" w:uiPriority="0" w:semiHidden="0" w:name="Table Classic 2"/>
+    <w:lsdException w:unhideWhenUsed="0" w:uiPriority="0" w:semiHidden="0" w:name="Table Classic 3"/>
+    <w:lsdException w:unhideWhenUsed="0" w:uiPriority="0" w:semiHidden="0" w:name="Table Classic 4"/>
+    <w:lsdException w:unhideWhenUsed="0" w:uiPriority="0" w:semiHidden="0" w:name="Table Colorful 1"/>
+    <w:lsdException w:unhideWhenUsed="0" w:uiPriority="0" w:semiHidden="0" w:name="Table Colorful 2"/>
+    <w:lsdException w:unhideWhenUsed="0" w:uiPriority="0" w:semiHidden="0" w:name="Table Colorful 3"/>
+    <w:lsdException w:unhideWhenUsed="0" w:uiPriority="0" w:semiHidden="0" w:name="Table Columns 1"/>
+    <w:lsdException w:unhideWhenUsed="0" w:uiPriority="0" w:semiHidden="0" w:name="Table Columns 2"/>
+    <w:lsdException w:unhideWhenUsed="0" w:uiPriority="0" w:semiHidden="0" w:name="Table Columns 3"/>
+    <w:lsdException w:unhideWhenUsed="0" w:uiPriority="0" w:semiHidden="0" w:name="Table Columns 4"/>
+    <w:lsdException w:unhideWhenUsed="0" w:uiPriority="0" w:semiHidden="0" w:name="Table Columns 5"/>
+    <w:lsdException w:unhideWhenUsed="0" w:uiPriority="0" w:semiHidden="0" w:name="Table Grid 1"/>
+    <w:lsdException w:unhideWhenUsed="0" w:uiPriority="0" w:semiHidden="0" w:name="Table Grid 2"/>
+    <w:lsdException w:unhideWhenUsed="0" w:uiPriority="0" w:semiHidden="0" w:name="Table Grid 3"/>
+    <w:lsdException w:unhideWhenUsed="0" w:uiPriority="0" w:semiHidden="0" w:name="Table Grid 4"/>
+    <w:lsdException w:unhideWhenUsed="0" w:uiPriority="0" w:semiHidden="0" w:name="Table Grid 5"/>
+    <w:lsdException w:unhideWhenUsed="0" w:uiPriority="0" w:semiHidden="0" w:name="Table Grid 6"/>
+    <w:lsdException w:unhideWhenUsed="0" w:uiPriority="0" w:semiHidden="0" w:name="Table Grid 7"/>
+    <w:lsdException w:unhideWhenUsed="0" w:uiPriority="0" w:semiHidden="0" w:name="Table Grid 8"/>
+    <w:lsdException w:unhideWhenUsed="0" w:uiPriority="0" w:semiHidden="0" w:name="Table List 1"/>
+    <w:lsdException w:unhideWhenUsed="0" w:uiPriority="0" w:semiHidden="0" w:name="Table List 2"/>
+    <w:lsdException w:unhideWhenUsed="0" w:uiPriority="0" w:semiHidden="0" w:name="Table List 3"/>
+    <w:lsdException w:unhideWhenUsed="0" w:uiPriority="0" w:semiHidden="0" w:name="Table List 4"/>
+    <w:lsdException w:unhideWhenUsed="0" w:uiPriority="0" w:semiHidden="0" w:name="Table List 5"/>
+    <w:lsdException w:unhideWhenUsed="0" w:uiPriority="0" w:semiHidden="0" w:name="Table List 6"/>
+    <w:lsdException w:unhideWhenUsed="0" w:uiPriority="0" w:semiHidden="0" w:name="Table List 7"/>
+    <w:lsdException w:unhideWhenUsed="0" w:uiPriority="0" w:semiHidden="0" w:name="Table List 8"/>
+    <w:lsdException w:unhideWhenUsed="0" w:uiPriority="0" w:semiHidden="0" w:name="Table 3D effects 1"/>
+    <w:lsdException w:unhideWhenUsed="0" w:uiPriority="0" w:semiHidden="0" w:name="Table 3D effects 2"/>
+    <w:lsdException w:unhideWhenUsed="0" w:uiPriority="0" w:semiHidden="0" w:name="Table 3D effects 3"/>
+    <w:lsdException w:unhideWhenUsed="0" w:uiPriority="0" w:semiHidden="0" w:name="Table Contemporary"/>
+    <w:lsdException w:unhideWhenUsed="0" w:uiPriority="0" w:semiHidden="0" w:name="Table Elegant"/>
+    <w:lsdException w:unhideWhenUsed="0" w:uiPriority="0" w:semiHidden="0" w:name="Table Professional"/>
+    <w:lsdException w:unhideWhenUsed="0" w:uiPriority="0" w:semiHidden="0" w:name="Table Subtle 1"/>
+    <w:lsdException w:unhideWhenUsed="0" w:uiPriority="0" w:semiHidden="0" w:name="Table Subtle 2"/>
+    <w:lsdException w:unhideWhenUsed="0" w:uiPriority="0" w:semiHidden="0" w:name="Table Web 1"/>
+    <w:lsdException w:unhideWhenUsed="0" w:uiPriority="0" w:semiHidden="0" w:name="Table Web 2"/>
+    <w:lsdException w:unhideWhenUsed="0" w:uiPriority="0" w:semiHidden="0" w:name="Table Web 3"/>
+    <w:lsdException w:unhideWhenUsed="0" w:uiPriority="0" w:semiHidden="0" w:name="Balloon Text"/>
+    <w:lsdException w:qFormat="1" w:unhideWhenUsed="0" w:uiPriority="0" w:semiHidden="0" w:name="Table Grid"/>
+    <w:lsdException w:unhideWhenUsed="0" w:uiPriority="0" w:semiHidden="0" w:name="Table Theme"/>
+    <w:lsdException w:unhideWhenUsed="0" w:uiPriority="60" w:semiHidden="0" w:name="Light Shading"/>
+    <w:lsdException w:unhideWhenUsed="0" w:uiPriority="61" w:semiHidden="0" w:name="Light List"/>
+    <w:lsdException w:unhideWhenUsed="0" w:uiPriority="62" w:semiHidden="0" w:name="Light Grid"/>
+    <w:lsdException w:unhideWhenUsed="0" w:uiPriority="63" w:semiHidden="0" w:name="Medium Shading 1"/>
+    <w:lsdException w:unhideWhenUsed="0" w:uiPriority="64" w:semiHidden="0" w:name="Medium Shading 2"/>
+    <w:lsdException w:unhideWhenUsed="0" w:uiPriority="65" w:semiHidden="0" w:name="Medium List 1"/>
+    <w:lsdException w:unhideWhenUsed="0" w:uiPriority="66" w:semiHidden="0" w:name="Medium List 2"/>
+    <w:lsdException w:unhideWhenUsed="0" w:uiPriority="67" w:semiHidden="0" w:name="Medium Grid 1"/>
+    <w:lsdException w:unhideWhenUsed="0" w:uiPriority="68" w:semiHidden="0" w:name="Medium Grid 2"/>
+    <w:lsdException w:unhideWhenUsed="0" w:uiPriority="69" w:semiHidden="0" w:name="Medium Grid 3"/>
+    <w:lsdException w:unhideWhenUsed="0" w:uiPriority="70" w:semiHidden="0" w:name="Dark List"/>
+    <w:lsdException w:unhideWhenUsed="0" w:uiPriority="71" w:semiHidden="0" w:name="Colorful Shading"/>
+    <w:lsdException w:unhideWhenUsed="0" w:uiPriority="72" w:semiHidden="0" w:name="Colorful List"/>
+    <w:lsdException w:unhideWhenUsed="0" w:uiPriority="73" w:semiHidden="0" w:name="Colorful Grid"/>
+    <w:lsdException w:unhideWhenUsed="0" w:uiPriority="60" w:semiHidden="0" w:name="Light Shading Accent 1"/>
+    <w:lsdException w:unhideWhenUsed="0" w:uiPriority="61" w:semiHidden="0" w:name="Light List Accent 1"/>
+    <w:lsdException w:unhideWhenUsed="0" w:uiPriority="62" w:semiHidden="0" w:name="Light Grid Accent 1"/>
+    <w:lsdException w:unhideWhenUsed="0" w:uiPriority="63" w:semiHidden="0" w:name="Medium Shading 1 Accent 1"/>
+    <w:lsdException w:unhideWhenUsed="0" w:uiPriority="64" w:semiHidden="0" w:name="Medium Shading 2 Accent 1"/>
+    <w:lsdException w:unhideWhenUsed="0" w:uiPriority="65" w:semiHidden="0" w:name="Medium List 1 Accent 1"/>
+    <w:lsdException w:unhideWhenUsed="0" w:uiPriority="66" w:semiHidden="0" w:name="Medium List 2 Accent 1"/>
+    <w:lsdException w:unhideWhenUsed="0" w:uiPriority="67" w:semiHidden="0" w:name="Medium Grid 1 Accent 1"/>
+    <w:lsdException w:unhideWhenUsed="0" w:uiPriority="68" w:semiHidden="0" w:name="Medium Grid 2 Accent 1"/>
+    <w:lsdException w:unhideWhenUsed="0" w:uiPriority="69" w:semiHidden="0" w:name="Medium Grid 3 Accent 1"/>
+    <w:lsdException w:unhideWhenUsed="0" w:uiPriority="70" w:semiHidden="0" w:name="Dark List Accent 1"/>
+    <w:lsdException w:unhideWhenUsed="0" w:uiPriority="71" w:semiHidden="0" w:name="Colorful Shading Accent 1"/>
+    <w:lsdException w:unhideWhenUsed="0" w:uiPriority="72" w:semiHidden="0" w:name="Colorful List Accent 1"/>
+    <w:lsdException w:unhideWhenUsed="0" w:uiPriority="73" w:semiHidden="0" w:name="Colorful Grid Accent 1"/>
+    <w:lsdException w:unhideWhenUsed="0" w:uiPriority="60" w:semiHidden="0" w:name="Light Shading Accent 2"/>
+    <w:lsdException w:unhideWhenUsed="0" w:uiPriority="61" w:semiHidden="0" w:name="Light List Accent 2"/>
+    <w:lsdException w:unhideWhenUsed="0" w:uiPriority="62" w:semiHidden="0" w:name="Light Grid Accent 2"/>
+    <w:lsdException w:unhideWhenUsed="0" w:uiPriority="63" w:semiHidden="0" w:name="Medium Shading 1 Accent 2"/>
+    <w:lsdException w:unhideWhenUsed="0" w:uiPriority="64" w:semiHidden="0" w:name="Medium Shading 2 Accent 2"/>
+    <w:lsdException w:unhideWhenUsed="0" w:uiPriority="65" w:semiHidden="0" w:name="Medium List 1 Accent 2"/>
+    <w:lsdException w:unhideWhenUsed="0" w:uiPriority="66" w:semiHidden="0" w:name="Medium List 2 Accent 2"/>
+    <w:lsdException w:unhideWhenUsed="0" w:uiPriority="67" w:semiHidden="0" w:name="Medium Grid 1 Accent 2"/>
+    <w:lsdException w:unhideWhenUsed="0" w:uiPriority="68" w:semiHidden="0" w:name="Medium Grid 2 Accent 2"/>
+    <w:lsdException w:unhideWhenUsed="0" w:uiPriority="69" w:semiHidden="0" w:name="Medium Grid 3 Accent 2"/>
+    <w:lsdException w:unhideWhenUsed="0" w:uiPriority="70" w:semiHidden="0" w:name="Dark List Accent 2"/>
+    <w:lsdException w:unhideWhenUsed="0" w:uiPriority="71" w:semiHidden="0" w:name="Colorful Shading Accent 2"/>
+    <w:lsdException w:unhideWhenUsed="0" w:uiPriority="72" w:semiHidden="0" w:name="Colorful List Accent 2"/>
+    <w:lsdException w:unhideWhenUsed="0" w:uiPriority="73" w:semiHidden="0" w:name="Colorful Grid Accent 2"/>
+    <w:lsdException w:unhideWhenUsed="0" w:uiPriority="60" w:semiHidden="0" w:name="Light Shading Accent 3"/>
+    <w:lsdException w:unhideWhenUsed="0" w:uiPriority="61" w:semiHidden="0" w:name="Light List Accent 3"/>
+    <w:lsdException w:unhideWhenUsed="0" w:uiPriority="62" w:semiHidden="0" w:name="Light Grid Accent 3"/>
+    <w:lsdException w:unhideWhenUsed="0" w:uiPriority="63" w:semiHidden="0" w:name="Medium Shading 1 Accent 3"/>
+    <w:lsdException w:unhideWhenUsed="0" w:uiPriority="64" w:semiHidden="0" w:name="Medium Shading 2 Accent 3"/>
+    <w:lsdException w:unhideWhenUsed="0" w:uiPriority="65" w:semiHidden="0" w:name="Medium List 1 Accent 3"/>
+    <w:lsdException w:unhideWhenUsed="0" w:uiPriority="66" w:semiHidden="0" w:name="Medium List 2 Accent 3"/>
+    <w:lsdException w:unhideWhenUsed="0" w:uiPriority="67" w:semiHidden="0" w:name="Medium Grid 1 Accent 3"/>
+    <w:lsdException w:unhideWhenUsed="0" w:uiPriority="68" w:semiHidden="0" w:name="Medium Grid 2 Accent 3"/>
+    <w:lsdException w:unhideWhenUsed="0" w:uiPriority="69" w:semiHidden="0" w:name="Medium Grid 3 Accent 3"/>
+    <w:lsdException w:unhideWhenUsed="0" w:uiPriority="70" w:semiHidden="0" w:name="Dark List Accent 3"/>
+    <w:lsdException w:unhideWhenUsed="0" w:uiPriority="71" w:semiHidden="0" w:name="Colorful Shading Accent 3"/>
+    <w:lsdException w:unhideWhenUsed="0" w:uiPriority="72" w:semiHidden="0" w:name="Colorful List Accent 3"/>
+    <w:lsdException w:unhideWhenUsed="0" w:uiPriority="73" w:semiHidden="0" w:name="Colorful Grid Accent 3"/>
+    <w:lsdException w:unhideWhenUsed="0" w:uiPriority="60" w:semiHidden="0" w:name="Light Shading Accent 4"/>
+    <w:lsdException w:unhideWhenUsed="0" w:uiPriority="61" w:semiHidden="0" w:name="Light List Accent 4"/>
+    <w:lsdException w:unhideWhenUsed="0" w:uiPriority="62" w:semiHidden="0" w:name="Light Grid Accent 4"/>
+    <w:lsdException w:unhideWhenUsed="0" w:uiPriority="63" w:semiHidden="0" w:name="Medium Shading 1 Accent 4"/>
+    <w:lsdException w:unhideWhenUsed="0" w:uiPriority="64" w:semiHidden="0" w:name="Medium Shading 2 Accent 4"/>
+    <w:lsdException w:unhideWhenUsed="0" w:uiPriority="65" w:semiHidden="0" w:name="Medium List 1 Accent 4"/>
+    <w:lsdException w:unhideWhenUsed="0" w:uiPriority="66" w:semiHidden="0" w:name="Medium List 2 Accent 4"/>
+    <w:lsdException w:unhideWhenUsed="0" w:uiPriority="67" w:semiHidden="0" w:name="Medium Grid 1 Accent 4"/>
+    <w:lsdException w:unhideWhenUsed="0" w:uiPriority="68" w:semiHidden="0" w:name="Medium Grid 2 Accent 4"/>
+    <w:lsdException w:unhideWhenUsed="0" w:uiPriority="69" w:semiHidden="0" w:name="Medium Grid 3 Accent 4"/>
+    <w:lsdException w:unhideWhenUsed="0" w:uiPriority="70" w:semiHidden="0" w:name="Dark List Accent 4"/>
+    <w:lsdException w:unhideWhenUsed="0" w:uiPriority="71" w:semiHidden="0" w:name="Colorful Shading Accent 4"/>
+    <w:lsdException w:unhideWhenUsed="0" w:uiPriority="72" w:semiHidden="0" w:name="Colorful List Accent 4"/>
+    <w:lsdException w:unhideWhenUsed="0" w:uiPriority="73" w:semiHidden="0" w:name="Colorful Grid Accent 4"/>
+    <w:lsdException w:unhideWhenUsed="0" w:uiPriority="60" w:semiHidden="0" w:name="Light Shading Accent 5"/>
+    <w:lsdException w:unhideWhenUsed="0" w:uiPriority="61" w:semiHidden="0" w:name="Light List Accent 5"/>
+    <w:lsdException w:unhideWhenUsed="0" w:uiPriority="62" w:semiHidden="0" w:name="Light Grid Accent 5"/>
+    <w:lsdException w:unhideWhenUsed="0" w:uiPriority="63" w:semiHidden="0" w:name="Medium Shading 1 Accent 5"/>
+    <w:lsdException w:unhideWhenUsed="0" w:uiPriority="64" w:semiHidden="0" w:name="Medium Shading 2 Accent 5"/>
+    <w:lsdException w:unhideWhenUsed="0" w:uiPriority="65" w:semiHidden="0" w:name="Medium List 1 Accent 5"/>
+    <w:lsdException w:unhideWhenUsed="0" w:uiPriority="66" w:semiHidden="0" w:name="Medium List 2 Accent 5"/>
+    <w:lsdException w:unhideWhenUsed="0" w:uiPriority="67" w:semiHidden="0" w:name="Medium Grid 1 Accent 5"/>
+    <w:lsdException w:unhideWhenUsed="0" w:uiPriority="68" w:semiHidden="0" w:name="Medium Grid 2 Accent 5"/>
+    <w:lsdException w:unhideWhenUsed="0" w:uiPriority="69" w:semiHidden="0" w:name="Medium Grid 3 Accent 5"/>
+    <w:lsdException w:unhideWhenUsed="0" w:uiPriority="70" w:semiHidden="0" w:name="Dark List Accent 5"/>
+    <w:lsdException w:unhideWhenUsed="0" w:uiPriority="71" w:semiHidden="0" w:name="Colorful Shading Accent 5"/>
+    <w:lsdException w:unhideWhenUsed="0" w:uiPriority="72" w:semiHidden="0" w:name="Colorful List Accent 5"/>
+    <w:lsdException w:unhideWhenUsed="0" w:uiPriority="73" w:semiHidden="0" w:name="Colorful Grid Accent 5"/>
+    <w:lsdException w:unhideWhenUsed="0" w:uiPriority="60" w:semiHidden="0" w:name="Light Shading Accent 6"/>
+    <w:lsdException w:unhideWhenUsed="0" w:uiPriority="61" w:semiHidden="0" w:name="Light List Accent 6"/>
+    <w:lsdException w:unhideWhenUsed="0" w:uiPriority="62" w:semiHidden="0" w:name="Light Grid Accent 6"/>
+    <w:lsdException w:unhideWhenUsed="0" w:uiPriority="63" w:semiHidden="0" w:name="Medium Shading 1 Accent 6"/>
+    <w:lsdException w:unhideWhenUsed="0" w:uiPriority="64" w:semiHidden="0" w:name="Medium Shading 2 Accent 6"/>
+    <w:lsdException w:unhideWhenUsed="0" w:uiPriority="65" w:semiHidden="0" w:name="Medium List 1 Accent 6"/>
+    <w:lsdException w:unhideWhenUsed="0" w:uiPriority="66" w:semiHidden="0" w:name="Medium List 2 Accent 6"/>
+    <w:lsdException w:unhideWhenUsed="0" w:uiPriority="67" w:semiHidden="0" w:name="Medium Grid 1 Accent 6"/>
+    <w:lsdException w:unhideWhenUsed="0" w:uiPriority="68" w:semiHidden="0" w:name="Medium Grid 2 Accent 6"/>
+    <w:lsdException w:unhideWhenUsed="0" w:uiPriority="69" w:semiHidden="0" w:name="Medium Grid 3 Accent 6"/>
+    <w:lsdException w:unhideWhenUsed="0" w:uiPriority="70" w:semiHidden="0" w:name="Dark List Accent 6"/>
+    <w:lsdException w:unhideWhenUsed="0" w:uiPriority="71" w:semiHidden="0" w:name="Colorful Shading Accent 6"/>
+    <w:lsdException w:unhideWhenUsed="0" w:uiPriority="72" w:semiHidden="0" w:name="Colorful List Accent 6"/>
+    <w:lsdException w:unhideWhenUsed="0" w:uiPriority="73" w:semiHidden="0" w:name="Colorful Grid Accent 6"/>
   </w:latentStyles>
-  <w:style w:type="paragraph" w:default="1" w:styleId="Normal">
+  <w:style w:type="paragraph" w:default="1" w:styleId="1">
     <w:name w:val="Normal"/>
     <w:qFormat/>
+    <w:uiPriority w:val="0"/>
     <w:pPr>
       <w:kinsoku w:val="0"/>
       <w:autoSpaceDE w:val="0"/>
@@ -4208,7 +4299,7 @@
       <w:textAlignment w:val="baseline"/>
     </w:pPr>
     <w:rPr>
-      <w:rFonts w:ascii="Arial" w:eastAsia="宋体" w:hAnsi="Arial" w:cs="Arial"/>
+      <w:rFonts w:ascii="Arial" w:hAnsi="Arial" w:eastAsia="宋体" w:cs="Arial"/>
       <w:snapToGrid w:val="0"/>
       <w:color w:val="000000"/>
       <w:kern w:val="0"/>
@@ -4217,11 +4308,12 @@
       <w:lang w:val="en-US" w:eastAsia="en-US" w:bidi="ar-SA"/>
     </w:rPr>
   </w:style>
-  <w:style w:type="paragraph" w:styleId="Heading1">
+  <w:style w:type="paragraph" w:styleId="2">
     <w:name w:val="heading 1"/>
-    <w:basedOn w:val="Normal"/>
-    <w:next w:val="Normal"/>
+    <w:basedOn w:val="1"/>
+    <w:next w:val="1"/>
     <w:qFormat/>
+    <w:uiPriority w:val="0"/>
     <w:pPr>
       <w:keepNext/>
       <w:keepLines/>
@@ -4239,12 +4331,13 @@
       <w:sz w:val="44"/>
     </w:rPr>
   </w:style>
-  <w:style w:type="paragraph" w:styleId="Heading2">
+  <w:style w:type="paragraph" w:styleId="3">
     <w:name w:val="heading 2"/>
-    <w:basedOn w:val="Normal"/>
-    <w:next w:val="Normal"/>
+    <w:basedOn w:val="1"/>
+    <w:next w:val="1"/>
     <w:unhideWhenUsed/>
     <w:qFormat/>
+    <w:uiPriority w:val="0"/>
     <w:pPr>
       <w:keepNext/>
       <w:keepLines/>
@@ -4257,18 +4350,19 @@
       <w:outlineLvl w:val="1"/>
     </w:pPr>
     <w:rPr>
-      <w:rFonts w:ascii="Arial" w:eastAsia="黑体" w:hAnsi="Arial"/>
+      <w:rFonts w:ascii="Arial" w:hAnsi="Arial" w:eastAsia="黑体"/>
       <w:b/>
       <w:sz w:val="32"/>
     </w:rPr>
   </w:style>
-  <w:style w:type="paragraph" w:styleId="Heading3">
+  <w:style w:type="paragraph" w:styleId="4">
     <w:name w:val="heading 3"/>
-    <w:basedOn w:val="Normal"/>
-    <w:next w:val="Normal"/>
+    <w:basedOn w:val="1"/>
+    <w:next w:val="1"/>
     <w:semiHidden/>
     <w:unhideWhenUsed/>
     <w:qFormat/>
+    <w:uiPriority w:val="0"/>
     <w:pPr>
       <w:keepNext/>
       <w:keepLines/>
@@ -4285,12 +4379,13 @@
       <w:sz w:val="32"/>
     </w:rPr>
   </w:style>
-  <w:style w:type="paragraph" w:styleId="Heading4">
+  <w:style w:type="paragraph" w:styleId="5">
     <w:name w:val="heading 4"/>
-    <w:basedOn w:val="Normal"/>
-    <w:next w:val="Normal"/>
+    <w:basedOn w:val="1"/>
+    <w:next w:val="1"/>
     <w:unhideWhenUsed/>
     <w:qFormat/>
+    <w:uiPriority w:val="0"/>
     <w:pPr>
       <w:keepNext/>
       <w:keepLines/>
@@ -4303,18 +4398,19 @@
       <w:outlineLvl w:val="3"/>
     </w:pPr>
     <w:rPr>
-      <w:rFonts w:ascii="Arial" w:eastAsia="黑体" w:hAnsi="Arial"/>
+      <w:rFonts w:ascii="Arial" w:hAnsi="Arial" w:eastAsia="黑体"/>
       <w:b/>
       <w:sz w:val="28"/>
     </w:rPr>
   </w:style>
-  <w:style w:type="paragraph" w:styleId="Heading5">
+  <w:style w:type="paragraph" w:styleId="6">
     <w:name w:val="heading 5"/>
-    <w:basedOn w:val="Normal"/>
-    <w:next w:val="Normal"/>
+    <w:basedOn w:val="1"/>
+    <w:next w:val="1"/>
     <w:semiHidden/>
     <w:unhideWhenUsed/>
     <w:qFormat/>
+    <w:uiPriority w:val="0"/>
     <w:pPr>
       <w:keepNext/>
       <w:keepLines/>
@@ -4331,13 +4427,14 @@
       <w:sz w:val="28"/>
     </w:rPr>
   </w:style>
-  <w:style w:type="paragraph" w:styleId="Heading6">
+  <w:style w:type="paragraph" w:styleId="7">
     <w:name w:val="heading 6"/>
-    <w:basedOn w:val="Normal"/>
-    <w:next w:val="Normal"/>
+    <w:basedOn w:val="1"/>
+    <w:next w:val="1"/>
     <w:semiHidden/>
     <w:unhideWhenUsed/>
     <w:qFormat/>
+    <w:uiPriority w:val="0"/>
     <w:pPr>
       <w:keepNext/>
       <w:keepLines/>
@@ -4350,18 +4447,19 @@
       <w:outlineLvl w:val="5"/>
     </w:pPr>
     <w:rPr>
-      <w:rFonts w:ascii="Arial" w:eastAsia="黑体" w:hAnsi="Arial"/>
+      <w:rFonts w:ascii="Arial" w:hAnsi="Arial" w:eastAsia="黑体"/>
       <w:b/>
       <w:sz w:val="24"/>
     </w:rPr>
   </w:style>
-  <w:style w:type="paragraph" w:styleId="Heading7">
+  <w:style w:type="paragraph" w:styleId="8">
     <w:name w:val="heading 7"/>
-    <w:basedOn w:val="Normal"/>
-    <w:next w:val="Normal"/>
+    <w:basedOn w:val="1"/>
+    <w:next w:val="1"/>
     <w:semiHidden/>
     <w:unhideWhenUsed/>
     <w:qFormat/>
+    <w:uiPriority w:val="0"/>
     <w:pPr>
       <w:keepNext/>
       <w:keepLines/>
@@ -4378,13 +4476,14 @@
       <w:sz w:val="24"/>
     </w:rPr>
   </w:style>
-  <w:style w:type="paragraph" w:styleId="Heading8">
+  <w:style w:type="paragraph" w:styleId="9">
     <w:name w:val="heading 8"/>
-    <w:basedOn w:val="Normal"/>
-    <w:next w:val="Normal"/>
+    <w:basedOn w:val="1"/>
+    <w:next w:val="1"/>
     <w:semiHidden/>
     <w:unhideWhenUsed/>
     <w:qFormat/>
+    <w:uiPriority w:val="0"/>
     <w:pPr>
       <w:keepNext/>
       <w:keepLines/>
@@ -4397,17 +4496,18 @@
       <w:outlineLvl w:val="7"/>
     </w:pPr>
     <w:rPr>
-      <w:rFonts w:ascii="Arial" w:eastAsia="黑体" w:hAnsi="Arial"/>
+      <w:rFonts w:ascii="Arial" w:hAnsi="Arial" w:eastAsia="黑体"/>
       <w:sz w:val="24"/>
     </w:rPr>
   </w:style>
-  <w:style w:type="paragraph" w:styleId="Heading9">
+  <w:style w:type="paragraph" w:styleId="10">
     <w:name w:val="heading 9"/>
-    <w:basedOn w:val="Normal"/>
-    <w:next w:val="Normal"/>
+    <w:basedOn w:val="1"/>
+    <w:next w:val="1"/>
     <w:semiHidden/>
     <w:unhideWhenUsed/>
     <w:qFormat/>
+    <w:uiPriority w:val="0"/>
     <w:pPr>
       <w:keepNext/>
       <w:keepLines/>
@@ -4420,19 +4520,21 @@
       <w:outlineLvl w:val="8"/>
     </w:pPr>
     <w:rPr>
-      <w:rFonts w:ascii="Arial" w:eastAsia="黑体" w:hAnsi="Arial"/>
+      <w:rFonts w:ascii="Arial" w:hAnsi="Arial" w:eastAsia="黑体"/>
       <w:sz w:val="21"/>
     </w:rPr>
   </w:style>
-  <w:style w:type="character" w:default="1" w:styleId="DefaultParagraphFont">
+  <w:style w:type="character" w:default="1" w:styleId="22">
     <w:name w:val="Default Paragraph Font"/>
     <w:semiHidden/>
     <w:qFormat/>
+    <w:uiPriority w:val="0"/>
   </w:style>
-  <w:style w:type="table" w:default="1" w:styleId="TableNormal">
+  <w:style w:type="table" w:default="1" w:styleId="20">
     <w:name w:val="Normal Table"/>
     <w:semiHidden/>
     <w:qFormat/>
+    <w:uiPriority w:val="0"/>
     <w:tblPr>
       <w:tblCellMar>
         <w:top w:w="0" w:type="dxa"/>
@@ -4442,39 +4544,43 @@
       </w:tblCellMar>
     </w:tblPr>
   </w:style>
-  <w:style w:type="paragraph" w:styleId="CommentText">
+  <w:style w:type="paragraph" w:styleId="11">
     <w:name w:val="annotation text"/>
-    <w:basedOn w:val="Normal"/>
+    <w:basedOn w:val="1"/>
     <w:qFormat/>
+    <w:uiPriority w:val="0"/>
     <w:pPr>
       <w:jc w:val="left"/>
     </w:pPr>
   </w:style>
-  <w:style w:type="paragraph" w:styleId="BodyText">
+  <w:style w:type="paragraph" w:styleId="12">
     <w:name w:val="Body Text"/>
-    <w:basedOn w:val="Normal"/>
+    <w:basedOn w:val="1"/>
     <w:semiHidden/>
     <w:qFormat/>
+    <w:uiPriority w:val="0"/>
     <w:rPr>
-      <w:rFonts w:ascii="Arial" w:eastAsia="Arial" w:hAnsi="Arial" w:cs="Arial"/>
+      <w:rFonts w:ascii="Arial" w:hAnsi="Arial" w:eastAsia="Arial" w:cs="Arial"/>
       <w:sz w:val="21"/>
       <w:szCs w:val="21"/>
       <w:lang w:val="en-US" w:eastAsia="en-US" w:bidi="ar-SA"/>
     </w:rPr>
   </w:style>
-  <w:style w:type="paragraph" w:styleId="TOC3">
+  <w:style w:type="paragraph" w:styleId="13">
     <w:name w:val="toc 3"/>
-    <w:basedOn w:val="Normal"/>
-    <w:next w:val="Normal"/>
+    <w:basedOn w:val="1"/>
+    <w:next w:val="1"/>
     <w:qFormat/>
+    <w:uiPriority w:val="0"/>
     <w:pPr>
       <w:ind w:left="840" w:leftChars="400"/>
     </w:pPr>
   </w:style>
-  <w:style w:type="paragraph" w:styleId="Footer">
+  <w:style w:type="paragraph" w:styleId="14">
     <w:name w:val="footer"/>
-    <w:basedOn w:val="Normal"/>
+    <w:basedOn w:val="1"/>
     <w:qFormat/>
+    <w:uiPriority w:val="0"/>
     <w:pPr>
       <w:tabs>
         <w:tab w:val="center" w:pos="4153"/>
@@ -4487,16 +4593,17 @@
       <w:sz w:val="18"/>
     </w:rPr>
   </w:style>
-  <w:style w:type="paragraph" w:styleId="Header">
+  <w:style w:type="paragraph" w:styleId="15">
     <w:name w:val="header"/>
-    <w:basedOn w:val="Normal"/>
+    <w:basedOn w:val="1"/>
     <w:qFormat/>
+    <w:uiPriority w:val="0"/>
     <w:pPr>
       <w:pBdr>
-        <w:top w:val="nil"/>
-        <w:left w:val="nil"/>
-        <w:bottom w:val="nil"/>
-        <w:right w:val="nil"/>
+        <w:top w:val="none" w:color="auto" w:sz="0" w:space="0"/>
+        <w:left w:val="none" w:color="auto" w:sz="0" w:space="0"/>
+        <w:bottom w:val="none" w:color="auto" w:sz="0" w:space="0"/>
+        <w:right w:val="none" w:color="auto" w:sz="0" w:space="0"/>
       </w:pBdr>
       <w:tabs>
         <w:tab w:val="center" w:pos="4153"/>
@@ -4511,37 +4618,41 @@
       <w:sz w:val="18"/>
     </w:rPr>
   </w:style>
-  <w:style w:type="paragraph" w:styleId="TOC1">
+  <w:style w:type="paragraph" w:styleId="16">
     <w:name w:val="toc 1"/>
-    <w:basedOn w:val="Normal"/>
-    <w:next w:val="Normal"/>
+    <w:basedOn w:val="1"/>
+    <w:next w:val="1"/>
     <w:qFormat/>
+    <w:uiPriority w:val="0"/>
     <w:rPr>
-      <w:rFonts w:ascii="Arial" w:eastAsia="Microsoft JhengHei" w:hAnsi="Arial"/>
+      <w:rFonts w:ascii="Arial" w:hAnsi="Arial" w:eastAsia="Microsoft JhengHei"/>
       <w:sz w:val="24"/>
     </w:rPr>
   </w:style>
-  <w:style w:type="paragraph" w:styleId="TOC2">
+  <w:style w:type="paragraph" w:styleId="17">
     <w:name w:val="toc 2"/>
-    <w:basedOn w:val="Normal"/>
-    <w:next w:val="Normal"/>
+    <w:basedOn w:val="1"/>
+    <w:next w:val="1"/>
     <w:qFormat/>
+    <w:uiPriority w:val="0"/>
     <w:pPr>
       <w:ind w:left="420" w:leftChars="200"/>
     </w:pPr>
   </w:style>
-  <w:style w:type="paragraph" w:styleId="NormalWeb">
+  <w:style w:type="paragraph" w:styleId="18">
     <w:name w:val="Normal (Web)"/>
-    <w:basedOn w:val="Normal"/>
+    <w:basedOn w:val="1"/>
     <w:qFormat/>
+    <w:uiPriority w:val="0"/>
     <w:rPr>
       <w:sz w:val="24"/>
     </w:rPr>
   </w:style>
-  <w:style w:type="paragraph" w:styleId="Title">
+  <w:style w:type="paragraph" w:styleId="19">
     <w:name w:val="Title"/>
-    <w:basedOn w:val="Normal"/>
+    <w:basedOn w:val="1"/>
     <w:qFormat/>
+    <w:uiPriority w:val="0"/>
     <w:pPr>
       <w:spacing w:before="240" w:beforeLines="0" w:beforeAutospacing="0" w:after="60" w:afterLines="0" w:afterAutospacing="0"/>
       <w:jc w:val="center"/>
@@ -4553,68 +4664,73 @@
       <w:sz w:val="32"/>
     </w:rPr>
   </w:style>
-  <w:style w:type="table" w:styleId="TableGrid">
+  <w:style w:type="table" w:styleId="21">
     <w:name w:val="Table Grid"/>
-    <w:basedOn w:val="TableNormal"/>
+    <w:basedOn w:val="20"/>
     <w:qFormat/>
+    <w:uiPriority w:val="0"/>
     <w:pPr>
       <w:widowControl w:val="0"/>
       <w:jc w:val="both"/>
     </w:pPr>
     <w:tblPr>
       <w:tblBorders>
-        <w:top w:val="single" w:sz="4" w:space="0" w:color="auto"/>
-        <w:left w:val="single" w:sz="4" w:space="0" w:color="auto"/>
-        <w:bottom w:val="single" w:sz="4" w:space="0" w:color="auto"/>
-        <w:right w:val="single" w:sz="4" w:space="0" w:color="auto"/>
-        <w:insideH w:val="single" w:sz="4" w:space="0" w:color="auto"/>
-        <w:insideV w:val="single" w:sz="4" w:space="0" w:color="auto"/>
+        <w:top w:val="single" w:color="auto" w:sz="4" w:space="0"/>
+        <w:left w:val="single" w:color="auto" w:sz="4" w:space="0"/>
+        <w:bottom w:val="single" w:color="auto" w:sz="4" w:space="0"/>
+        <w:right w:val="single" w:color="auto" w:sz="4" w:space="0"/>
+        <w:insideH w:val="single" w:color="auto" w:sz="4" w:space="0"/>
+        <w:insideV w:val="single" w:color="auto" w:sz="4" w:space="0"/>
       </w:tblBorders>
     </w:tblPr>
   </w:style>
-  <w:style w:type="character" w:styleId="Strong">
+  <w:style w:type="character" w:styleId="23">
     <w:name w:val="Strong"/>
-    <w:basedOn w:val="DefaultParagraphFont"/>
+    <w:basedOn w:val="22"/>
     <w:qFormat/>
+    <w:uiPriority w:val="0"/>
     <w:rPr>
       <w:b/>
     </w:rPr>
   </w:style>
-  <w:style w:type="paragraph" w:customStyle="1" w:styleId="a">
+  <w:style w:type="paragraph" w:customStyle="1" w:styleId="24">
     <w:name w:val="柴_公司名"/>
-    <w:basedOn w:val="Title"/>
+    <w:basedOn w:val="19"/>
     <w:qFormat/>
+    <w:uiPriority w:val="0"/>
     <w:pPr>
       <w:spacing w:after="600" w:afterLines="600"/>
     </w:pPr>
     <w:rPr>
-      <w:rFonts w:ascii="宋体" w:eastAsia="宋体" w:hAnsi="宋体" w:cs="宋体" w:hint="eastAsia"/>
+      <w:rFonts w:hint="eastAsia" w:ascii="宋体" w:hAnsi="宋体" w:eastAsia="宋体" w:cs="宋体"/>
       <w:bCs/>
       <w:spacing w:val="-6"/>
       <w:sz w:val="52"/>
       <w:szCs w:val="52"/>
     </w:rPr>
   </w:style>
-  <w:style w:type="paragraph" w:customStyle="1" w:styleId="a0">
+  <w:style w:type="paragraph" w:customStyle="1" w:styleId="25">
     <w:name w:val="柴_文档名"/>
-    <w:basedOn w:val="Title"/>
+    <w:basedOn w:val="19"/>
     <w:qFormat/>
+    <w:uiPriority w:val="0"/>
     <w:pPr>
       <w:spacing w:after="900" w:afterLines="900"/>
     </w:pPr>
     <w:rPr>
-      <w:rFonts w:ascii="黑体" w:eastAsia="黑体" w:hAnsi="黑体" w:cs="黑体"/>
+      <w:rFonts w:ascii="黑体" w:hAnsi="黑体" w:eastAsia="黑体" w:cs="黑体"/>
       <w:bCs/>
       <w:spacing w:val="-7"/>
       <w:sz w:val="52"/>
       <w:szCs w:val="52"/>
     </w:rPr>
   </w:style>
-  <w:style w:type="table" w:customStyle="1" w:styleId="TableNormal0">
+  <w:style w:type="table" w:customStyle="1" w:styleId="26">
     <w:name w:val="Table Normal_0"/>
     <w:semiHidden/>
     <w:unhideWhenUsed/>
     <w:qFormat/>
+    <w:uiPriority w:val="0"/>
     <w:tblPr>
       <w:tblCellMar>
         <w:top w:w="0" w:type="dxa"/>
@@ -4624,81 +4740,87 @@
       </w:tblCellMar>
     </w:tblPr>
   </w:style>
-  <w:style w:type="paragraph" w:customStyle="1" w:styleId="TableText">
+  <w:style w:type="paragraph" w:customStyle="1" w:styleId="27">
     <w:name w:val="Table Text"/>
-    <w:basedOn w:val="Normal"/>
+    <w:basedOn w:val="1"/>
     <w:semiHidden/>
     <w:qFormat/>
+    <w:uiPriority w:val="0"/>
     <w:rPr>
-      <w:rFonts w:ascii="宋体" w:eastAsia="宋体" w:hAnsi="宋体" w:cs="宋体"/>
+      <w:rFonts w:ascii="宋体" w:hAnsi="宋体" w:eastAsia="宋体" w:cs="宋体"/>
       <w:sz w:val="21"/>
       <w:szCs w:val="21"/>
       <w:lang w:val="en-US" w:eastAsia="en-US" w:bidi="ar-SA"/>
     </w:rPr>
   </w:style>
-  <w:style w:type="paragraph" w:customStyle="1" w:styleId="1">
+  <w:style w:type="paragraph" w:customStyle="1" w:styleId="28">
     <w:name w:val="柴_标题1"/>
-    <w:basedOn w:val="Heading1"/>
-    <w:next w:val="a1"/>
-    <w:link w:val="1Char"/>
+    <w:basedOn w:val="2"/>
+    <w:next w:val="29"/>
+    <w:link w:val="38"/>
     <w:qFormat/>
+    <w:uiPriority w:val="0"/>
     <w:pPr>
       <w:spacing w:before="100" w:after="90" w:line="360" w:lineRule="auto"/>
     </w:pPr>
     <w:rPr>
-      <w:rFonts w:ascii="Arial" w:eastAsia="宋体" w:hAnsi="Arial"/>
+      <w:rFonts w:ascii="Arial" w:hAnsi="Arial" w:eastAsia="宋体"/>
       <w:sz w:val="32"/>
     </w:rPr>
   </w:style>
-  <w:style w:type="paragraph" w:customStyle="1" w:styleId="a1">
+  <w:style w:type="paragraph" w:customStyle="1" w:styleId="29">
     <w:name w:val="柴_正文"/>
-    <w:basedOn w:val="BodyText"/>
-    <w:link w:val="Char"/>
+    <w:basedOn w:val="12"/>
+    <w:link w:val="41"/>
     <w:qFormat/>
+    <w:uiPriority w:val="0"/>
     <w:pPr>
       <w:spacing w:line="360" w:lineRule="auto"/>
       <w:ind w:firstLine="470" w:firstLineChars="200"/>
     </w:pPr>
     <w:rPr>
-      <w:rFonts w:ascii="Arial" w:eastAsia="宋体" w:hAnsi="Arial"/>
+      <w:rFonts w:ascii="Arial" w:hAnsi="Arial" w:eastAsia="宋体"/>
       <w:sz w:val="24"/>
       <w:lang w:eastAsia="zh-CN"/>
     </w:rPr>
   </w:style>
-  <w:style w:type="paragraph" w:customStyle="1" w:styleId="2">
+  <w:style w:type="paragraph" w:customStyle="1" w:styleId="30">
     <w:name w:val="柴_标题2"/>
-    <w:basedOn w:val="Heading2"/>
-    <w:next w:val="a1"/>
+    <w:basedOn w:val="3"/>
+    <w:next w:val="29"/>
     <w:qFormat/>
+    <w:uiPriority w:val="0"/>
     <w:pPr>
       <w:spacing w:line="360" w:lineRule="auto"/>
     </w:pPr>
     <w:rPr>
-      <w:rFonts w:ascii="Arial" w:eastAsia="宋体" w:hAnsi="Arial"/>
+      <w:rFonts w:ascii="Arial" w:hAnsi="Arial" w:eastAsia="宋体"/>
       <w:sz w:val="28"/>
     </w:rPr>
   </w:style>
-  <w:style w:type="paragraph" w:customStyle="1" w:styleId="3">
+  <w:style w:type="paragraph" w:customStyle="1" w:styleId="31">
     <w:name w:val="柴_标题3"/>
-    <w:basedOn w:val="Heading3"/>
-    <w:next w:val="a1"/>
+    <w:basedOn w:val="4"/>
+    <w:next w:val="29"/>
     <w:qFormat/>
+    <w:uiPriority w:val="0"/>
     <w:pPr>
       <w:spacing w:line="360" w:lineRule="auto"/>
       <w:ind w:left="0" w:firstLine="472" w:firstLineChars="200"/>
     </w:pPr>
     <w:rPr>
-      <w:rFonts w:ascii="宋体" w:eastAsia="宋体" w:hAnsi="宋体" w:cs="宋体"/>
+      <w:rFonts w:ascii="宋体" w:hAnsi="宋体" w:eastAsia="宋体" w:cs="宋体"/>
       <w:spacing w:val="-2"/>
       <w:sz w:val="24"/>
       <w:szCs w:val="24"/>
     </w:rPr>
   </w:style>
-  <w:style w:type="paragraph" w:customStyle="1" w:styleId="a2">
+  <w:style w:type="paragraph" w:customStyle="1" w:styleId="32">
     <w:name w:val="柴_目录"/>
-    <w:basedOn w:val="Normal"/>
-    <w:next w:val="BodyText"/>
+    <w:basedOn w:val="1"/>
+    <w:next w:val="12"/>
     <w:qFormat/>
+    <w:uiPriority w:val="0"/>
     <w:pPr>
       <w:tabs>
         <w:tab w:val="right" w:leader="dot" w:pos="8442"/>
@@ -4706,59 +4828,64 @@
       <w:ind w:left="0" w:leftChars="0"/>
     </w:pPr>
     <w:rPr>
-      <w:rFonts w:ascii="Arial" w:eastAsia="Microsoft JhengHei" w:hAnsi="Arial"/>
+      <w:rFonts w:ascii="Arial" w:hAnsi="Arial" w:eastAsia="Microsoft JhengHei"/>
       <w:sz w:val="24"/>
     </w:rPr>
   </w:style>
-  <w:style w:type="paragraph" w:customStyle="1" w:styleId="WPSOffice1">
+  <w:style w:type="paragraph" w:customStyle="1" w:styleId="33">
     <w:name w:val="WPSOffice手动目录 1"/>
     <w:qFormat/>
+    <w:uiPriority w:val="0"/>
     <w:pPr>
       <w:ind w:leftChars="0"/>
     </w:pPr>
     <w:rPr>
-      <w:rFonts w:ascii="Times New Roman" w:eastAsia="宋体" w:hAnsi="Times New Roman" w:cs="Times New Roman"/>
+      <w:rFonts w:ascii="Times New Roman" w:hAnsi="Times New Roman" w:eastAsia="宋体" w:cs="Times New Roman"/>
       <w:sz w:val="20"/>
       <w:szCs w:val="20"/>
     </w:rPr>
   </w:style>
-  <w:style w:type="paragraph" w:customStyle="1" w:styleId="WPSOffice2">
+  <w:style w:type="paragraph" w:customStyle="1" w:styleId="34">
     <w:name w:val="WPSOffice手动目录 2"/>
     <w:qFormat/>
+    <w:uiPriority w:val="0"/>
     <w:pPr>
       <w:ind w:leftChars="200"/>
     </w:pPr>
     <w:rPr>
-      <w:rFonts w:ascii="Times New Roman" w:eastAsia="宋体" w:hAnsi="Times New Roman" w:cs="Times New Roman"/>
+      <w:rFonts w:ascii="Times New Roman" w:hAnsi="Times New Roman" w:eastAsia="宋体" w:cs="Times New Roman"/>
       <w:sz w:val="20"/>
       <w:szCs w:val="20"/>
     </w:rPr>
   </w:style>
-  <w:style w:type="paragraph" w:customStyle="1" w:styleId="WPSOffice3">
+  <w:style w:type="paragraph" w:customStyle="1" w:styleId="35">
     <w:name w:val="WPSOffice手动目录 3"/>
     <w:qFormat/>
+    <w:uiPriority w:val="0"/>
     <w:pPr>
       <w:ind w:leftChars="400"/>
     </w:pPr>
     <w:rPr>
-      <w:rFonts w:ascii="Times New Roman" w:eastAsia="宋体" w:hAnsi="Times New Roman" w:cs="Times New Roman"/>
+      <w:rFonts w:ascii="Times New Roman" w:hAnsi="Times New Roman" w:eastAsia="宋体" w:cs="Times New Roman"/>
       <w:sz w:val="20"/>
       <w:szCs w:val="20"/>
     </w:rPr>
   </w:style>
-  <w:style w:type="paragraph" w:customStyle="1" w:styleId="Compact">
+  <w:style w:type="paragraph" w:customStyle="1" w:styleId="36">
     <w:name w:val="Compact"/>
-    <w:basedOn w:val="BodyText"/>
+    <w:basedOn w:val="12"/>
     <w:qFormat/>
+    <w:uiPriority w:val="0"/>
     <w:pPr>
       <w:spacing w:before="36" w:after="36"/>
     </w:pPr>
   </w:style>
-  <w:style w:type="table" w:customStyle="1" w:styleId="Table">
+  <w:style w:type="table" w:customStyle="1" w:styleId="37">
     <w:name w:val="Table"/>
     <w:semiHidden/>
     <w:unhideWhenUsed/>
     <w:qFormat/>
+    <w:uiPriority w:val="0"/>
     <w:tblPr>
       <w:tblCellMar>
         <w:top w:w="0" w:type="dxa"/>
@@ -4770,25 +4897,27 @@
     <w:tblStylePr w:type="firstRow">
       <w:tcPr>
         <w:tcBorders>
-          <w:bottom w:val="single" w:sz="0" w:space="0" w:color="auto"/>
+          <w:bottom w:val="single" w:color="auto" w:sz="0" w:space="0"/>
         </w:tcBorders>
         <w:vAlign w:val="bottom"/>
       </w:tcPr>
     </w:tblStylePr>
   </w:style>
-  <w:style w:type="character" w:customStyle="1" w:styleId="1Char">
+  <w:style w:type="character" w:customStyle="1" w:styleId="38">
     <w:name w:val="柴_标题1 Char"/>
-    <w:link w:val="1"/>
+    <w:link w:val="28"/>
     <w:qFormat/>
+    <w:uiPriority w:val="0"/>
     <w:rPr>
-      <w:rFonts w:ascii="Arial" w:eastAsia="宋体" w:hAnsi="Arial"/>
+      <w:rFonts w:ascii="Arial" w:hAnsi="Arial" w:eastAsia="宋体"/>
       <w:sz w:val="32"/>
     </w:rPr>
   </w:style>
-  <w:style w:type="paragraph" w:customStyle="1" w:styleId="a3">
+  <w:style w:type="paragraph" w:customStyle="1" w:styleId="39">
     <w:name w:val="柴_正文_无缩进"/>
-    <w:basedOn w:val="Normal"/>
+    <w:basedOn w:val="1"/>
     <w:qFormat/>
+    <w:uiPriority w:val="0"/>
     <w:pPr>
       <w:ind w:firstLine="0" w:firstLineChars="0"/>
     </w:pPr>
@@ -4798,29 +4927,31 @@
       <w:lang w:eastAsia="zh-CN"/>
     </w:rPr>
   </w:style>
-  <w:style w:type="paragraph" w:customStyle="1" w:styleId="4">
+  <w:style w:type="paragraph" w:customStyle="1" w:styleId="40">
     <w:name w:val="柴_标题4"/>
-    <w:basedOn w:val="Heading4"/>
-    <w:next w:val="Normal"/>
+    <w:basedOn w:val="5"/>
+    <w:next w:val="1"/>
     <w:qFormat/>
+    <w:uiPriority w:val="0"/>
     <w:pPr>
       <w:widowControl w:val="0"/>
       <w:spacing w:before="160" w:line="360" w:lineRule="auto"/>
-      <w:ind w:left="981" w:hanging="862" w:leftChars="300"/>
+      <w:ind w:left="981" w:leftChars="300" w:hanging="862"/>
     </w:pPr>
     <w:rPr>
-      <w:rFonts w:ascii="Calibri" w:eastAsia="宋体" w:hAnsi="Calibri" w:cs="宋体" w:hint="eastAsia"/>
+      <w:rFonts w:hint="eastAsia" w:ascii="Calibri" w:hAnsi="Calibri" w:eastAsia="宋体" w:cs="宋体"/>
       <w:sz w:val="24"/>
       <w:szCs w:val="24"/>
       <w:lang w:eastAsia="zh-CN" w:bidi="zh-CN"/>
     </w:rPr>
   </w:style>
-  <w:style w:type="character" w:customStyle="1" w:styleId="Char">
+  <w:style w:type="character" w:customStyle="1" w:styleId="41">
     <w:name w:val="柴_正文 Char"/>
-    <w:link w:val="a1"/>
+    <w:link w:val="29"/>
     <w:qFormat/>
+    <w:uiPriority w:val="0"/>
     <w:rPr>
-      <w:rFonts w:ascii="Arial" w:eastAsia="宋体" w:hAnsi="Arial"/>
+      <w:rFonts w:ascii="Arial" w:hAnsi="Arial" w:eastAsia="宋体"/>
       <w:sz w:val="24"/>
       <w:lang w:eastAsia="zh-CN"/>
     </w:rPr>
